--- a/gde-kadry-zin.docx
+++ b/gde-kadry-zin.docx
@@ -443,7 +443,7 @@
         </w:rPr>
         <w:t xml:space="preserve">Телеграм-канал:  </w:t>
       </w:r>
-      <w:hyperlink w:history="1" r:id="rIdoe6vseolghowoga24dvcg">
+      <w:hyperlink w:history="1" r:id="rId5a1fcyzyzvjv_jiseblag">
         <w:r>
           <w:rPr>
             <w:rFonts w:ascii="Cambria" w:cs="Cambria" w:eastAsia="Cambria" w:hAnsi="Cambria"/>
@@ -489,7 +489,7 @@
         </w:rPr>
         <w:t xml:space="preserve">Группа со статьями:  </w:t>
       </w:r>
-      <w:hyperlink w:history="1" r:id="rIdkpiyadq5rubfzlragtiii">
+      <w:hyperlink w:history="1" r:id="rIdj11kmn1okviw1xoynsiyu">
         <w:r>
           <w:rPr>
             <w:rFonts w:ascii="Cambria" w:cs="Cambria" w:eastAsia="Cambria" w:hAnsi="Cambria"/>
@@ -535,7 +535,7 @@
         </w:rPr>
         <w:t xml:space="preserve">Личный Telegram:  </w:t>
       </w:r>
-      <w:hyperlink w:history="1" r:id="rIdnetxoxp0xc1ssaigydkdw">
+      <w:hyperlink w:history="1" r:id="rIdm-gentqwmxq5znnfsmuma">
         <w:r>
           <w:rPr>
             <w:rFonts w:ascii="Cambria" w:cs="Cambria" w:eastAsia="Cambria" w:hAnsi="Cambria"/>
@@ -564,7 +564,7 @@
         </w:rPr>
         <w:t xml:space="preserve">Канал на Дзене:  </w:t>
       </w:r>
-      <w:hyperlink w:history="1" r:id="rIdz9rpnmeer_moocthwyuf1">
+      <w:hyperlink w:history="1" r:id="rIdf5ie4htwcqyhfhbc-19wn">
         <w:r>
           <w:rPr>
             <w:rFonts w:ascii="Cambria" w:cs="Cambria" w:eastAsia="Cambria" w:hAnsi="Cambria"/>
@@ -719,7 +719,7 @@
           <w:sz w:val="22"/>
           <w:szCs w:val="22"/>
         </w:rPr>
-        <w:t xml:space="preserve">Поэтому книга устроена как разговор, а не как методичка. Сначала зеркало: на какие рычаги вы давите зря и почему люди в вашей системе ведут себя именно так. Потом деньги: почему «доплачу, чтобы старался» не работает и как платить по-человечески, не разоряясь. Потом наём: как находить людей и перестать заводить внутрь тех, с кем потом мучаешься. И, наконец, расставание: как уходить и отпускать без обид, без налоговых сюрпризов и без чувства, что ты кого-то предал.</w:t>
+        <w:t xml:space="preserve">Поэтому книга устроена как разговор, а не как методичка. Сначала зеркало: на какие рычаги вы давите зря и почему люди в вашей системе ведут себя именно так. Потом деньги: почему «доплачу, чтобы старался» не работает и как платить по-человечески, не разоряясь. Потом наём: как находить людей и перестать заводить внутрь тех, с кем потом мучаешься. И, наконец, расставание: как уходить и отпускать без обид и без чувства, что ты кого-то предал.</w:t>
       </w:r>
     </w:p>
     <w:p>
@@ -862,7 +862,7 @@
         </w:rPr>
         <w:t xml:space="preserve">Опубликовано в Дзене: </w:t>
       </w:r>
-      <w:hyperlink w:history="1" r:id="rIdghbpfj13u1lqpk5upyo8y">
+      <w:hyperlink w:history="1" r:id="rIdk-phf9qj2b1eagfg_sal-">
         <w:r>
           <w:rPr>
             <w:rFonts w:ascii="Cambria" w:cs="Cambria" w:eastAsia="Cambria" w:hAnsi="Cambria"/>
@@ -1172,7 +1172,7 @@
         </w:rPr>
         <w:t xml:space="preserve">Опубликовано в Дзене: </w:t>
       </w:r>
-      <w:hyperlink w:history="1" r:id="rIdx9hboptip8sps9eo-thlp">
+      <w:hyperlink w:history="1" r:id="rIdzw7b3kinayskibci15x9a">
         <w:r>
           <w:rPr>
             <w:rFonts w:ascii="Cambria" w:cs="Cambria" w:eastAsia="Cambria" w:hAnsi="Cambria"/>
@@ -1454,7 +1454,7 @@
         </w:rPr>
         <w:t xml:space="preserve">Опубликовано в Дзене: </w:t>
       </w:r>
-      <w:hyperlink w:history="1" r:id="rId4iulxaaoqldxgsn5eggj2">
+      <w:hyperlink w:history="1" r:id="rIdq33wnf4-t_gc-yys1aaxx">
         <w:r>
           <w:rPr>
             <w:rFonts w:ascii="Cambria" w:cs="Cambria" w:eastAsia="Cambria" w:hAnsi="Cambria"/>
@@ -1757,7 +1757,7 @@
         </w:rPr>
         <w:t xml:space="preserve">Опубликовано в Дзене: </w:t>
       </w:r>
-      <w:hyperlink w:history="1" r:id="rIdqg9tyqkgikn0piwqdky5p">
+      <w:hyperlink w:history="1" r:id="rIdvr8zvoveuo84jofdiqnsq">
         <w:r>
           <w:rPr>
             <w:rFonts w:ascii="Cambria" w:cs="Cambria" w:eastAsia="Cambria" w:hAnsi="Cambria"/>
@@ -2081,7 +2081,7 @@
         </w:rPr>
         <w:t xml:space="preserve">Опубликовано в Дзене: </w:t>
       </w:r>
-      <w:hyperlink w:history="1" r:id="rIduc6vvfezofjtycbwuqz3m">
+      <w:hyperlink w:history="1" r:id="rId3usbcorrb1kv3rsm0bz8q">
         <w:r>
           <w:rPr>
             <w:rFonts w:ascii="Cambria" w:cs="Cambria" w:eastAsia="Cambria" w:hAnsi="Cambria"/>
@@ -2335,7 +2335,7 @@
         </w:rPr>
         <w:t xml:space="preserve">Опубликовано в Дзене: </w:t>
       </w:r>
-      <w:hyperlink w:history="1" r:id="rIduntf4ewopsu2_8z8pmqxl">
+      <w:hyperlink w:history="1" r:id="rId2gqciaazfwytpo72jeffg">
         <w:r>
           <w:rPr>
             <w:rFonts w:ascii="Cambria" w:cs="Cambria" w:eastAsia="Cambria" w:hAnsi="Cambria"/>
@@ -2708,7 +2708,7 @@
         </w:rPr>
         <w:t xml:space="preserve">Опубликовано в Дзене: </w:t>
       </w:r>
-      <w:hyperlink w:history="1" r:id="rIdhq1m4e14vrfldmkb5cuqx">
+      <w:hyperlink w:history="1" r:id="rIdjteydhjnkeqy0rf-inkyh">
         <w:r>
           <w:rPr>
             <w:rFonts w:ascii="Cambria" w:cs="Cambria" w:eastAsia="Cambria" w:hAnsi="Cambria"/>
@@ -2934,7 +2934,7 @@
         </w:rPr>
         <w:t xml:space="preserve">Опубликовано в Дзене: </w:t>
       </w:r>
-      <w:hyperlink w:history="1" r:id="rIdjey1vbtecxtv5eontx-zy">
+      <w:hyperlink w:history="1" r:id="rIdtah52ixtwo-6snf0t3xxf">
         <w:r>
           <w:rPr>
             <w:rFonts w:ascii="Cambria" w:cs="Cambria" w:eastAsia="Cambria" w:hAnsi="Cambria"/>
@@ -3120,7 +3120,7 @@
         </w:rPr>
         <w:t xml:space="preserve">Опубликовано в Дзене: </w:t>
       </w:r>
-      <w:hyperlink w:history="1" r:id="rIdbbxelq9h0kphfthcumhbp">
+      <w:hyperlink w:history="1" r:id="rIdgfnh2xo9jpyexjlkmwo6-">
         <w:r>
           <w:rPr>
             <w:rFonts w:ascii="Cambria" w:cs="Cambria" w:eastAsia="Cambria" w:hAnsi="Cambria"/>
@@ -3320,7 +3320,7 @@
         </w:rPr>
         <w:t xml:space="preserve">Опубликовано в Дзене: </w:t>
       </w:r>
-      <w:hyperlink w:history="1" r:id="rIdbkwnceswwzhlhkx0isbiz">
+      <w:hyperlink w:history="1" r:id="rIdktwdn-lcgmh6tzt4ns3la">
         <w:r>
           <w:rPr>
             <w:rFonts w:ascii="Cambria" w:cs="Cambria" w:eastAsia="Cambria" w:hAnsi="Cambria"/>
@@ -3505,7 +3505,7 @@
           <w:sz w:val="56"/>
           <w:szCs w:val="56"/>
         </w:rPr>
-        <w:t xml:space="preserve">Расставание и риски</w:t>
+        <w:t xml:space="preserve">Расставание</w:t>
       </w:r>
     </w:p>
     <w:p>
@@ -3522,7 +3522,7 @@
           <w:sz w:val="28"/>
           <w:szCs w:val="28"/>
         </w:rPr>
-        <w:t xml:space="preserve">Увольнения, уходы и серые схемы</w:t>
+        <w:t xml:space="preserve">Как уходить и отпускать по-взрослому</w:t>
       </w:r>
     </w:p>
     <w:p>
@@ -3540,7 +3540,7 @@
           <w:sz w:val="22"/>
           <w:szCs w:val="22"/>
         </w:rPr>
-        <w:t xml:space="preserve">С людьми приходится не только встречаться, но и расставаться, и здесь собственник теряет больше всего: на серых схемах оформления, на том, что держит уставшего человека из жалости, и на том, что увольняет молча и без правил. Последняя часть про то, как уходить по-взрослому: без налоговых сюрпризов, без обид и с тем милосердием, которое отличает руководителя от начальника.</w:t>
+        <w:t xml:space="preserve">С людьми приходится не только встречаться, но и расставаться, и именно здесь собственник теряет больше всего: на том, что держит уставшего человека из жалости, и на том, что увольняет молча и без правил. Последняя часть про то, как уходить и отпускать по-взрослому: без обид, без застрявших в колесе и с тем милосердием, которое отличает руководителя от начальника.</w:t>
       </w:r>
     </w:p>
     <w:p>
@@ -3578,7 +3578,7 @@
           <w:sz w:val="36"/>
           <w:szCs w:val="36"/>
         </w:rPr>
-        <w:t xml:space="preserve">Схемотоз «перевода сотрудников в предприниматели» и его последствия</w:t>
+        <w:t xml:space="preserve">Управление уходом: как расставаться по-взрослому</w:t>
       </w:r>
     </w:p>
     <w:p>
@@ -3597,287 +3597,7 @@
         </w:rPr>
         <w:t xml:space="preserve">Опубликовано в Дзене: </w:t>
       </w:r>
-      <w:hyperlink w:history="1" r:id="rIdjq-z6qfcri6njwflr2mtm">
-        <w:r>
-          <w:rPr>
-            <w:rFonts w:ascii="Cambria" w:cs="Cambria" w:eastAsia="Cambria" w:hAnsi="Cambria"/>
-            <w:i/>
-            <w:iCs/>
-            <w:color w:val="2E5AAC"/>
-            <w:sz w:val="18"/>
-            <w:szCs w:val="18"/>
-            <w:u w:val="single"/>
-          </w:rPr>
-          <w:t xml:space="preserve">dzen.ru/a/ZH1tZaIq2FY-Hb22</w:t>
-        </w:r>
-      </w:hyperlink>
-    </w:p>
-    <w:p>
-      <w:pPr>
-        <w:spacing w:after="160" w:line="320"/>
-        <w:jc w:val="both"/>
-      </w:pPr>
-      <w:r>
-        <w:rPr>
-          <w:rFonts w:ascii="Cambria" w:cs="Cambria" w:eastAsia="Cambria" w:hAnsi="Cambria"/>
-          <w:i/>
-          <w:iCs/>
-          <w:sz w:val="22"/>
-          <w:szCs w:val="22"/>
-        </w:rPr>
-        <w:t xml:space="preserve">Самая частая попытка собственника сэкономить на людях, это перевести их из сотрудников в предприниматели. Заманчиво: налоги падают в разы, и цена для клиента тоже. Глава о том, где проходит граница между «делать» и «имитировать», и почему имитация всегда дороже, чем кажется.</w:t>
-      </w:r>
-    </w:p>
-    <w:p>
-      <w:pPr>
-        <w:spacing w:after="160" w:line="320"/>
-        <w:jc w:val="both"/>
-      </w:pPr>
-      <w:r>
-        <w:rPr>
-          <w:rFonts w:ascii="Cambria" w:cs="Cambria" w:eastAsia="Cambria" w:hAnsi="Cambria"/>
-          <w:sz w:val="22"/>
-          <w:szCs w:val="22"/>
-        </w:rPr>
-        <w:t xml:space="preserve">В одном отраслевом чате как-то спросили: коллеги, а как вы работаете с монтажными бригадами? Конкуренты, мол, предлагают монтажникам оформиться предпринимателями и платить всё через них, ничего не удерживая. Вопрос живой, потому что соблазн понятен любому, кто хоть раз считал свою налоговую нагрузку.</w:t>
-      </w:r>
-    </w:p>
-    <w:p>
-      <w:pPr>
-        <w:pStyle w:val="Heading2"/>
-        <w:spacing w:after="180" w:before="360"/>
-      </w:pPr>
-      <w:r>
-        <w:rPr>
-          <w:rFonts w:ascii="Cambria" w:cs="Cambria" w:eastAsia="Cambria" w:hAnsi="Cambria"/>
-        </w:rPr>
-        <w:t xml:space="preserve">Почему это так тянет сделать</w:t>
-      </w:r>
-    </w:p>
-    <w:p>
-      <w:pPr>
-        <w:spacing w:after="160" w:line="320"/>
-        <w:jc w:val="both"/>
-      </w:pPr>
-      <w:r>
-        <w:rPr>
-          <w:rFonts w:ascii="Cambria" w:cs="Cambria" w:eastAsia="Cambria" w:hAnsi="Cambria"/>
-          <w:sz w:val="22"/>
-          <w:szCs w:val="22"/>
-        </w:rPr>
-        <w:t xml:space="preserve">Посчитаем грубо. Чтобы заплатить сборщику десять тысяч рублей чистыми, на общей системе налогообложения вам придётся взять с клиента почти вдвое больше. Сложите подоходный налог, отпускные, страховые взносы под треть от начисленного, и сверху налог на добавленную стоимость, который с зарплаты к вычету не примешь. Выходит, что нагрузка примерно равна самой зарплате, рубль к рублю. На упрощёнке полегче, процентов шестьдесят-шестьдесят пять. А вот если тот же сборщик работает как самозанятый или предприниматель, он платит четыре или шесть процентов.</w:t>
-      </w:r>
-    </w:p>
-    <w:p>
-      <w:pPr>
-        <w:spacing w:after="160" w:line="320"/>
-        <w:jc w:val="both"/>
-      </w:pPr>
-      <w:r>
-        <w:rPr>
-          <w:rFonts w:ascii="Cambria" w:cs="Cambria" w:eastAsia="Cambria" w:hAnsi="Cambria"/>
-          <w:sz w:val="22"/>
-          <w:szCs w:val="22"/>
-        </w:rPr>
-        <w:t xml:space="preserve">Разница в цене для клиента впечатляет: где было двадцать тысяч, становится десять с небольшим. В кризис за такую экономию хватаются как за спасательный круг.</w:t>
-      </w:r>
-    </w:p>
-    <w:p>
-      <w:pPr>
-        <w:pStyle w:val="Heading2"/>
-        <w:spacing w:after="180" w:before="360"/>
-      </w:pPr>
-      <w:r>
-        <w:rPr>
-          <w:rFonts w:ascii="Cambria" w:cs="Cambria" w:eastAsia="Cambria" w:hAnsi="Cambria"/>
-        </w:rPr>
-        <w:t xml:space="preserve">Делать можно, имитировать нельзя</w:t>
-      </w:r>
-    </w:p>
-    <w:p>
-      <w:pPr>
-        <w:spacing w:after="160" w:line="320"/>
-        <w:jc w:val="both"/>
-      </w:pPr>
-      <w:r>
-        <w:rPr>
-          <w:rFonts w:ascii="Cambria" w:cs="Cambria" w:eastAsia="Cambria" w:hAnsi="Cambria"/>
-          <w:sz w:val="22"/>
-          <w:szCs w:val="22"/>
-        </w:rPr>
-        <w:t xml:space="preserve">И вот тут вся суть. Делать, это когда сборщики и водители становятся настоящими предпринимателями. Сами регистрируются, сами покупают инструмент, форму, машину, сами решают, брать заказ или нет, сами отвечают за свою работу, сами берут деньги с клиента, сами платят налоги. И, главное, сами понимают, что это их бизнес, а не их «так оформили».</w:t>
-      </w:r>
-    </w:p>
-    <w:p>
-      <w:pPr>
-        <w:spacing w:after="160" w:line="320"/>
-        <w:jc w:val="both"/>
-      </w:pPr>
-      <w:r>
-        <w:rPr>
-          <w:rFonts w:ascii="Cambria" w:cs="Cambria" w:eastAsia="Cambria" w:hAnsi="Cambria"/>
-          <w:sz w:val="22"/>
-          <w:szCs w:val="22"/>
-        </w:rPr>
-        <w:t xml:space="preserve">Имитировать, это когда человек считает себя вашим сотрудником, которого ради экономии переодели в предпринимателя. Компания за него оформляет бумаги, следит, как он платит налоги, выдаёт ему инструмент, ставит смены, считает отпуска и больничные. На бумаге предприниматель, на деле тот же наёмный, только без защиты.</w:t>
-      </w:r>
-    </w:p>
-    <w:p>
-      <w:pPr>
-        <w:spacing w:after="160" w:line="320"/>
-        <w:jc w:val="both"/>
-      </w:pPr>
-      <w:r>
-        <w:rPr>
-          <w:rFonts w:ascii="Cambria" w:cs="Cambria" w:eastAsia="Cambria" w:hAnsi="Cambria"/>
-          <w:sz w:val="22"/>
-          <w:szCs w:val="22"/>
-        </w:rPr>
-        <w:t xml:space="preserve">Есть простой критерий, дешевле любого юриста. Спросите, что человек отвечает, когда друзья интересуются, где он работает. Настоящий предприниматель скажет: «да сам на себя, нигде и везде, сколько хочу, столько и беру», а с заказами, мол, помогает такая-то компания, а то и не одна. А если он говорит «работаю там-то, под началом такого-то», всё, это имитация. И налоговая задаёт ровно этот вопрос, только в своих формулировках.</w:t>
-      </w:r>
-    </w:p>
-    <w:p>
-      <w:pPr>
-        <w:pStyle w:val="Heading2"/>
-        <w:spacing w:after="180" w:before="360"/>
-      </w:pPr>
-      <w:r>
-        <w:rPr>
-          <w:rFonts w:ascii="Cambria" w:cs="Cambria" w:eastAsia="Cambria" w:hAnsi="Cambria"/>
-        </w:rPr>
-        <w:t xml:space="preserve">Почему на это идут, зная последствия</w:t>
-      </w:r>
-    </w:p>
-    <w:p>
-      <w:pPr>
-        <w:spacing w:after="160" w:line="320"/>
-        <w:jc w:val="both"/>
-      </w:pPr>
-      <w:r>
-        <w:rPr>
-          <w:rFonts w:ascii="Cambria" w:cs="Cambria" w:eastAsia="Cambria" w:hAnsi="Cambria"/>
-          <w:sz w:val="22"/>
-          <w:szCs w:val="22"/>
-        </w:rPr>
-        <w:t xml:space="preserve">Последствия известны, их назовёт любой честный налоговый юрист. Почему же идут? Во-первых, очень хочется стать конкурентным мгновенно и желательно бесплатно, а нарисовать имитацию быстрее, чем построить реальность. Во-вторых, под это нанимают юриста, который искренне верит, что уж он-то сымитирует так, что никто не догадается. В-третьих, выгода сейчас, а убыток когда-нибудь потом, и, может, пронесёт. И в-четвёртых, самое коварное: когда схему затевает наёмный управленец, премию за экономию он получит сегодня, а доначисления прилетят владельцу через три года. Помните главу про процессы? Тот же зазор между «выгодно мне сейчас» и «выгодно делу вообще».</w:t>
-      </w:r>
-    </w:p>
-    <w:p>
-      <w:pPr>
-        <w:pStyle w:val="Heading2"/>
-        <w:spacing w:after="180" w:before="360"/>
-      </w:pPr>
-      <w:r>
-        <w:rPr>
-          <w:rFonts w:ascii="Cambria" w:cs="Cambria" w:eastAsia="Cambria" w:hAnsi="Cambria"/>
-        </w:rPr>
-        <w:t xml:space="preserve">Чего не говорят вслух</w:t>
-      </w:r>
-    </w:p>
-    <w:p>
-      <w:pPr>
-        <w:spacing w:after="160" w:line="320"/>
-        <w:jc w:val="both"/>
-      </w:pPr>
-      <w:r>
-        <w:rPr>
-          <w:rFonts w:ascii="Cambria" w:cs="Cambria" w:eastAsia="Cambria" w:hAnsi="Cambria"/>
-          <w:sz w:val="22"/>
-          <w:szCs w:val="22"/>
-        </w:rPr>
-        <w:t xml:space="preserve">Государство сделало налоги для предпринимателя сильно ниже не по глупости. Толковый предприниматель, который сам себе хозяин, работает заметно эффективнее наёмного под присмотром: не тратит чужого времени, бережёт свой инструмент, не сидит на окладе в простой. Эта разница в эффективности и зашита в разницу налогов.</w:t>
-      </w:r>
-    </w:p>
-    <w:p>
-      <w:pPr>
-        <w:spacing w:after="160" w:line="320"/>
-        <w:jc w:val="both"/>
-      </w:pPr>
-      <w:r>
-        <w:rPr>
-          <w:rFonts w:ascii="Cambria" w:cs="Cambria" w:eastAsia="Cambria" w:hAnsi="Cambria"/>
-          <w:sz w:val="22"/>
-          <w:szCs w:val="22"/>
-        </w:rPr>
-        <w:t xml:space="preserve">Поэтому, когда вы имитируете, вы не экономите. Вы прячете тот факт, что не умеете организовать работу людей так, чтобы она и без фокусов была выгодной.</w:t>
-      </w:r>
-    </w:p>
-    <w:p>
-      <w:pPr>
-        <w:pStyle w:val="Heading2"/>
-        <w:spacing w:after="180" w:before="360"/>
-      </w:pPr>
-      <w:r>
-        <w:rPr>
-          <w:rFonts w:ascii="Cambria" w:cs="Cambria" w:eastAsia="Cambria" w:hAnsi="Cambria"/>
-        </w:rPr>
-        <w:t xml:space="preserve">Зеркало</w:t>
-      </w:r>
-    </w:p>
-    <w:p>
-      <w:pPr>
-        <w:spacing w:after="160" w:line="320"/>
-        <w:jc w:val="both"/>
-      </w:pPr>
-      <w:r>
-        <w:rPr>
-          <w:rFonts w:ascii="Cambria" w:cs="Cambria" w:eastAsia="Cambria" w:hAnsi="Cambria"/>
-          <w:sz w:val="22"/>
-          <w:szCs w:val="22"/>
-        </w:rPr>
-        <w:t xml:space="preserve">Вывод простой. Делать можно, особенно когда иначе и правда не выходит. Имитировать нельзя. Не потому что страшно, хотя и страшно, а потому что это самообман: вы решаете налоговой схемой управленческую задачу. И однажды за это придёт счёт. С процентами.</w:t>
-      </w:r>
-    </w:p>
-    <w:p>
-      <w:pPr>
-        <w:spacing w:after="120" w:before="240"/>
-        <w:jc w:val="left"/>
-      </w:pPr>
-      <w:r>
-        <w:rPr>
-          <w:rFonts w:ascii="Cambria" w:cs="Cambria" w:eastAsia="Cambria" w:hAnsi="Cambria"/>
-          <w:b/>
-          <w:bCs/>
-          <w:color w:val="808080"/>
-          <w:sz w:val="20"/>
-          <w:szCs w:val="20"/>
-        </w:rPr>
-        <w:t xml:space="preserve">Глава 12</w:t>
-      </w:r>
-    </w:p>
-    <w:p>
-      <w:pPr>
-        <w:pStyle w:val="Heading1"/>
-        <w:spacing w:after="180" w:before="0"/>
-      </w:pPr>
-      <w:r>
-        <w:rPr>
-          <w:rFonts w:ascii="Cambria" w:cs="Cambria" w:eastAsia="Cambria" w:hAnsi="Cambria"/>
-          <w:b/>
-          <w:bCs/>
-          <w:sz w:val="36"/>
-          <w:szCs w:val="36"/>
-        </w:rPr>
-        <w:t xml:space="preserve">Управление уходом: как расставаться по-взрослому</w:t>
-      </w:r>
-    </w:p>
-    <w:p>
-      <w:pPr>
-        <w:spacing w:after="360" w:before="0"/>
-        <w:jc w:val="left"/>
-      </w:pPr>
-      <w:r>
-        <w:rPr>
-          <w:rFonts w:ascii="Cambria" w:cs="Cambria" w:eastAsia="Cambria" w:hAnsi="Cambria"/>
-          <w:i/>
-          <w:iCs/>
-          <w:color w:val="707070"/>
-          <w:sz w:val="18"/>
-          <w:szCs w:val="18"/>
-        </w:rPr>
-        <w:t xml:space="preserve">Опубликовано в Дзене: </w:t>
-      </w:r>
-      <w:hyperlink w:history="1" r:id="rIdjbmyk7t3twxuvijyv8roz">
+      <w:hyperlink w:history="1" r:id="rIdexl4lqwfstehz-dvsro1h">
         <w:r>
           <w:rPr>
             <w:rFonts w:ascii="Cambria" w:cs="Cambria" w:eastAsia="Cambria" w:hAnsi="Cambria"/>
@@ -4096,7 +3816,7 @@
           <w:sz w:val="20"/>
           <w:szCs w:val="20"/>
         </w:rPr>
-        <w:t xml:space="preserve">Глава 13</w:t>
+        <w:t xml:space="preserve">Глава 12</w:t>
       </w:r>
     </w:p>
     <w:p>
@@ -4131,7 +3851,7 @@
         </w:rPr>
         <w:t xml:space="preserve">Опубликовано в Дзене: </w:t>
       </w:r>
-      <w:hyperlink w:history="1" r:id="rIdgazxmudt5fuu9mgeiks2e">
+      <w:hyperlink w:history="1" r:id="rIde5fcdb7wxg_sp8ahnmwd-">
         <w:r>
           <w:rPr>
             <w:rFonts w:ascii="Cambria" w:cs="Cambria" w:eastAsia="Cambria" w:hAnsi="Cambria"/>
@@ -4310,7 +4030,7 @@
           <w:sz w:val="20"/>
           <w:szCs w:val="20"/>
         </w:rPr>
-        <w:t xml:space="preserve">Глава 14</w:t>
+        <w:t xml:space="preserve">Глава 13</w:t>
       </w:r>
     </w:p>
     <w:p>
@@ -4345,7 +4065,7 @@
         </w:rPr>
         <w:t xml:space="preserve">Опубликовано в Дзене: </w:t>
       </w:r>
-      <w:hyperlink w:history="1" r:id="rIdizh31dfydbfa8fsbiyje5">
+      <w:hyperlink w:history="1" r:id="rIdfpayauo5t7buvyjbtlms3">
         <w:r>
           <w:rPr>
             <w:rFonts w:ascii="Cambria" w:cs="Cambria" w:eastAsia="Cambria" w:hAnsi="Cambria"/>
@@ -4689,7 +4409,7 @@
           <w:sz w:val="22"/>
           <w:szCs w:val="22"/>
         </w:rPr>
-        <w:t xml:space="preserve">Список можно счесть слишком возвышенным для разговора про монтажные бригады и оклады продавцов. Но в нём вся разница между начальником и руководителем, которая тянулась через всю книгу. Начальник распоряжается. Руководитель ещё и отвечает, помнит, терпит и прощает, не путая при этом милость со слабостью. Последний пункт как раз про это: раскаявшемуся прощаем, упорствующему нет.</w:t>
+        <w:t xml:space="preserve">Список можно счесть слишком возвышенным для разговора про оклады продавцов и сменные графики. Но в нём вся разница между начальником и руководителем, которая тянулась через всю книгу. Начальник распоряжается. Руководитель ещё и отвечает, помнит, терпит и прощает, не путая при этом милость со слабостью. Последний пункт как раз про это: раскаявшемуся прощаем, упорствующему нет.</w:t>
       </w:r>
     </w:p>
     <w:p>

--- a/gde-kadry-zin.docx
+++ b/gde-kadry-zin.docx
@@ -443,7 +443,7 @@
         </w:rPr>
         <w:t xml:space="preserve">Телеграм-канал:  </w:t>
       </w:r>
-      <w:hyperlink w:history="1" r:id="rId5a1fcyzyzvjv_jiseblag">
+      <w:hyperlink w:history="1" r:id="rIdyj2mj09q0xhmvv0ikk7pi">
         <w:r>
           <w:rPr>
             <w:rFonts w:ascii="Cambria" w:cs="Cambria" w:eastAsia="Cambria" w:hAnsi="Cambria"/>
@@ -489,7 +489,7 @@
         </w:rPr>
         <w:t xml:space="preserve">Группа со статьями:  </w:t>
       </w:r>
-      <w:hyperlink w:history="1" r:id="rIdj11kmn1okviw1xoynsiyu">
+      <w:hyperlink w:history="1" r:id="rIdsajcfierkci8pzsiblqwz">
         <w:r>
           <w:rPr>
             <w:rFonts w:ascii="Cambria" w:cs="Cambria" w:eastAsia="Cambria" w:hAnsi="Cambria"/>
@@ -535,7 +535,7 @@
         </w:rPr>
         <w:t xml:space="preserve">Личный Telegram:  </w:t>
       </w:r>
-      <w:hyperlink w:history="1" r:id="rIdm-gentqwmxq5znnfsmuma">
+      <w:hyperlink w:history="1" r:id="rIdirc0dqclzgr3yjeqtzj88">
         <w:r>
           <w:rPr>
             <w:rFonts w:ascii="Cambria" w:cs="Cambria" w:eastAsia="Cambria" w:hAnsi="Cambria"/>
@@ -564,7 +564,7 @@
         </w:rPr>
         <w:t xml:space="preserve">Канал на Дзене:  </w:t>
       </w:r>
-      <w:hyperlink w:history="1" r:id="rIdf5ie4htwcqyhfhbc-19wn">
+      <w:hyperlink w:history="1" r:id="rIdz3flfdkbzt27vaupekhhw">
         <w:r>
           <w:rPr>
             <w:rFonts w:ascii="Cambria" w:cs="Cambria" w:eastAsia="Cambria" w:hAnsi="Cambria"/>
@@ -862,7 +862,7 @@
         </w:rPr>
         <w:t xml:space="preserve">Опубликовано в Дзене: </w:t>
       </w:r>
-      <w:hyperlink w:history="1" r:id="rIdk-phf9qj2b1eagfg_sal-">
+      <w:hyperlink w:history="1" r:id="rId9f03ujbyrq8e-qe8ap5ca">
         <w:r>
           <w:rPr>
             <w:rFonts w:ascii="Cambria" w:cs="Cambria" w:eastAsia="Cambria" w:hAnsi="Cambria"/>
@@ -1172,7 +1172,7 @@
         </w:rPr>
         <w:t xml:space="preserve">Опубликовано в Дзене: </w:t>
       </w:r>
-      <w:hyperlink w:history="1" r:id="rIdzw7b3kinayskibci15x9a">
+      <w:hyperlink w:history="1" r:id="rId5wyszuym26gfzsbvq7fny">
         <w:r>
           <w:rPr>
             <w:rFonts w:ascii="Cambria" w:cs="Cambria" w:eastAsia="Cambria" w:hAnsi="Cambria"/>
@@ -1454,7 +1454,7 @@
         </w:rPr>
         <w:t xml:space="preserve">Опубликовано в Дзене: </w:t>
       </w:r>
-      <w:hyperlink w:history="1" r:id="rIdq33wnf4-t_gc-yys1aaxx">
+      <w:hyperlink w:history="1" r:id="rIdqxroxtbci7m5t1utz9qnq">
         <w:r>
           <w:rPr>
             <w:rFonts w:ascii="Cambria" w:cs="Cambria" w:eastAsia="Cambria" w:hAnsi="Cambria"/>
@@ -1757,7 +1757,7 @@
         </w:rPr>
         <w:t xml:space="preserve">Опубликовано в Дзене: </w:t>
       </w:r>
-      <w:hyperlink w:history="1" r:id="rIdvr8zvoveuo84jofdiqnsq">
+      <w:hyperlink w:history="1" r:id="rIdz5ncej8wmyphcqpmg8xbi">
         <w:r>
           <w:rPr>
             <w:rFonts w:ascii="Cambria" w:cs="Cambria" w:eastAsia="Cambria" w:hAnsi="Cambria"/>
@@ -2081,7 +2081,7 @@
         </w:rPr>
         <w:t xml:space="preserve">Опубликовано в Дзене: </w:t>
       </w:r>
-      <w:hyperlink w:history="1" r:id="rId3usbcorrb1kv3rsm0bz8q">
+      <w:hyperlink w:history="1" r:id="rIdxvkn90lcq3pqln85nihpg">
         <w:r>
           <w:rPr>
             <w:rFonts w:ascii="Cambria" w:cs="Cambria" w:eastAsia="Cambria" w:hAnsi="Cambria"/>
@@ -2335,7 +2335,7 @@
         </w:rPr>
         <w:t xml:space="preserve">Опубликовано в Дзене: </w:t>
       </w:r>
-      <w:hyperlink w:history="1" r:id="rId2gqciaazfwytpo72jeffg">
+      <w:hyperlink w:history="1" r:id="rIdfrijvojcxwltpf81skcnx">
         <w:r>
           <w:rPr>
             <w:rFonts w:ascii="Cambria" w:cs="Cambria" w:eastAsia="Cambria" w:hAnsi="Cambria"/>
@@ -2708,7 +2708,7 @@
         </w:rPr>
         <w:t xml:space="preserve">Опубликовано в Дзене: </w:t>
       </w:r>
-      <w:hyperlink w:history="1" r:id="rIdjteydhjnkeqy0rf-inkyh">
+      <w:hyperlink w:history="1" r:id="rIdzmh-n4u6tjpkgyqir95hg">
         <w:r>
           <w:rPr>
             <w:rFonts w:ascii="Cambria" w:cs="Cambria" w:eastAsia="Cambria" w:hAnsi="Cambria"/>
@@ -2934,7 +2934,7 @@
         </w:rPr>
         <w:t xml:space="preserve">Опубликовано в Дзене: </w:t>
       </w:r>
-      <w:hyperlink w:history="1" r:id="rIdtah52ixtwo-6snf0t3xxf">
+      <w:hyperlink w:history="1" r:id="rIdnd864vr3zloym18kxsivl">
         <w:r>
           <w:rPr>
             <w:rFonts w:ascii="Cambria" w:cs="Cambria" w:eastAsia="Cambria" w:hAnsi="Cambria"/>
@@ -3120,7 +3120,7 @@
         </w:rPr>
         <w:t xml:space="preserve">Опубликовано в Дзене: </w:t>
       </w:r>
-      <w:hyperlink w:history="1" r:id="rIdgfnh2xo9jpyexjlkmwo6-">
+      <w:hyperlink w:history="1" r:id="rIdtvqofvc-uq7ow38dtgxyy">
         <w:r>
           <w:rPr>
             <w:rFonts w:ascii="Cambria" w:cs="Cambria" w:eastAsia="Cambria" w:hAnsi="Cambria"/>
@@ -3320,7 +3320,7 @@
         </w:rPr>
         <w:t xml:space="preserve">Опубликовано в Дзене: </w:t>
       </w:r>
-      <w:hyperlink w:history="1" r:id="rIdktwdn-lcgmh6tzt4ns3la">
+      <w:hyperlink w:history="1" r:id="rId4xxysh2i-4_4myplcelxt">
         <w:r>
           <w:rPr>
             <w:rFonts w:ascii="Cambria" w:cs="Cambria" w:eastAsia="Cambria" w:hAnsi="Cambria"/>
@@ -3597,7 +3597,7 @@
         </w:rPr>
         <w:t xml:space="preserve">Опубликовано в Дзене: </w:t>
       </w:r>
-      <w:hyperlink w:history="1" r:id="rIdexl4lqwfstehz-dvsro1h">
+      <w:hyperlink w:history="1" r:id="rIdx5q2dgjcr9e8y1dblwjqo">
         <w:r>
           <w:rPr>
             <w:rFonts w:ascii="Cambria" w:cs="Cambria" w:eastAsia="Cambria" w:hAnsi="Cambria"/>
@@ -3851,7 +3851,7 @@
         </w:rPr>
         <w:t xml:space="preserve">Опубликовано в Дзене: </w:t>
       </w:r>
-      <w:hyperlink w:history="1" r:id="rIde5fcdb7wxg_sp8ahnmwd-">
+      <w:hyperlink w:history="1" r:id="rIdrldgeyszjuivcuok4y8fj">
         <w:r>
           <w:rPr>
             <w:rFonts w:ascii="Cambria" w:cs="Cambria" w:eastAsia="Cambria" w:hAnsi="Cambria"/>
@@ -4046,7 +4046,7 @@
           <w:sz w:val="36"/>
           <w:szCs w:val="36"/>
         </w:rPr>
-        <w:t xml:space="preserve">Тринадцать принципов корпоративного милосердия, или Каким должен быть директор</w:t>
+        <w:t xml:space="preserve">Почему стоит позвонить бывшему сотруднику</w:t>
       </w:r>
     </w:p>
     <w:p>
@@ -4065,7 +4065,1078 @@
         </w:rPr>
         <w:t xml:space="preserve">Опубликовано в Дзене: </w:t>
       </w:r>
-      <w:hyperlink w:history="1" r:id="rIdfpayauo5t7buvyjbtlms3">
+      <w:hyperlink w:history="1" r:id="rIdxa3s5_ftlnfptnlq8pz-a">
+        <w:r>
+          <w:rPr>
+            <w:rFonts w:ascii="Cambria" w:cs="Cambria" w:eastAsia="Cambria" w:hAnsi="Cambria"/>
+            <w:i/>
+            <w:iCs/>
+            <w:color w:val="2E5AAC"/>
+            <w:sz w:val="18"/>
+            <w:szCs w:val="18"/>
+            <w:u w:val="single"/>
+          </w:rPr>
+          <w:t xml:space="preserve">dzen.ru/a/Z8XEaE8b8iEwEVvM</w:t>
+        </w:r>
+      </w:hyperlink>
+    </w:p>
+    <w:p>
+      <w:pPr>
+        <w:spacing w:after="160" w:line="320"/>
+        <w:jc w:val="both"/>
+      </w:pPr>
+      <w:r>
+        <w:rPr>
+          <w:rFonts w:ascii="Cambria" w:cs="Cambria" w:eastAsia="Cambria" w:hAnsi="Cambria"/>
+          <w:i/>
+          <w:iCs/>
+          <w:sz w:val="22"/>
+          <w:szCs w:val="22"/>
+        </w:rPr>
+        <w:t xml:space="preserve">Прощальное интервью обычно последний разговор с уходящим. А зря: самое честное он скажет вам не на выходе, а спустя несколько месяцев, когда отпустит и появится с чем сравнить. Глава о звонке, который дёшево стоит и дорого окупается.</w:t>
+      </w:r>
+    </w:p>
+    <w:p>
+      <w:pPr>
+        <w:spacing w:after="160" w:line="320"/>
+        <w:jc w:val="both"/>
+      </w:pPr>
+      <w:r>
+        <w:rPr>
+          <w:rFonts w:ascii="Cambria" w:cs="Cambria" w:eastAsia="Cambria" w:hAnsi="Cambria"/>
+          <w:sz w:val="22"/>
+          <w:szCs w:val="22"/>
+        </w:rPr>
+        <w:t xml:space="preserve">В большинстве компаний с уходящим проводят прощальное интервью, и на этом общение заканчивается. Логика понятная: человек уходит, что с него теперь взять. На самом деле самое ценное он скажет не сейчас, а позже.</w:t>
+      </w:r>
+    </w:p>
+    <w:p>
+      <w:pPr>
+        <w:pStyle w:val="Heading2"/>
+        <w:spacing w:after="180" w:before="360"/>
+      </w:pPr>
+      <w:r>
+        <w:rPr>
+          <w:rFonts w:ascii="Cambria" w:cs="Cambria" w:eastAsia="Cambria" w:hAnsi="Cambria"/>
+        </w:rPr>
+        <w:t xml:space="preserve">Почему именно позже</w:t>
+      </w:r>
+    </w:p>
+    <w:p>
+      <w:pPr>
+        <w:spacing w:after="160" w:line="320"/>
+        <w:jc w:val="both"/>
+      </w:pPr>
+      <w:r>
+        <w:rPr>
+          <w:rFonts w:ascii="Cambria" w:cs="Cambria" w:eastAsia="Cambria" w:hAnsi="Cambria"/>
+          <w:sz w:val="22"/>
+          <w:szCs w:val="22"/>
+        </w:rPr>
+        <w:t xml:space="preserve">В день увольнения эмоции мешают. Кто-то на облегчении, кто-то злится, кто-то просто устал и не хочет никого видеть. А через три-четыре месяца страсти улеглись, человек прижился на новом месте, и у него появилось то, чего не было на выходе: трезвый взгляд и возможность сравнить.</w:t>
+      </w:r>
+    </w:p>
+    <w:p>
+      <w:pPr>
+        <w:spacing w:after="160" w:line="320"/>
+        <w:jc w:val="both"/>
+      </w:pPr>
+      <w:r>
+        <w:rPr>
+          <w:rFonts w:ascii="Cambria" w:cs="Cambria" w:eastAsia="Cambria" w:hAnsi="Cambria"/>
+          <w:sz w:val="22"/>
+          <w:szCs w:val="22"/>
+        </w:rPr>
+        <w:t xml:space="preserve">Такой звонок приносит сразу несколько вещей. Настоящие причины ухода: на выходе люди часто называют удобную причину, чтобы не портить отношения, а спустя время говорят как есть. Сравнение с новым местом, изнутри: что у вас работало лучше, а что хуже. Системные проблемы: если трое назвали одно и то же, это уже не совпадение, а диагноз. Репутацию: ушедший это носитель вашего имиджа, и звонок показывает, что вы не равнодушны. И «бумерангов»: на новом месте человеку нередко оказывается не так сладко, как мечталось, а вернувшиеся сотрудники часто самые лояльные и толковые.</w:t>
+      </w:r>
+    </w:p>
+    <w:p>
+      <w:pPr>
+        <w:pStyle w:val="Heading2"/>
+        <w:spacing w:after="180" w:before="360"/>
+      </w:pPr>
+      <w:r>
+        <w:rPr>
+          <w:rFonts w:ascii="Cambria" w:cs="Cambria" w:eastAsia="Cambria" w:hAnsi="Cambria"/>
+        </w:rPr>
+        <w:t xml:space="preserve">Как такой звонок не испортить</w:t>
+      </w:r>
+    </w:p>
+    <w:p>
+      <w:pPr>
+        <w:spacing w:after="160" w:line="320"/>
+        <w:jc w:val="both"/>
+      </w:pPr>
+      <w:r>
+        <w:rPr>
+          <w:rFonts w:ascii="Cambria" w:cs="Cambria" w:eastAsia="Cambria" w:hAnsi="Cambria"/>
+          <w:sz w:val="22"/>
+          <w:szCs w:val="22"/>
+        </w:rPr>
+        <w:t xml:space="preserve">Несколько простых правил. Звоните через несколько месяцев, не раньше. Не делайте из этого сухой опрос, начните по-человечески: «привет, как ты, как на новом месте». Слушайте больше, чем говорите, и если человек критикует, не спорьте, а записывайте. Не зовите обратно в лоб: если он засомневался в своём выборе, он сам даст это понять. И поблагодарите за честность, чем бы разговор ни кончился.</w:t>
+      </w:r>
+    </w:p>
+    <w:p>
+      <w:pPr>
+        <w:pStyle w:val="Heading2"/>
+        <w:spacing w:after="180" w:before="360"/>
+      </w:pPr>
+      <w:r>
+        <w:rPr>
+          <w:rFonts w:ascii="Cambria" w:cs="Cambria" w:eastAsia="Cambria" w:hAnsi="Cambria"/>
+        </w:rPr>
+        <w:t xml:space="preserve">Зеркало</w:t>
+      </w:r>
+    </w:p>
+    <w:p>
+      <w:pPr>
+        <w:spacing w:after="160" w:line="320"/>
+        <w:jc w:val="both"/>
+      </w:pPr>
+      <w:r>
+        <w:rPr>
+          <w:rFonts w:ascii="Cambria" w:cs="Cambria" w:eastAsia="Cambria" w:hAnsi="Cambria"/>
+          <w:sz w:val="22"/>
+          <w:szCs w:val="22"/>
+        </w:rPr>
+        <w:t xml:space="preserve">Это прямое продолжение мысли из главы про уход: компания, из которой не страшно уходить, это компания, в которую не страшно возвращаться. Дверь, которую вы не захлопнули, иногда оказывается лучшим источником кадров, чем все ваши объявления о найме вместе взятые.</w:t>
+      </w:r>
+    </w:p>
+    <w:p>
+      <w:pPr>
+        <w:spacing w:after="120" w:before="240"/>
+        <w:jc w:val="left"/>
+      </w:pPr>
+      <w:r>
+        <w:rPr>
+          <w:rFonts w:ascii="Cambria" w:cs="Cambria" w:eastAsia="Cambria" w:hAnsi="Cambria"/>
+          <w:b/>
+          <w:bCs/>
+          <w:color w:val="808080"/>
+          <w:sz w:val="20"/>
+          <w:szCs w:val="20"/>
+        </w:rPr>
+        <w:t xml:space="preserve">Глава 14</w:t>
+      </w:r>
+    </w:p>
+    <w:p>
+      <w:pPr>
+        <w:pStyle w:val="Heading1"/>
+        <w:spacing w:after="180" w:before="0"/>
+      </w:pPr>
+      <w:r>
+        <w:rPr>
+          <w:rFonts w:ascii="Cambria" w:cs="Cambria" w:eastAsia="Cambria" w:hAnsi="Cambria"/>
+          <w:b/>
+          <w:bCs/>
+          <w:sz w:val="36"/>
+          <w:szCs w:val="36"/>
+        </w:rPr>
+        <w:t xml:space="preserve">Как увольнять сотрудников</w:t>
+      </w:r>
+    </w:p>
+    <w:p>
+      <w:pPr>
+        <w:spacing w:after="360" w:before="0"/>
+        <w:jc w:val="left"/>
+      </w:pPr>
+      <w:r>
+        <w:rPr>
+          <w:rFonts w:ascii="Cambria" w:cs="Cambria" w:eastAsia="Cambria" w:hAnsi="Cambria"/>
+          <w:i/>
+          <w:iCs/>
+          <w:color w:val="707070"/>
+          <w:sz w:val="18"/>
+          <w:szCs w:val="18"/>
+        </w:rPr>
+        <w:t xml:space="preserve">Опубликовано в Дзене: </w:t>
+      </w:r>
+      <w:hyperlink w:history="1" r:id="rIdx8cwfhfygdo1_abcfqaik">
+        <w:r>
+          <w:rPr>
+            <w:rFonts w:ascii="Cambria" w:cs="Cambria" w:eastAsia="Cambria" w:hAnsi="Cambria"/>
+            <w:i/>
+            <w:iCs/>
+            <w:color w:val="2E5AAC"/>
+            <w:sz w:val="18"/>
+            <w:szCs w:val="18"/>
+            <w:u w:val="single"/>
+          </w:rPr>
+          <w:t xml:space="preserve">dzen.ru/a/W7NB4jUycACu39W1</w:t>
+        </w:r>
+      </w:hyperlink>
+    </w:p>
+    <w:p>
+      <w:pPr>
+        <w:spacing w:after="160" w:line="320"/>
+        <w:jc w:val="both"/>
+      </w:pPr>
+      <w:r>
+        <w:rPr>
+          <w:rFonts w:ascii="Cambria" w:cs="Cambria" w:eastAsia="Cambria" w:hAnsi="Cambria"/>
+          <w:i/>
+          <w:iCs/>
+          <w:sz w:val="22"/>
+          <w:szCs w:val="22"/>
+        </w:rPr>
+        <w:t xml:space="preserve">Увольнять не любит почти никто, и правильно: это больно обоим. Но делать это придётся, и лучше уметь, чтобы не было мучительно ни сейчас, ни потом, когда вы случайно столкнётесь с уволенным и вам что-то от него понадобится. Глава о расставании без трусости и без жестокости.</w:t>
+      </w:r>
+    </w:p>
+    <w:p>
+      <w:pPr>
+        <w:spacing w:after="160" w:line="320"/>
+        <w:jc w:val="both"/>
+      </w:pPr>
+      <w:r>
+        <w:rPr>
+          <w:rFonts w:ascii="Cambria" w:cs="Cambria" w:eastAsia="Cambria" w:hAnsi="Cambria"/>
+          <w:sz w:val="22"/>
+          <w:szCs w:val="22"/>
+        </w:rPr>
+        <w:t xml:space="preserve">Редкий руководитель любит увольнять, и не думаю, что вы исключение. Мешает нам сразу несколько вещей: страх, жалость, чувство долга и вины. А под ними психика подбрасывает свои крючки: привычка к тому, что есть, нежелание считать «оставить как есть» решением, и самый цепкий, нежелание признать, что когда-то мы взяли не того. Уволить, значит расписаться в собственной ошибке найма. Поэтому больно. И не надо ждать, что будет иначе.</w:t>
+      </w:r>
+    </w:p>
+    <w:p>
+      <w:pPr>
+        <w:pStyle w:val="Heading2"/>
+        <w:spacing w:after="180" w:before="360"/>
+      </w:pPr>
+      <w:r>
+        <w:rPr>
+          <w:rFonts w:ascii="Cambria" w:cs="Cambria" w:eastAsia="Cambria" w:hAnsi="Cambria"/>
+        </w:rPr>
+        <w:t xml:space="preserve">Почему всё равно придётся</w:t>
+      </w:r>
+    </w:p>
+    <w:p>
+      <w:pPr>
+        <w:spacing w:after="160" w:line="320"/>
+        <w:jc w:val="both"/>
+      </w:pPr>
+      <w:r>
+        <w:rPr>
+          <w:rFonts w:ascii="Cambria" w:cs="Cambria" w:eastAsia="Cambria" w:hAnsi="Cambria"/>
+          <w:sz w:val="22"/>
+          <w:szCs w:val="22"/>
+        </w:rPr>
+        <w:t xml:space="preserve">Мир меняется, и требования к людям вместе с ним. Вчерашний незаменимый сегодня может не просто стать заменимым, а начать мешать. Соответствие человека и компании это временное равновесие, рано или поздно кто-то уходит в отрыв. Никаких кармических долгов: нельзя держать человека «за прошлое». Труд оценивается в настоящем, иначе вы станете заложником мема «мы же ему стольким обязаны».</w:t>
+      </w:r>
+    </w:p>
+    <w:p>
+      <w:pPr>
+        <w:pStyle w:val="Heading2"/>
+        <w:spacing w:after="180" w:before="360"/>
+      </w:pPr>
+      <w:r>
+        <w:rPr>
+          <w:rFonts w:ascii="Cambria" w:cs="Cambria" w:eastAsia="Cambria" w:hAnsi="Cambria"/>
+        </w:rPr>
+        <w:t xml:space="preserve">С чего начать: философия</w:t>
+      </w:r>
+    </w:p>
+    <w:p>
+      <w:pPr>
+        <w:spacing w:after="160" w:line="320"/>
+        <w:jc w:val="both"/>
+      </w:pPr>
+      <w:r>
+        <w:rPr>
+          <w:rFonts w:ascii="Cambria" w:cs="Cambria" w:eastAsia="Cambria" w:hAnsi="Cambria"/>
+          <w:sz w:val="22"/>
+          <w:szCs w:val="22"/>
+        </w:rPr>
+        <w:t xml:space="preserve">Начните с того, как вы это для себя называете. Вы не выгоняете неудачника. Просто так сошлись звёзды, что человек не подошёл компании, а компания ему. Есть тысяча мест, где его навыки нужны и где ему будет хорошо. Вы не увольняете, вы освобождаете человека искать своё. Это не самоуспокоение, это честная рамка, из которой потом получится спокойный разговор, а не казнь.</w:t>
+      </w:r>
+    </w:p>
+    <w:p>
+      <w:pPr>
+        <w:pStyle w:val="Heading2"/>
+        <w:spacing w:after="180" w:before="360"/>
+      </w:pPr>
+      <w:r>
+        <w:rPr>
+          <w:rFonts w:ascii="Cambria" w:cs="Cambria" w:eastAsia="Cambria" w:hAnsi="Cambria"/>
+        </w:rPr>
+        <w:t xml:space="preserve">Подготовка</w:t>
+      </w:r>
+    </w:p>
+    <w:p>
+      <w:pPr>
+        <w:spacing w:after="160" w:line="320"/>
+        <w:jc w:val="both"/>
+      </w:pPr>
+      <w:r>
+        <w:rPr>
+          <w:rFonts w:ascii="Cambria" w:cs="Cambria" w:eastAsia="Cambria" w:hAnsi="Cambria"/>
+          <w:sz w:val="22"/>
+          <w:szCs w:val="22"/>
+        </w:rPr>
+        <w:t xml:space="preserve">Подготовьтесь заранее. Реакция бывает любой: спокойствие, слёзы, крик, обвинения, и на каждую у вас должен быть план. Решите, кому передаются дела и кто это проконтролирует. Напишите два списка: за что благодарите и что советуете человеку дальше. И запишите порядок и условия увольнения, чтобы они лежали перед глазами, когда волнение собьёт мысли. Про выходные выплаты не забудьте: они работают дважды, и на будущие отношения с ушедшим, и на спокойствие тех, кто остаётся.</w:t>
+      </w:r>
+    </w:p>
+    <w:p>
+      <w:pPr>
+        <w:pStyle w:val="Heading2"/>
+        <w:spacing w:after="180" w:before="360"/>
+      </w:pPr>
+      <w:r>
+        <w:rPr>
+          <w:rFonts w:ascii="Cambria" w:cs="Cambria" w:eastAsia="Cambria" w:hAnsi="Cambria"/>
+        </w:rPr>
+        <w:t xml:space="preserve">Сам разговор</w:t>
+      </w:r>
+    </w:p>
+    <w:p>
+      <w:pPr>
+        <w:spacing w:after="160" w:line="320"/>
+        <w:jc w:val="both"/>
+      </w:pPr>
+      <w:r>
+        <w:rPr>
+          <w:rFonts w:ascii="Cambria" w:cs="Cambria" w:eastAsia="Cambria" w:hAnsi="Cambria"/>
+          <w:sz w:val="22"/>
+          <w:szCs w:val="22"/>
+        </w:rPr>
+        <w:t xml:space="preserve">Говорите лично. Лично и без посредника: не перекладывайте это на кадровика, не будьте трусом. Никаких личных обвинений, даже если человек начнёт с них. Заплакал, подайте воды и переждите первую вспышку. Хвалите искренне: «ты много для нас сделал, мы благодарны, но сейчас». Если, увольняя, вы начинаете гнобить, вы просто прикрываете свой страх. И помогите по-настоящему: подскажите, куда податься и чему доучиться.</w:t>
+      </w:r>
+    </w:p>
+    <w:p>
+      <w:pPr>
+        <w:spacing w:after="160" w:line="320"/>
+        <w:jc w:val="both"/>
+      </w:pPr>
+      <w:r>
+        <w:rPr>
+          <w:rFonts w:ascii="Cambria" w:cs="Cambria" w:eastAsia="Cambria" w:hAnsi="Cambria"/>
+          <w:sz w:val="22"/>
+          <w:szCs w:val="22"/>
+        </w:rPr>
+        <w:t xml:space="preserve">А потом поговорите с теми, кто остался. Спокойно объясните, что произошло и почему. Чтобы в компании не поселился страх, чтобы помнили, что расти надо вместе с делом, и чтобы видели: уходящего по-человечески благодарят, а не выносят молча. В последний день поблагодарите ещё раз, даже если не очень хочется.</w:t>
+      </w:r>
+    </w:p>
+    <w:p>
+      <w:pPr>
+        <w:pStyle w:val="Heading2"/>
+        <w:spacing w:after="180" w:before="360"/>
+      </w:pPr>
+      <w:r>
+        <w:rPr>
+          <w:rFonts w:ascii="Cambria" w:cs="Cambria" w:eastAsia="Cambria" w:hAnsi="Cambria"/>
+        </w:rPr>
+        <w:t xml:space="preserve">Зеркало</w:t>
+      </w:r>
+    </w:p>
+    <w:p>
+      <w:pPr>
+        <w:spacing w:after="160" w:line="320"/>
+        <w:jc w:val="both"/>
+      </w:pPr>
+      <w:r>
+        <w:rPr>
+          <w:rFonts w:ascii="Cambria" w:cs="Cambria" w:eastAsia="Cambria" w:hAnsi="Cambria"/>
+          <w:sz w:val="22"/>
+          <w:szCs w:val="22"/>
+        </w:rPr>
+        <w:t xml:space="preserve">«Хорошо уволить» звучит как оксюморон, а на деле это та же работа с людьми, только в самой неудобной её точке. И по тому, как человек у вас уходит, остальные понимают про вас больше, чем по тому, как вы их нанимали.</w:t>
+      </w:r>
+    </w:p>
+    <w:p>
+      <w:r>
+        <w:br w:type="page"/>
+      </w:r>
+    </w:p>
+    <w:p>
+      <w:pPr>
+        <w:spacing w:after="240" w:before="1800"/>
+        <w:jc w:val="center"/>
+      </w:pPr>
+      <w:r>
+        <w:rPr>
+          <w:rFonts w:ascii="Cambria" w:cs="Cambria" w:eastAsia="Cambria" w:hAnsi="Cambria"/>
+          <w:color w:val="808080"/>
+          <w:sz w:val="28"/>
+          <w:szCs w:val="28"/>
+        </w:rPr>
+        <w:t xml:space="preserve">Часть V</w:t>
+      </w:r>
+    </w:p>
+    <w:p>
+      <w:pPr>
+        <w:pStyle w:val="Heading1"/>
+        <w:spacing w:after="120" w:before="0"/>
+        <w:jc w:val="center"/>
+      </w:pPr>
+      <w:r>
+        <w:rPr>
+          <w:rFonts w:ascii="Cambria" w:cs="Cambria" w:eastAsia="Cambria" w:hAnsi="Cambria"/>
+          <w:b/>
+          <w:bCs/>
+          <w:sz w:val="56"/>
+          <w:szCs w:val="56"/>
+        </w:rPr>
+        <w:t xml:space="preserve">Каким быть руководителю</w:t>
+      </w:r>
+    </w:p>
+    <w:p>
+      <w:pPr>
+        <w:spacing w:after="720"/>
+        <w:jc w:val="center"/>
+      </w:pPr>
+      <w:r>
+        <w:rPr>
+          <w:rFonts w:ascii="Cambria" w:cs="Cambria" w:eastAsia="Cambria" w:hAnsi="Cambria"/>
+          <w:i/>
+          <w:iCs/>
+          <w:color w:val="595959"/>
+          <w:sz w:val="28"/>
+          <w:szCs w:val="28"/>
+        </w:rPr>
+        <w:t xml:space="preserve">Власть, доверие и милосердие</w:t>
+      </w:r>
+    </w:p>
+    <w:p>
+      <w:pPr>
+        <w:spacing w:after="240" w:line="320"/>
+        <w:ind w:left="720" w:right="720"/>
+        <w:jc w:val="both"/>
+      </w:pPr>
+      <w:r>
+        <w:rPr>
+          <w:rFonts w:ascii="Cambria" w:cs="Cambria" w:eastAsia="Cambria" w:hAnsi="Cambria"/>
+          <w:i/>
+          <w:iCs/>
+          <w:color w:val="404040"/>
+          <w:sz w:val="22"/>
+          <w:szCs w:val="22"/>
+        </w:rPr>
+        <w:t xml:space="preserve">Четыре части были про то, что собственник делает с людьми: как смотрит, как платит, как нанимает и как расстаётся. Последняя часть про самого собственника в кресле руководителя. Про то, как приказ доходит до людей и теряется по дороге, из каких позиций вообще можно управлять людьми, чем слежка отличается от доверия и, в самом конце, каким должен быть человек наверху, чтобы к нему шли и оставались.</w:t>
+      </w:r>
+    </w:p>
+    <w:p>
+      <w:r>
+        <w:br w:type="page"/>
+      </w:r>
+    </w:p>
+    <w:p>
+      <w:pPr>
+        <w:spacing w:after="120" w:before="240"/>
+        <w:jc w:val="left"/>
+      </w:pPr>
+      <w:r>
+        <w:rPr>
+          <w:rFonts w:ascii="Cambria" w:cs="Cambria" w:eastAsia="Cambria" w:hAnsi="Cambria"/>
+          <w:b/>
+          <w:bCs/>
+          <w:color w:val="808080"/>
+          <w:sz w:val="20"/>
+          <w:szCs w:val="20"/>
+        </w:rPr>
+        <w:t xml:space="preserve">Глава 15</w:t>
+      </w:r>
+    </w:p>
+    <w:p>
+      <w:pPr>
+        <w:pStyle w:val="Heading1"/>
+        <w:spacing w:after="180" w:before="0"/>
+      </w:pPr>
+      <w:r>
+        <w:rPr>
+          <w:rFonts w:ascii="Cambria" w:cs="Cambria" w:eastAsia="Cambria" w:hAnsi="Cambria"/>
+          <w:b/>
+          <w:bCs/>
+          <w:sz w:val="36"/>
+          <w:szCs w:val="36"/>
+        </w:rPr>
+        <w:t xml:space="preserve">Взаимоотношения подчинённого и начальника: уроки из Библии</w:t>
+      </w:r>
+    </w:p>
+    <w:p>
+      <w:pPr>
+        <w:spacing w:after="360" w:before="0"/>
+        <w:jc w:val="left"/>
+      </w:pPr>
+      <w:r>
+        <w:rPr>
+          <w:rFonts w:ascii="Cambria" w:cs="Cambria" w:eastAsia="Cambria" w:hAnsi="Cambria"/>
+          <w:i/>
+          <w:iCs/>
+          <w:color w:val="707070"/>
+          <w:sz w:val="18"/>
+          <w:szCs w:val="18"/>
+        </w:rPr>
+        <w:t xml:space="preserve">Опубликовано в Дзене: </w:t>
+      </w:r>
+      <w:hyperlink w:history="1" r:id="rId2m2acuji428pjlyj2na-m">
+        <w:r>
+          <w:rPr>
+            <w:rFonts w:ascii="Cambria" w:cs="Cambria" w:eastAsia="Cambria" w:hAnsi="Cambria"/>
+            <w:i/>
+            <w:iCs/>
+            <w:color w:val="2E5AAC"/>
+            <w:sz w:val="18"/>
+            <w:szCs w:val="18"/>
+            <w:u w:val="single"/>
+          </w:rPr>
+          <w:t xml:space="preserve">dzen.ru/a/Zq3n7S7hZgoYk8Ro</w:t>
+        </w:r>
+      </w:hyperlink>
+    </w:p>
+    <w:p>
+      <w:pPr>
+        <w:spacing w:after="160" w:line="320"/>
+        <w:jc w:val="both"/>
+      </w:pPr>
+      <w:r>
+        <w:rPr>
+          <w:rFonts w:ascii="Cambria" w:cs="Cambria" w:eastAsia="Cambria" w:hAnsi="Cambria"/>
+          <w:i/>
+          <w:iCs/>
+          <w:sz w:val="22"/>
+          <w:szCs w:val="22"/>
+        </w:rPr>
+        <w:t xml:space="preserve">История Авраама и Ицхака не про жертвоприношение, а про то, как приказ доходит от начальника к подчинённому и что по дороге теряется. Глава о верности, которая понимает буквально, и об ответственности, которая лежит на том, кто отдаёт приказ.</w:t>
+      </w:r>
+    </w:p>
+    <w:p>
+      <w:pPr>
+        <w:spacing w:after="160" w:line="320"/>
+        <w:jc w:val="both"/>
+      </w:pPr>
+      <w:r>
+        <w:rPr>
+          <w:rFonts w:ascii="Cambria" w:cs="Cambria" w:eastAsia="Cambria" w:hAnsi="Cambria"/>
+          <w:sz w:val="22"/>
+          <w:szCs w:val="22"/>
+        </w:rPr>
+        <w:t xml:space="preserve">Древняя история Авраама и Ицхака может рассказать про отношения начальника и подчинённого больше, чем иной учебник менеджмента. Всевышний велит Аврааму «поднять сына как жертву». В оригинале в этих словах нет приказа закалывать. Но Авраам, человек абсолютной веры, понимает их в самом прямом и тяжёлом смысле: связать, поднять на жертвенник и принести в жертву. Он никогда не искал удобных толкований и не подгонял слова начальника так, чтобы задача стала полегче.</w:t>
+      </w:r>
+    </w:p>
+    <w:p>
+      <w:pPr>
+        <w:pStyle w:val="Heading2"/>
+        <w:spacing w:after="180" w:before="360"/>
+      </w:pPr>
+      <w:r>
+        <w:rPr>
+          <w:rFonts w:ascii="Cambria" w:cs="Cambria" w:eastAsia="Cambria" w:hAnsi="Cambria"/>
+        </w:rPr>
+        <w:t xml:space="preserve">Два урока, которые тянут в разные стороны</w:t>
+      </w:r>
+    </w:p>
+    <w:p>
+      <w:pPr>
+        <w:spacing w:after="160" w:line="320"/>
+        <w:jc w:val="both"/>
+      </w:pPr>
+      <w:r>
+        <w:rPr>
+          <w:rFonts w:ascii="Cambria" w:cs="Cambria" w:eastAsia="Cambria" w:hAnsi="Cambria"/>
+          <w:sz w:val="22"/>
+          <w:szCs w:val="22"/>
+        </w:rPr>
+        <w:t xml:space="preserve">С одной стороны, вот он, идеальный подчинённый. Предан до конца, делает даже то, чего не понимает, не торгуется и не ищет лазеек. Любой начальник о таком мечтает.</w:t>
+      </w:r>
+    </w:p>
+    <w:p>
+      <w:pPr>
+        <w:spacing w:after="160" w:line="320"/>
+        <w:jc w:val="both"/>
+      </w:pPr>
+      <w:r>
+        <w:rPr>
+          <w:rFonts w:ascii="Cambria" w:cs="Cambria" w:eastAsia="Cambria" w:hAnsi="Cambria"/>
+          <w:sz w:val="22"/>
+          <w:szCs w:val="22"/>
+        </w:rPr>
+        <w:t xml:space="preserve">С другой стороны, заметьте, что вышло. Подчинённый понял приказ не совсем так, как его задумывал начальник. И едва не сделал непоправимое. Преданность не уберегла от ошибки, она её только усилила, ведь верный человек выполнит криво отданный приказ с особым усердием.</w:t>
+      </w:r>
+    </w:p>
+    <w:p>
+      <w:pPr>
+        <w:pStyle w:val="Heading2"/>
+        <w:spacing w:after="180" w:before="360"/>
+      </w:pPr>
+      <w:r>
+        <w:rPr>
+          <w:rFonts w:ascii="Cambria" w:cs="Cambria" w:eastAsia="Cambria" w:hAnsi="Cambria"/>
+        </w:rPr>
+        <w:t xml:space="preserve">А урок для начальника один</w:t>
+      </w:r>
+    </w:p>
+    <w:p>
+      <w:pPr>
+        <w:spacing w:after="160" w:line="320"/>
+        <w:jc w:val="both"/>
+      </w:pPr>
+      <w:r>
+        <w:rPr>
+          <w:rFonts w:ascii="Cambria" w:cs="Cambria" w:eastAsia="Cambria" w:hAnsi="Cambria"/>
+          <w:sz w:val="22"/>
+          <w:szCs w:val="22"/>
+        </w:rPr>
+        <w:t xml:space="preserve">И вот он, и он про вас, а не про сотрудника. Если даже Авраам мог понять Всевышнего слишком буквально, то ваши люди тем более поймут вас не так. Значит, ответственность за то, что приказ дошёл целым, лежит не на том, кто исполняет, а на том, кто отдаёт. Ваше дело не просто бросить «сделай», а убедиться, что человек услышал именно то, что вы имели в виду, и оставить ему право переспросить без страха.</w:t>
+      </w:r>
+    </w:p>
+    <w:p>
+      <w:pPr>
+        <w:pStyle w:val="Heading2"/>
+        <w:spacing w:after="180" w:before="360"/>
+      </w:pPr>
+      <w:r>
+        <w:rPr>
+          <w:rFonts w:ascii="Cambria" w:cs="Cambria" w:eastAsia="Cambria" w:hAnsi="Cambria"/>
+        </w:rPr>
+        <w:t xml:space="preserve">Зеркало</w:t>
+      </w:r>
+    </w:p>
+    <w:p>
+      <w:pPr>
+        <w:spacing w:after="160" w:line="320"/>
+        <w:jc w:val="both"/>
+      </w:pPr>
+      <w:r>
+        <w:rPr>
+          <w:rFonts w:ascii="Cambria" w:cs="Cambria" w:eastAsia="Cambria" w:hAnsi="Cambria"/>
+          <w:sz w:val="22"/>
+          <w:szCs w:val="22"/>
+        </w:rPr>
+        <w:t xml:space="preserve">Мы ещё вернёмся к разнице между «объяснить» и «приказать» в отдельной главе. Пока запомните простое: чем вернее ваши люди, тем дороже обходится каждое нечётко сказанное слово. Преданность одинаково усиливает и хорошие приказы, и плохие. Какие усилит ваша, зависит только от того, насколько ясно вы говорите.</w:t>
+      </w:r>
+    </w:p>
+    <w:p>
+      <w:pPr>
+        <w:spacing w:after="120" w:before="240"/>
+        <w:jc w:val="left"/>
+      </w:pPr>
+      <w:r>
+        <w:rPr>
+          <w:rFonts w:ascii="Cambria" w:cs="Cambria" w:eastAsia="Cambria" w:hAnsi="Cambria"/>
+          <w:b/>
+          <w:bCs/>
+          <w:color w:val="808080"/>
+          <w:sz w:val="20"/>
+          <w:szCs w:val="20"/>
+        </w:rPr>
+        <w:t xml:space="preserve">Глава 16</w:t>
+      </w:r>
+    </w:p>
+    <w:p>
+      <w:pPr>
+        <w:pStyle w:val="Heading1"/>
+        <w:spacing w:after="180" w:before="0"/>
+      </w:pPr>
+      <w:r>
+        <w:rPr>
+          <w:rFonts w:ascii="Cambria" w:cs="Cambria" w:eastAsia="Cambria" w:hAnsi="Cambria"/>
+          <w:b/>
+          <w:bCs/>
+          <w:sz w:val="36"/>
+          <w:szCs w:val="36"/>
+        </w:rPr>
+        <w:t xml:space="preserve">Три философии взаимодействия с сотрудниками</w:t>
+      </w:r>
+    </w:p>
+    <w:p>
+      <w:pPr>
+        <w:spacing w:after="360" w:before="0"/>
+        <w:jc w:val="left"/>
+      </w:pPr>
+      <w:r>
+        <w:rPr>
+          <w:rFonts w:ascii="Cambria" w:cs="Cambria" w:eastAsia="Cambria" w:hAnsi="Cambria"/>
+          <w:i/>
+          <w:iCs/>
+          <w:color w:val="707070"/>
+          <w:sz w:val="18"/>
+          <w:szCs w:val="18"/>
+        </w:rPr>
+        <w:t xml:space="preserve">Опубликовано в Дзене: </w:t>
+      </w:r>
+      <w:hyperlink w:history="1" r:id="rIdcff1qg382jvjqewxznewn">
+        <w:r>
+          <w:rPr>
+            <w:rFonts w:ascii="Cambria" w:cs="Cambria" w:eastAsia="Cambria" w:hAnsi="Cambria"/>
+            <w:i/>
+            <w:iCs/>
+            <w:color w:val="2E5AAC"/>
+            <w:sz w:val="18"/>
+            <w:szCs w:val="18"/>
+            <w:u w:val="single"/>
+          </w:rPr>
+          <w:t xml:space="preserve">dzen.ru/a/ZzmSXE7UKjDlOe8d</w:t>
+        </w:r>
+      </w:hyperlink>
+    </w:p>
+    <w:p>
+      <w:pPr>
+        <w:spacing w:after="160" w:line="320"/>
+        <w:jc w:val="both"/>
+      </w:pPr>
+      <w:r>
+        <w:rPr>
+          <w:rFonts w:ascii="Cambria" w:cs="Cambria" w:eastAsia="Cambria" w:hAnsi="Cambria"/>
+          <w:i/>
+          <w:iCs/>
+          <w:sz w:val="22"/>
+          <w:szCs w:val="22"/>
+        </w:rPr>
+        <w:t xml:space="preserve">Управлять людьми можно из трёх разных позиций: наблюдать и раскладывать по типам, выискивать и лечить слабости, или строить правила для всех. Каждая работает, и каждая, если ей одной увлечься, вредит. Глава о том, когда какую брать в руки.</w:t>
+      </w:r>
+    </w:p>
+    <w:p>
+      <w:pPr>
+        <w:spacing w:after="160" w:line="320"/>
+        <w:jc w:val="both"/>
+      </w:pPr>
+      <w:r>
+        <w:rPr>
+          <w:rFonts w:ascii="Cambria" w:cs="Cambria" w:eastAsia="Cambria" w:hAnsi="Cambria"/>
+          <w:sz w:val="22"/>
+          <w:szCs w:val="22"/>
+        </w:rPr>
+        <w:t xml:space="preserve">Управление людьми это не только процедуры, это ещё и позиция, из которой вы на людей смотрите. Я для себя различаю три такие позиции и подсмотрел их в неожиданных местах: у античного Теофраста с его «Характерами», в старом списке смертных грехов и в заповедях. Каждая по-своему права.</w:t>
+      </w:r>
+    </w:p>
+    <w:p>
+      <w:pPr>
+        <w:pStyle w:val="Heading2"/>
+        <w:spacing w:after="180" w:before="360"/>
+      </w:pPr>
+      <w:r>
+        <w:rPr>
+          <w:rFonts w:ascii="Cambria" w:cs="Cambria" w:eastAsia="Cambria" w:hAnsi="Cambria"/>
+        </w:rPr>
+        <w:t xml:space="preserve">Наблюдать и раскладывать</w:t>
+      </w:r>
+    </w:p>
+    <w:p>
+      <w:pPr>
+        <w:spacing w:after="160" w:line="320"/>
+        <w:jc w:val="both"/>
+      </w:pPr>
+      <w:r>
+        <w:rPr>
+          <w:rFonts w:ascii="Cambria" w:cs="Cambria" w:eastAsia="Cambria" w:hAnsi="Cambria"/>
+          <w:sz w:val="22"/>
+          <w:szCs w:val="22"/>
+        </w:rPr>
+        <w:t xml:space="preserve">Первая позиция, наблюдать и понимать. Кто передо мной: лидер, исполнитель, вечный спорщик, тихий наблюдатель. Где его сила, где слабость, что им движет. Это взгляд натуралиста: не вмешиваться, а разглядеть. Он бесценен при найме и сборке команды, когда роли раздаёшь по натуре, а не наугад. Его слабость в том, что он пассивен: понять человека и помочь ему измениться это разные вещи.</w:t>
+      </w:r>
+    </w:p>
+    <w:p>
+      <w:pPr>
+        <w:pStyle w:val="Heading2"/>
+        <w:spacing w:after="180" w:before="360"/>
+      </w:pPr>
+      <w:r>
+        <w:rPr>
+          <w:rFonts w:ascii="Cambria" w:cs="Cambria" w:eastAsia="Cambria" w:hAnsi="Cambria"/>
+        </w:rPr>
+        <w:t xml:space="preserve">Лечить слабости</w:t>
+      </w:r>
+    </w:p>
+    <w:p>
+      <w:pPr>
+        <w:spacing w:after="160" w:line="320"/>
+        <w:jc w:val="both"/>
+      </w:pPr>
+      <w:r>
+        <w:rPr>
+          <w:rFonts w:ascii="Cambria" w:cs="Cambria" w:eastAsia="Cambria" w:hAnsi="Cambria"/>
+          <w:sz w:val="22"/>
+          <w:szCs w:val="22"/>
+        </w:rPr>
+        <w:t xml:space="preserve">Вторая позиция, выискивать слабости и с ними работать. Лень, склочность, апатия, выгорание, зависть, всё то, что мешает человеку и команде. Тут вы уже не наблюдатель, а врач. Эта позиция вытаскивает скрытые проблемы и снимает барьеры. Но у неё ядовитый побочный эффект: если смотреть на людей только через их слабости, в компании заводится атмосфера вечной критики, и сильные начинают чувствовать себя вечно виноватыми.</w:t>
+      </w:r>
+    </w:p>
+    <w:p>
+      <w:pPr>
+        <w:pStyle w:val="Heading2"/>
+        <w:spacing w:after="180" w:before="360"/>
+      </w:pPr>
+      <w:r>
+        <w:rPr>
+          <w:rFonts w:ascii="Cambria" w:cs="Cambria" w:eastAsia="Cambria" w:hAnsi="Cambria"/>
+        </w:rPr>
+        <w:t xml:space="preserve">Строить правила</w:t>
+      </w:r>
+    </w:p>
+    <w:p>
+      <w:pPr>
+        <w:spacing w:after="160" w:line="320"/>
+        <w:jc w:val="both"/>
+      </w:pPr>
+      <w:r>
+        <w:rPr>
+          <w:rFonts w:ascii="Cambria" w:cs="Cambria" w:eastAsia="Cambria" w:hAnsi="Cambria"/>
+          <w:sz w:val="22"/>
+          <w:szCs w:val="22"/>
+        </w:rPr>
+        <w:t xml:space="preserve">Третья позиция, правила для всех. Чёткие нормы, регламенты, внятные показатели, понятные поощрения и наказания. Это даёт стабильность и позволяет управлять не десятью людьми, а сотней, не сходя с ума. Её цена известна: правил станет слишком много, и они придушат всякую инициативу, ту самую, за отсутствие которой вы потом будете на людей жаловаться.</w:t>
+      </w:r>
+    </w:p>
+    <w:p>
+      <w:pPr>
+        <w:pStyle w:val="Heading2"/>
+        <w:spacing w:after="180" w:before="360"/>
+      </w:pPr>
+      <w:r>
+        <w:rPr>
+          <w:rFonts w:ascii="Cambria" w:cs="Cambria" w:eastAsia="Cambria" w:hAnsi="Cambria"/>
+        </w:rPr>
+        <w:t xml:space="preserve">Зеркало</w:t>
+      </w:r>
+    </w:p>
+    <w:p>
+      <w:pPr>
+        <w:spacing w:after="160" w:line="320"/>
+        <w:jc w:val="both"/>
+      </w:pPr>
+      <w:r>
+        <w:rPr>
+          <w:rFonts w:ascii="Cambria" w:cs="Cambria" w:eastAsia="Cambria" w:hAnsi="Cambria"/>
+          <w:sz w:val="22"/>
+          <w:szCs w:val="22"/>
+        </w:rPr>
+        <w:t xml:space="preserve">Фокус не в том, чтобы выбрать одну позицию, а в том, чтобы знать, когда какую брать. На найме смотрите натуралистом. Когда человек забуксовал, становитесь врачом, но ненадолго. Когда людей становится много, стройте правила, но оставляйте в них зазор для живого. Беда приходит, когда руководитель застревает в одной позиции: вечный наблюдатель ничего не чинит, вечный врач всех демотивирует, вечный законник убивает инициативу. Мастерство не в том, какую философию исповедовать, а в том, чтобы вовремя сменить ту, что сейчас мешает.</w:t>
+      </w:r>
+    </w:p>
+    <w:p>
+      <w:pPr>
+        <w:spacing w:after="120" w:before="240"/>
+        <w:jc w:val="left"/>
+      </w:pPr>
+      <w:r>
+        <w:rPr>
+          <w:rFonts w:ascii="Cambria" w:cs="Cambria" w:eastAsia="Cambria" w:hAnsi="Cambria"/>
+          <w:b/>
+          <w:bCs/>
+          <w:color w:val="808080"/>
+          <w:sz w:val="20"/>
+          <w:szCs w:val="20"/>
+        </w:rPr>
+        <w:t xml:space="preserve">Глава 17</w:t>
+      </w:r>
+    </w:p>
+    <w:p>
+      <w:pPr>
+        <w:pStyle w:val="Heading1"/>
+        <w:spacing w:after="180" w:before="0"/>
+      </w:pPr>
+      <w:r>
+        <w:rPr>
+          <w:rFonts w:ascii="Cambria" w:cs="Cambria" w:eastAsia="Cambria" w:hAnsi="Cambria"/>
+          <w:b/>
+          <w:bCs/>
+          <w:sz w:val="36"/>
+          <w:szCs w:val="36"/>
+        </w:rPr>
+        <w:t xml:space="preserve">Камеры наблюдения, или почему слежка убивает продуктивность</w:t>
+      </w:r>
+    </w:p>
+    <w:p>
+      <w:pPr>
+        <w:spacing w:after="360" w:before="0"/>
+        <w:jc w:val="left"/>
+      </w:pPr>
+      <w:r>
+        <w:rPr>
+          <w:rFonts w:ascii="Cambria" w:cs="Cambria" w:eastAsia="Cambria" w:hAnsi="Cambria"/>
+          <w:i/>
+          <w:iCs/>
+          <w:color w:val="707070"/>
+          <w:sz w:val="18"/>
+          <w:szCs w:val="18"/>
+        </w:rPr>
+        <w:t xml:space="preserve">Опубликовано в Дзене: </w:t>
+      </w:r>
+      <w:hyperlink w:history="1" r:id="rId0isal21heakvlbbowdgml">
+        <w:r>
+          <w:rPr>
+            <w:rFonts w:ascii="Cambria" w:cs="Cambria" w:eastAsia="Cambria" w:hAnsi="Cambria"/>
+            <w:i/>
+            <w:iCs/>
+            <w:color w:val="2E5AAC"/>
+            <w:sz w:val="18"/>
+            <w:szCs w:val="18"/>
+            <w:u w:val="single"/>
+          </w:rPr>
+          <w:t xml:space="preserve">dzen.ru/a/aOKTkxPpYgxqracp</w:t>
+        </w:r>
+      </w:hyperlink>
+    </w:p>
+    <w:p>
+      <w:pPr>
+        <w:spacing w:after="160" w:line="320"/>
+        <w:jc w:val="both"/>
+      </w:pPr>
+      <w:r>
+        <w:rPr>
+          <w:rFonts w:ascii="Cambria" w:cs="Cambria" w:eastAsia="Cambria" w:hAnsi="Cambria"/>
+          <w:i/>
+          <w:iCs/>
+          <w:sz w:val="22"/>
+          <w:szCs w:val="22"/>
+        </w:rPr>
+        <w:t xml:space="preserve">Камеры в офисе кажутся идеальным контролем: видно, кто работает, а кто гоняет чаи. Но у каждого сотрудника есть ещё четыре внутренние камеры, и внешняя включает их на полную. Глава о том, почему слежка обходится дороже, чем кажется.</w:t>
+      </w:r>
+    </w:p>
+    <w:p>
+      <w:pPr>
+        <w:spacing w:after="160" w:line="320"/>
+        <w:jc w:val="both"/>
+      </w:pPr>
+      <w:r>
+        <w:rPr>
+          <w:rFonts w:ascii="Cambria" w:cs="Cambria" w:eastAsia="Cambria" w:hAnsi="Cambria"/>
+          <w:sz w:val="22"/>
+          <w:szCs w:val="22"/>
+        </w:rPr>
+        <w:t xml:space="preserve">Владельцы, особенно из породы филистеров, обожают камеры наблюдения. Поставил, и сразу видно, кто работает, а кто гоняет чаи. Идеальный, казалось бы, инструмент контроля. Вот только есть у него философская изнанка: камера не просто показывает вам сотрудника, она ещё и увеличивает его собственные затраты.</w:t>
+      </w:r>
+    </w:p>
+    <w:p>
+      <w:pPr>
+        <w:pStyle w:val="Heading2"/>
+        <w:spacing w:after="180" w:before="360"/>
+      </w:pPr>
+      <w:r>
+        <w:rPr>
+          <w:rFonts w:ascii="Cambria" w:cs="Cambria" w:eastAsia="Cambria" w:hAnsi="Cambria"/>
+        </w:rPr>
+        <w:t xml:space="preserve">Четыре внутренние камеры</w:t>
+      </w:r>
+    </w:p>
+    <w:p>
+      <w:pPr>
+        <w:spacing w:after="160" w:line="320"/>
+        <w:jc w:val="both"/>
+      </w:pPr>
+      <w:r>
+        <w:rPr>
+          <w:rFonts w:ascii="Cambria" w:cs="Cambria" w:eastAsia="Cambria" w:hAnsi="Cambria"/>
+          <w:sz w:val="22"/>
+          <w:szCs w:val="22"/>
+        </w:rPr>
+        <w:t xml:space="preserve">Дело в том, что каждый из нас и без всяких офисов постоянно наблюдает за собой с четырёх внутренних камер. Первая: кто я, профессионал, ответственный человек, мастер. Вторая: как я выгляжу на самом деле. Третья: как я смотрюсь на фоне остальных. Четвёртая: что обо мне подумают. Пока эти четыре картинки сходятся, человек спокоен. Стоит им разъехаться, и внезапно оказывается, что «нечего надеть» и «я сегодня не в форме».</w:t>
+      </w:r>
+    </w:p>
+    <w:p>
+      <w:pPr>
+        <w:pStyle w:val="Heading2"/>
+        <w:spacing w:after="180" w:before="360"/>
+      </w:pPr>
+      <w:r>
+        <w:rPr>
+          <w:rFonts w:ascii="Cambria" w:cs="Cambria" w:eastAsia="Cambria" w:hAnsi="Cambria"/>
+        </w:rPr>
+        <w:t xml:space="preserve">Что делает офисная камера</w:t>
+      </w:r>
+    </w:p>
+    <w:p>
+      <w:pPr>
+        <w:spacing w:after="160" w:line="320"/>
+        <w:jc w:val="both"/>
+      </w:pPr>
+      <w:r>
+        <w:rPr>
+          <w:rFonts w:ascii="Cambria" w:cs="Cambria" w:eastAsia="Cambria" w:hAnsi="Cambria"/>
+          <w:sz w:val="22"/>
+          <w:szCs w:val="22"/>
+        </w:rPr>
+        <w:t xml:space="preserve">Когда над сотрудником повисает внешняя камера, она включает все четыре внутренние на максимум. Человек уже не просто работает, он играет роль перед объективом и без конца сверяет картинки: достаточно ли я усерден, как я выгляжу на записи, что подумают, когда её посмотрят. Это дико энергозатратно. Вместо того чтобы заниматься делом, продавать, считать, говорить с клиентом, мозг тратит силы на самоконтроль под взглядом большого брата.</w:t>
+      </w:r>
+    </w:p>
+    <w:p>
+      <w:pPr>
+        <w:spacing w:after="160" w:line="320"/>
+        <w:jc w:val="both"/>
+      </w:pPr>
+      <w:r>
+        <w:rPr>
+          <w:rFonts w:ascii="Cambria" w:cs="Cambria" w:eastAsia="Cambria" w:hAnsi="Cambria"/>
+          <w:sz w:val="22"/>
+          <w:szCs w:val="22"/>
+        </w:rPr>
+        <w:t xml:space="preserve">Итог не тот, на который рассчитывали. Продуктивность падает, потому что энергия уходит на управление впечатлением, а не на работу. Затраты растут, потому что вы платите человеку за игру. Добавьте выгорание от вечной самооценки и текучку: те, у кого внутренние камеры и так не в ладу, просто уйдут туда, где их оценивают по результату, а не по картинке. А уходят, как правило, не худшие.</w:t>
+      </w:r>
+    </w:p>
+    <w:p>
+      <w:pPr>
+        <w:pStyle w:val="Heading2"/>
+        <w:spacing w:after="180" w:before="360"/>
+      </w:pPr>
+      <w:r>
+        <w:rPr>
+          <w:rFonts w:ascii="Cambria" w:cs="Cambria" w:eastAsia="Cambria" w:hAnsi="Cambria"/>
+        </w:rPr>
+        <w:t xml:space="preserve">Зеркало</w:t>
+      </w:r>
+    </w:p>
+    <w:p>
+      <w:pPr>
+        <w:spacing w:after="160" w:line="320"/>
+        <w:jc w:val="both"/>
+      </w:pPr>
+      <w:r>
+        <w:rPr>
+          <w:rFonts w:ascii="Cambria" w:cs="Cambria" w:eastAsia="Cambria" w:hAnsi="Cambria"/>
+          <w:sz w:val="22"/>
+          <w:szCs w:val="22"/>
+        </w:rPr>
+        <w:t xml:space="preserve">Камера это палка о двух концах. Прежде чем вешать её над людьми, спросите себя, что вам важнее: видеть каждое движение или получить результат, который растёт только на доверии и свободе. Мы уже говорили, что хороший сотрудник работает без надзора, а плохого надзор лишь маскирует. Камера ровно про это. Иногда, чтобы получить больше, надо увидеть меньше.</w:t>
+      </w:r>
+    </w:p>
+    <w:p>
+      <w:pPr>
+        <w:spacing w:after="120" w:before="240"/>
+        <w:jc w:val="left"/>
+      </w:pPr>
+      <w:r>
+        <w:rPr>
+          <w:rFonts w:ascii="Cambria" w:cs="Cambria" w:eastAsia="Cambria" w:hAnsi="Cambria"/>
+          <w:b/>
+          <w:bCs/>
+          <w:color w:val="808080"/>
+          <w:sz w:val="20"/>
+          <w:szCs w:val="20"/>
+        </w:rPr>
+        <w:t xml:space="preserve">Глава 18</w:t>
+      </w:r>
+    </w:p>
+    <w:p>
+      <w:pPr>
+        <w:pStyle w:val="Heading1"/>
+        <w:spacing w:after="180" w:before="0"/>
+      </w:pPr>
+      <w:r>
+        <w:rPr>
+          <w:rFonts w:ascii="Cambria" w:cs="Cambria" w:eastAsia="Cambria" w:hAnsi="Cambria"/>
+          <w:b/>
+          <w:bCs/>
+          <w:sz w:val="36"/>
+          <w:szCs w:val="36"/>
+        </w:rPr>
+        <w:t xml:space="preserve">Тринадцать принципов корпоративного милосердия, или Каким должен быть директор</w:t>
+      </w:r>
+    </w:p>
+    <w:p>
+      <w:pPr>
+        <w:spacing w:after="360" w:before="0"/>
+        <w:jc w:val="left"/>
+      </w:pPr>
+      <w:r>
+        <w:rPr>
+          <w:rFonts w:ascii="Cambria" w:cs="Cambria" w:eastAsia="Cambria" w:hAnsi="Cambria"/>
+          <w:i/>
+          <w:iCs/>
+          <w:color w:val="707070"/>
+          <w:sz w:val="18"/>
+          <w:szCs w:val="18"/>
+        </w:rPr>
+        <w:t xml:space="preserve">Опубликовано в Дзене: </w:t>
+      </w:r>
+      <w:hyperlink w:history="1" r:id="rIdiz19-aj82rc0scs8twiat">
         <w:r>
           <w:rPr>
             <w:rFonts w:ascii="Cambria" w:cs="Cambria" w:eastAsia="Cambria" w:hAnsi="Cambria"/>

--- a/gde-kadry-zin.docx
+++ b/gde-kadry-zin.docx
@@ -443,7 +443,7 @@
         </w:rPr>
         <w:t xml:space="preserve">Телеграм-канал:  </w:t>
       </w:r>
-      <w:hyperlink w:history="1" r:id="rIdyj2mj09q0xhmvv0ikk7pi">
+      <w:hyperlink w:history="1" r:id="rIdcfql4oh9kockqlpoetyge">
         <w:r>
           <w:rPr>
             <w:rFonts w:ascii="Cambria" w:cs="Cambria" w:eastAsia="Cambria" w:hAnsi="Cambria"/>
@@ -489,7 +489,7 @@
         </w:rPr>
         <w:t xml:space="preserve">Группа со статьями:  </w:t>
       </w:r>
-      <w:hyperlink w:history="1" r:id="rIdsajcfierkci8pzsiblqwz">
+      <w:hyperlink w:history="1" r:id="rId59r5smcb-uikeqbceqy4v">
         <w:r>
           <w:rPr>
             <w:rFonts w:ascii="Cambria" w:cs="Cambria" w:eastAsia="Cambria" w:hAnsi="Cambria"/>
@@ -535,7 +535,7 @@
         </w:rPr>
         <w:t xml:space="preserve">Личный Telegram:  </w:t>
       </w:r>
-      <w:hyperlink w:history="1" r:id="rIdirc0dqclzgr3yjeqtzj88">
+      <w:hyperlink w:history="1" r:id="rIdd4wqt7oxjfspdsfmtlktw">
         <w:r>
           <w:rPr>
             <w:rFonts w:ascii="Cambria" w:cs="Cambria" w:eastAsia="Cambria" w:hAnsi="Cambria"/>
@@ -564,7 +564,7 @@
         </w:rPr>
         <w:t xml:space="preserve">Канал на Дзене:  </w:t>
       </w:r>
-      <w:hyperlink w:history="1" r:id="rIdz3flfdkbzt27vaupekhhw">
+      <w:hyperlink w:history="1" r:id="rIdpwjimsyfzxcuwrxw6qgi2">
         <w:r>
           <w:rPr>
             <w:rFonts w:ascii="Cambria" w:cs="Cambria" w:eastAsia="Cambria" w:hAnsi="Cambria"/>
@@ -862,7 +862,7 @@
         </w:rPr>
         <w:t xml:space="preserve">Опубликовано в Дзене: </w:t>
       </w:r>
-      <w:hyperlink w:history="1" r:id="rId9f03ujbyrq8e-qe8ap5ca">
+      <w:hyperlink w:history="1" r:id="rId-jm-ntftalli7vf4kiov0">
         <w:r>
           <w:rPr>
             <w:rFonts w:ascii="Cambria" w:cs="Cambria" w:eastAsia="Cambria" w:hAnsi="Cambria"/>
@@ -1172,7 +1172,7 @@
         </w:rPr>
         <w:t xml:space="preserve">Опубликовано в Дзене: </w:t>
       </w:r>
-      <w:hyperlink w:history="1" r:id="rId5wyszuym26gfzsbvq7fny">
+      <w:hyperlink w:history="1" r:id="rIdb-q8rq5c5ztlppduxy5cq">
         <w:r>
           <w:rPr>
             <w:rFonts w:ascii="Cambria" w:cs="Cambria" w:eastAsia="Cambria" w:hAnsi="Cambria"/>
@@ -1454,7 +1454,7 @@
         </w:rPr>
         <w:t xml:space="preserve">Опубликовано в Дзене: </w:t>
       </w:r>
-      <w:hyperlink w:history="1" r:id="rIdqxroxtbci7m5t1utz9qnq">
+      <w:hyperlink w:history="1" r:id="rIdontgj0mpjw4lci02mewng">
         <w:r>
           <w:rPr>
             <w:rFonts w:ascii="Cambria" w:cs="Cambria" w:eastAsia="Cambria" w:hAnsi="Cambria"/>
@@ -1632,6 +1632,404 @@
       </w:r>
     </w:p>
     <w:p>
+      <w:pPr>
+        <w:spacing w:after="120" w:before="240"/>
+        <w:jc w:val="left"/>
+      </w:pPr>
+      <w:r>
+        <w:rPr>
+          <w:rFonts w:ascii="Cambria" w:cs="Cambria" w:eastAsia="Cambria" w:hAnsi="Cambria"/>
+          <w:b/>
+          <w:bCs/>
+          <w:color w:val="808080"/>
+          <w:sz w:val="20"/>
+          <w:szCs w:val="20"/>
+        </w:rPr>
+        <w:t xml:space="preserve">Глава 4</w:t>
+      </w:r>
+    </w:p>
+    <w:p>
+      <w:pPr>
+        <w:pStyle w:val="Heading1"/>
+        <w:spacing w:after="180" w:before="0"/>
+      </w:pPr>
+      <w:r>
+        <w:rPr>
+          <w:rFonts w:ascii="Cambria" w:cs="Cambria" w:eastAsia="Cambria" w:hAnsi="Cambria"/>
+          <w:b/>
+          <w:bCs/>
+          <w:sz w:val="36"/>
+          <w:szCs w:val="36"/>
+        </w:rPr>
+        <w:t xml:space="preserve">Объяснять или приказывать</w:t>
+      </w:r>
+    </w:p>
+    <w:p>
+      <w:pPr>
+        <w:spacing w:after="360" w:before="0"/>
+        <w:jc w:val="left"/>
+      </w:pPr>
+      <w:r>
+        <w:rPr>
+          <w:rFonts w:ascii="Cambria" w:cs="Cambria" w:eastAsia="Cambria" w:hAnsi="Cambria"/>
+          <w:i/>
+          <w:iCs/>
+          <w:color w:val="707070"/>
+          <w:sz w:val="18"/>
+          <w:szCs w:val="18"/>
+        </w:rPr>
+        <w:t xml:space="preserve">Опубликовано в Дзене: </w:t>
+      </w:r>
+      <w:hyperlink w:history="1" r:id="rIdi34o0wq5ckvu_piecdxr0">
+        <w:r>
+          <w:rPr>
+            <w:rFonts w:ascii="Cambria" w:cs="Cambria" w:eastAsia="Cambria" w:hAnsi="Cambria"/>
+            <w:i/>
+            <w:iCs/>
+            <w:color w:val="2E5AAC"/>
+            <w:sz w:val="18"/>
+            <w:szCs w:val="18"/>
+            <w:u w:val="single"/>
+          </w:rPr>
+          <w:t xml:space="preserve">dzen.ru/a/ZsETzIekjj9ai4vB</w:t>
+        </w:r>
+      </w:hyperlink>
+    </w:p>
+    <w:p>
+      <w:pPr>
+        <w:spacing w:after="160" w:line="320"/>
+        <w:jc w:val="both"/>
+      </w:pPr>
+      <w:r>
+        <w:rPr>
+          <w:rFonts w:ascii="Cambria" w:cs="Cambria" w:eastAsia="Cambria" w:hAnsi="Cambria"/>
+          <w:i/>
+          <w:iCs/>
+          <w:sz w:val="22"/>
+          <w:szCs w:val="22"/>
+        </w:rPr>
+        <w:t xml:space="preserve">Я заметил у владельцев бизнеса ровно два стиля: одни всё растолковывают, другие раздают простые задания. Спорить, какой правильный, бессмысленно. Полезнее понять, когда какой работает, и почему понимание иногда мешает. Глава о том, всем ли надо знать зачем.</w:t>
+      </w:r>
+    </w:p>
+    <w:p>
+      <w:pPr>
+        <w:spacing w:after="160" w:line="320"/>
+        <w:jc w:val="both"/>
+      </w:pPr>
+      <w:r>
+        <w:rPr>
+          <w:rFonts w:ascii="Cambria" w:cs="Cambria" w:eastAsia="Cambria" w:hAnsi="Cambria"/>
+          <w:sz w:val="22"/>
+          <w:szCs w:val="22"/>
+        </w:rPr>
+        <w:t xml:space="preserve">Разглядывая самые разные бизнесы, я вижу у их хозяев ровно два устойчивых стиля. Одни стараются всё объяснить: в чём смысл работы, зачем она, как труд каждого влияет на общий результат. Другие раздают простые чёткие задания и не грузят людей стратегией: вот задача, вот инструкция, сделай быстро и точно. Я не из тех, кто раздаёт ярлыки «правильно» и «неправильно». Интереснее, почему живут оба стиля и где каждый выигрывает.</w:t>
+      </w:r>
+    </w:p>
+    <w:p>
+      <w:pPr>
+        <w:pStyle w:val="Heading2"/>
+        <w:spacing w:after="180" w:before="360"/>
+      </w:pPr>
+      <w:r>
+        <w:rPr>
+          <w:rFonts w:ascii="Cambria" w:cs="Cambria" w:eastAsia="Cambria" w:hAnsi="Cambria"/>
+        </w:rPr>
+        <w:t xml:space="preserve">Понимание не всегда лучше</w:t>
+      </w:r>
+    </w:p>
+    <w:p>
+      <w:pPr>
+        <w:spacing w:after="160" w:line="320"/>
+        <w:jc w:val="both"/>
+      </w:pPr>
+      <w:r>
+        <w:rPr>
+          <w:rFonts w:ascii="Cambria" w:cs="Cambria" w:eastAsia="Cambria" w:hAnsi="Cambria"/>
+          <w:sz w:val="22"/>
+          <w:szCs w:val="22"/>
+        </w:rPr>
+        <w:t xml:space="preserve">Кажется очевидным: чем лучше человек понимает свою работу, тем лучше её делает. Не всегда. Иногда глубокое понимание мешает. Я видел компанию, где хозяин решил, что все должны проникнуться целями и стратегией, и потратил месяцы на просвещение. В итоге люди стали больше времени тратить на обсуждение и переосмысление задач, чем на сами задачи. Производительность упала.</w:t>
+      </w:r>
+    </w:p>
+    <w:p>
+      <w:pPr>
+        <w:spacing w:after="160" w:line="320"/>
+        <w:jc w:val="both"/>
+      </w:pPr>
+      <w:r>
+        <w:rPr>
+          <w:rFonts w:ascii="Cambria" w:cs="Cambria" w:eastAsia="Cambria" w:hAnsi="Cambria"/>
+          <w:sz w:val="22"/>
+          <w:szCs w:val="22"/>
+        </w:rPr>
+        <w:t xml:space="preserve">Сравните два случая. Оператор на сборке работает по чёткой инструкции. Он не знает стратегию компании и не должен: важны скорость и точность, понимание тут лишний груз. А менеджер проекта каждый день принимает решения сам, в меняющихся условиях, и ему понимание целей жизненно необходимо, иначе он наошибается там, где инструкции нет.</w:t>
+      </w:r>
+    </w:p>
+    <w:p>
+      <w:pPr>
+        <w:pStyle w:val="Heading2"/>
+        <w:spacing w:after="180" w:before="360"/>
+      </w:pPr>
+      <w:r>
+        <w:rPr>
+          <w:rFonts w:ascii="Cambria" w:cs="Cambria" w:eastAsia="Cambria" w:hAnsi="Cambria"/>
+        </w:rPr>
+        <w:t xml:space="preserve">Важнее понимания его одинаковость</w:t>
+      </w:r>
+    </w:p>
+    <w:p>
+      <w:pPr>
+        <w:spacing w:after="160" w:line="320"/>
+        <w:jc w:val="both"/>
+      </w:pPr>
+      <w:r>
+        <w:rPr>
+          <w:rFonts w:ascii="Cambria" w:cs="Cambria" w:eastAsia="Cambria" w:hAnsi="Cambria"/>
+          <w:sz w:val="22"/>
+          <w:szCs w:val="22"/>
+        </w:rPr>
+        <w:t xml:space="preserve">Но вот что важнее самого понимания: его одинаковость. Когда контекст меняется и людям приходится решать на ходу, без согласования, спасает только то, что они одинаково понимают, куда движется компания. Тогда их решения складываются, а не тянут в разные стороны. Если же каждый понял цель по-своему, действия начнут конфликтовать, и чем инициативнее люди, тем сильнее разнос.</w:t>
+      </w:r>
+    </w:p>
+    <w:p>
+      <w:pPr>
+        <w:pStyle w:val="Heading2"/>
+        <w:spacing w:after="180" w:before="360"/>
+      </w:pPr>
+      <w:r>
+        <w:rPr>
+          <w:rFonts w:ascii="Cambria" w:cs="Cambria" w:eastAsia="Cambria" w:hAnsi="Cambria"/>
+        </w:rPr>
+        <w:t xml:space="preserve">Что с этим делать</w:t>
+      </w:r>
+    </w:p>
+    <w:p>
+      <w:pPr>
+        <w:spacing w:after="160" w:line="320"/>
+        <w:jc w:val="both"/>
+      </w:pPr>
+      <w:r>
+        <w:rPr>
+          <w:rFonts w:ascii="Cambria" w:cs="Cambria" w:eastAsia="Cambria" w:hAnsi="Cambria"/>
+          <w:sz w:val="22"/>
+          <w:szCs w:val="22"/>
+        </w:rPr>
+        <w:t xml:space="preserve">Решайте по роли. Для каждой должности спросите: нужно ли этому человеку понимать смысл и стратегию, или достаточно хорошо выполнять. Где не нужно, дайте чёткие инструкции, чек-листы и регламенты, и не требуйте большего. Большинство людей работают, чтобы жить, а не чтобы постигать смысл вашего бизнеса, и это нормально. А где понимание нужно, добейтесь, чтобы оно было одинаковым у всех, иначе оно опаснее незнания. Эту мысль хорошо разворачивает Стивен Бангей в книге «Искусство действия».</w:t>
+      </w:r>
+    </w:p>
+    <w:p>
+      <w:pPr>
+        <w:spacing w:after="160" w:line="320"/>
+        <w:jc w:val="both"/>
+      </w:pPr>
+      <w:r>
+        <w:rPr>
+          <w:rFonts w:ascii="Cambria" w:cs="Cambria" w:eastAsia="Cambria" w:hAnsi="Cambria"/>
+          <w:sz w:val="22"/>
+          <w:szCs w:val="22"/>
+        </w:rPr>
+        <w:t xml:space="preserve">Отсюда же следует кое-что про деньги. Понимающий сотрудник, который принимает решения в неопределённости, стоит дороже: ему нужен оклад и доля от общего результата. А исполнителю по инструкции честно платить оклад и небольшой бонус за скорость и точность. Это не жадность, это справедливость: вы платите за то, что человек на самом деле делает.</w:t>
+      </w:r>
+    </w:p>
+    <w:p>
+      <w:pPr>
+        <w:pStyle w:val="Heading2"/>
+        <w:spacing w:after="180" w:before="360"/>
+      </w:pPr>
+      <w:r>
+        <w:rPr>
+          <w:rFonts w:ascii="Cambria" w:cs="Cambria" w:eastAsia="Cambria" w:hAnsi="Cambria"/>
+        </w:rPr>
+        <w:t xml:space="preserve">Зеркало</w:t>
+      </w:r>
+    </w:p>
+    <w:p>
+      <w:pPr>
+        <w:spacing w:after="160" w:line="320"/>
+        <w:jc w:val="both"/>
+      </w:pPr>
+      <w:r>
+        <w:rPr>
+          <w:rFonts w:ascii="Cambria" w:cs="Cambria" w:eastAsia="Cambria" w:hAnsi="Cambria"/>
+          <w:sz w:val="22"/>
+          <w:szCs w:val="22"/>
+        </w:rPr>
+        <w:t xml:space="preserve">Я обещал раньше вернуться к разнице между «объяснить» и «приказать». Вот она. Оба инструмента рабочие. Беда не в том, что вы выбрали не тот, а в том, что вы применяете один и тот же ко всем, не спросив, кому из ваших людей нужен смысл, а кому хватит ясной задачи.</w:t>
+      </w:r>
+    </w:p>
+    <w:p>
+      <w:pPr>
+        <w:spacing w:after="120" w:before="240"/>
+        <w:jc w:val="left"/>
+      </w:pPr>
+      <w:r>
+        <w:rPr>
+          <w:rFonts w:ascii="Cambria" w:cs="Cambria" w:eastAsia="Cambria" w:hAnsi="Cambria"/>
+          <w:b/>
+          <w:bCs/>
+          <w:color w:val="808080"/>
+          <w:sz w:val="20"/>
+          <w:szCs w:val="20"/>
+        </w:rPr>
+        <w:t xml:space="preserve">Глава 5</w:t>
+      </w:r>
+    </w:p>
+    <w:p>
+      <w:pPr>
+        <w:pStyle w:val="Heading1"/>
+        <w:spacing w:after="180" w:before="0"/>
+      </w:pPr>
+      <w:r>
+        <w:rPr>
+          <w:rFonts w:ascii="Cambria" w:cs="Cambria" w:eastAsia="Cambria" w:hAnsi="Cambria"/>
+          <w:b/>
+          <w:bCs/>
+          <w:sz w:val="36"/>
+          <w:szCs w:val="36"/>
+        </w:rPr>
+        <w:t xml:space="preserve">Шестнадцать причин, по которым люди не делают то, что должны</w:t>
+      </w:r>
+    </w:p>
+    <w:p>
+      <w:pPr>
+        <w:spacing w:after="360" w:before="0"/>
+        <w:jc w:val="left"/>
+      </w:pPr>
+      <w:r>
+        <w:rPr>
+          <w:rFonts w:ascii="Cambria" w:cs="Cambria" w:eastAsia="Cambria" w:hAnsi="Cambria"/>
+          <w:i/>
+          <w:iCs/>
+          <w:color w:val="707070"/>
+          <w:sz w:val="18"/>
+          <w:szCs w:val="18"/>
+        </w:rPr>
+        <w:t xml:space="preserve">Опубликовано в Дзене: </w:t>
+      </w:r>
+      <w:hyperlink w:history="1" r:id="rId5o7aei-e5ncpm3dhmnyb4">
+        <w:r>
+          <w:rPr>
+            <w:rFonts w:ascii="Cambria" w:cs="Cambria" w:eastAsia="Cambria" w:hAnsi="Cambria"/>
+            <w:i/>
+            <w:iCs/>
+            <w:color w:val="2E5AAC"/>
+            <w:sz w:val="18"/>
+            <w:szCs w:val="18"/>
+            <w:u w:val="single"/>
+          </w:rPr>
+          <w:t xml:space="preserve">dzen.ru/a/XLwM01WGNgCzwpdW</w:t>
+        </w:r>
+      </w:hyperlink>
+    </w:p>
+    <w:p>
+      <w:pPr>
+        <w:spacing w:after="160" w:line="320"/>
+        <w:jc w:val="both"/>
+      </w:pPr>
+      <w:r>
+        <w:rPr>
+          <w:rFonts w:ascii="Cambria" w:cs="Cambria" w:eastAsia="Cambria" w:hAnsi="Cambria"/>
+          <w:i/>
+          <w:iCs/>
+          <w:sz w:val="22"/>
+          <w:szCs w:val="22"/>
+        </w:rPr>
+        <w:t xml:space="preserve">Когда сотрудник не делает того, что положено, первый вывод собственника обычно короткий: лентяй или дурак. А есть чек-лист из шестнадцати причин, и почти все они показывают пальцем не на сотрудника, а на вас. Глава, которую стоит держать под рукой.</w:t>
+      </w:r>
+    </w:p>
+    <w:p>
+      <w:pPr>
+        <w:spacing w:after="160" w:line="320"/>
+        <w:jc w:val="both"/>
+      </w:pPr>
+      <w:r>
+        <w:rPr>
+          <w:rFonts w:ascii="Cambria" w:cs="Cambria" w:eastAsia="Cambria" w:hAnsi="Cambria"/>
+          <w:sz w:val="22"/>
+          <w:szCs w:val="22"/>
+        </w:rPr>
+        <w:t xml:space="preserve">Когда человек не делает того, что должен, у собственника наготове короткое объяснение: лень, глупость, не хочет. Объяснение приятное, потому что снимает вопросы с того, кто объясняет. А есть старый чек-лист, который я советую держать под рукой. В нём шестнадцать причин, по которым люди не делают положенного, и собран он из практики, а не из обиды.</w:t>
+      </w:r>
+    </w:p>
+    <w:p>
+      <w:pPr>
+        <w:pStyle w:val="Heading2"/>
+        <w:spacing w:after="180" w:before="360"/>
+      </w:pPr>
+      <w:r>
+        <w:rPr>
+          <w:rFonts w:ascii="Cambria" w:cs="Cambria" w:eastAsia="Cambria" w:hAnsi="Cambria"/>
+        </w:rPr>
+        <w:t xml:space="preserve">Список</w:t>
+      </w:r>
+    </w:p>
+    <w:p>
+      <w:pPr>
+        <w:spacing w:after="160" w:line="320"/>
+        <w:jc w:val="both"/>
+      </w:pPr>
+      <w:r>
+        <w:rPr>
+          <w:rFonts w:ascii="Cambria" w:cs="Cambria" w:eastAsia="Cambria" w:hAnsi="Cambria"/>
+          <w:sz w:val="22"/>
+          <w:szCs w:val="22"/>
+        </w:rPr>
+        <w:t xml:space="preserve">1. Не знают, зачем это делать. 2. Не знают, как это делать. 3. Не знают, что именно от них ждут. 4. Уверены, что ваш способ не сработает. 5. Уверены, что их способ лучше. 6. Считают, что есть что-то поважнее. 7. Им самим от этого никакой пользы. 8. Думают, что уже это делают. 9. Их, по сути, поощряют за невыполнение. 10. Их наказывают, когда они это делают. 11. Ждут неприятностей, если сделают. 12. Никаких неприятностей, если не сделают. 13. Мешает что-то вне их власти. 14. Не хватает знаний и умений. 15. Личные проблемы. 16. Это в принципе никому не под силу.</w:t>
+      </w:r>
+    </w:p>
+    <w:p>
+      <w:pPr>
+        <w:pStyle w:val="Heading2"/>
+        <w:spacing w:after="180" w:before="360"/>
+      </w:pPr>
+      <w:r>
+        <w:rPr>
+          <w:rFonts w:ascii="Cambria" w:cs="Cambria" w:eastAsia="Cambria" w:hAnsi="Cambria"/>
+        </w:rPr>
+        <w:t xml:space="preserve">Теперь посчитайте</w:t>
+      </w:r>
+    </w:p>
+    <w:p>
+      <w:pPr>
+        <w:spacing w:after="160" w:line="320"/>
+        <w:jc w:val="both"/>
+      </w:pPr>
+      <w:r>
+        <w:rPr>
+          <w:rFonts w:ascii="Cambria" w:cs="Cambria" w:eastAsia="Cambria" w:hAnsi="Cambria"/>
+          <w:sz w:val="22"/>
+          <w:szCs w:val="22"/>
+        </w:rPr>
+        <w:t xml:space="preserve">Перечитайте список и отметьте, сколько пунктов про сотрудника, а сколько про вас. Не знает зачем, как и чего ждут, это вы не объяснили. Поощряют за невыполнение и наказывают за выполнение, это вы так выстроили стимулы. Нет последствий, мешает внешнее, не хватает навыков, это снова система, а не характер. Про самого человека тут честно один пункт, пятнадцатый, личные проблемы. Один из шестнадцати.</w:t>
+      </w:r>
+    </w:p>
+    <w:p>
+      <w:pPr>
+        <w:pStyle w:val="Heading2"/>
+        <w:spacing w:after="180" w:before="360"/>
+      </w:pPr>
+      <w:r>
+        <w:rPr>
+          <w:rFonts w:ascii="Cambria" w:cs="Cambria" w:eastAsia="Cambria" w:hAnsi="Cambria"/>
+        </w:rPr>
+        <w:t xml:space="preserve">Зеркало</w:t>
+      </w:r>
+    </w:p>
+    <w:p>
+      <w:pPr>
+        <w:spacing w:after="160" w:line="320"/>
+        <w:jc w:val="both"/>
+      </w:pPr>
+      <w:r>
+        <w:rPr>
+          <w:rFonts w:ascii="Cambria" w:cs="Cambria" w:eastAsia="Cambria" w:hAnsi="Cambria"/>
+          <w:sz w:val="22"/>
+          <w:szCs w:val="22"/>
+        </w:rPr>
+        <w:t xml:space="preserve">Поэтому, прежде чем повесить на человека ярлык «не хочет работать», пройдите по списку сверху вниз. В девяти случаях из десяти вы найдёте причину раньше, чем дойдёте до лени. И причина эта окажется чинибельной, потому что она ваша. Список я когда-то взял у Фердинанда Фурнье, из книги «Почему сотрудники не делают то, что должны», и с тех пор он меня ни разу не подвёл.</w:t>
+      </w:r>
+    </w:p>
+    <w:p>
       <w:r>
         <w:br w:type="page"/>
       </w:r>
@@ -1722,7 +2120,7 @@
           <w:sz w:val="20"/>
           <w:szCs w:val="20"/>
         </w:rPr>
-        <w:t xml:space="preserve">Глава 4</w:t>
+        <w:t xml:space="preserve">Глава 6</w:t>
       </w:r>
     </w:p>
     <w:p>
@@ -1757,7 +2155,7 @@
         </w:rPr>
         <w:t xml:space="preserve">Опубликовано в Дзене: </w:t>
       </w:r>
-      <w:hyperlink w:history="1" r:id="rIdz5ncej8wmyphcqpmg8xbi">
+      <w:hyperlink w:history="1" r:id="rId5sju7eucta2dpwcvuujgh">
         <w:r>
           <w:rPr>
             <w:rFonts w:ascii="Cambria" w:cs="Cambria" w:eastAsia="Cambria" w:hAnsi="Cambria"/>
@@ -2046,7 +2444,7 @@
           <w:sz w:val="20"/>
           <w:szCs w:val="20"/>
         </w:rPr>
-        <w:t xml:space="preserve">Глава 5</w:t>
+        <w:t xml:space="preserve">Глава 7</w:t>
       </w:r>
     </w:p>
     <w:p>
@@ -2081,7 +2479,7 @@
         </w:rPr>
         <w:t xml:space="preserve">Опубликовано в Дзене: </w:t>
       </w:r>
-      <w:hyperlink w:history="1" r:id="rIdxvkn90lcq3pqln85nihpg">
+      <w:hyperlink w:history="1" r:id="rIdjscglkkd8izeyrqncpvtb">
         <w:r>
           <w:rPr>
             <w:rFonts w:ascii="Cambria" w:cs="Cambria" w:eastAsia="Cambria" w:hAnsi="Cambria"/>
@@ -2300,7 +2698,7 @@
           <w:sz w:val="20"/>
           <w:szCs w:val="20"/>
         </w:rPr>
-        <w:t xml:space="preserve">Глава 6</w:t>
+        <w:t xml:space="preserve">Глава 8</w:t>
       </w:r>
     </w:p>
     <w:p>
@@ -2335,7 +2733,7 @@
         </w:rPr>
         <w:t xml:space="preserve">Опубликовано в Дзене: </w:t>
       </w:r>
-      <w:hyperlink w:history="1" r:id="rIdfrijvojcxwltpf81skcnx">
+      <w:hyperlink w:history="1" r:id="rIdlgktl816emxnmcvl4vnyv">
         <w:r>
           <w:rPr>
             <w:rFonts w:ascii="Cambria" w:cs="Cambria" w:eastAsia="Cambria" w:hAnsi="Cambria"/>
@@ -2583,6 +2981,590 @@
       </w:r>
     </w:p>
     <w:p>
+      <w:pPr>
+        <w:spacing w:after="120" w:before="240"/>
+        <w:jc w:val="left"/>
+      </w:pPr>
+      <w:r>
+        <w:rPr>
+          <w:rFonts w:ascii="Cambria" w:cs="Cambria" w:eastAsia="Cambria" w:hAnsi="Cambria"/>
+          <w:b/>
+          <w:bCs/>
+          <w:color w:val="808080"/>
+          <w:sz w:val="20"/>
+          <w:szCs w:val="20"/>
+        </w:rPr>
+        <w:t xml:space="preserve">Глава 9</w:t>
+      </w:r>
+    </w:p>
+    <w:p>
+      <w:pPr>
+        <w:pStyle w:val="Heading1"/>
+        <w:spacing w:after="180" w:before="0"/>
+      </w:pPr>
+      <w:r>
+        <w:rPr>
+          <w:rFonts w:ascii="Cambria" w:cs="Cambria" w:eastAsia="Cambria" w:hAnsi="Cambria"/>
+          <w:b/>
+          <w:bCs/>
+          <w:sz w:val="36"/>
+          <w:szCs w:val="36"/>
+        </w:rPr>
+        <w:t xml:space="preserve">Мотивация или соблазнение</w:t>
+      </w:r>
+    </w:p>
+    <w:p>
+      <w:pPr>
+        <w:spacing w:after="360" w:before="0"/>
+        <w:jc w:val="left"/>
+      </w:pPr>
+      <w:r>
+        <w:rPr>
+          <w:rFonts w:ascii="Cambria" w:cs="Cambria" w:eastAsia="Cambria" w:hAnsi="Cambria"/>
+          <w:i/>
+          <w:iCs/>
+          <w:color w:val="707070"/>
+          <w:sz w:val="18"/>
+          <w:szCs w:val="18"/>
+        </w:rPr>
+        <w:t xml:space="preserve">Опубликовано в Дзене: </w:t>
+      </w:r>
+      <w:hyperlink w:history="1" r:id="rIdxjdfe7x13pgikoo0knn6m">
+        <w:r>
+          <w:rPr>
+            <w:rFonts w:ascii="Cambria" w:cs="Cambria" w:eastAsia="Cambria" w:hAnsi="Cambria"/>
+            <w:i/>
+            <w:iCs/>
+            <w:color w:val="2E5AAC"/>
+            <w:sz w:val="18"/>
+            <w:szCs w:val="18"/>
+            <w:u w:val="single"/>
+          </w:rPr>
+          <w:t xml:space="preserve">dzen.ru/a/ZZNAT4ZaWR2LJ1aI</w:t>
+        </w:r>
+      </w:hyperlink>
+    </w:p>
+    <w:p>
+      <w:pPr>
+        <w:spacing w:after="160" w:line="320"/>
+        <w:jc w:val="both"/>
+      </w:pPr>
+      <w:r>
+        <w:rPr>
+          <w:rFonts w:ascii="Cambria" w:cs="Cambria" w:eastAsia="Cambria" w:hAnsi="Cambria"/>
+          <w:i/>
+          <w:iCs/>
+          <w:sz w:val="22"/>
+          <w:szCs w:val="22"/>
+        </w:rPr>
+        <w:t xml:space="preserve">Главная ошибка в работе с людьми: пытаться впрыснуть им желание работать. Желание не впрыскивается. Его можно только не убить у того, у кого оно есть. Глава о том, почему ключевой навык, это не мотивировать, а не мешать.</w:t>
+      </w:r>
+    </w:p>
+    <w:p>
+      <w:pPr>
+        <w:spacing w:after="160" w:line="320"/>
+        <w:jc w:val="both"/>
+      </w:pPr>
+      <w:r>
+        <w:rPr>
+          <w:rFonts w:ascii="Cambria" w:cs="Cambria" w:eastAsia="Cambria" w:hAnsi="Cambria"/>
+          <w:sz w:val="22"/>
+          <w:szCs w:val="22"/>
+        </w:rPr>
+        <w:t xml:space="preserve">Есть у психологов неуютная мысль: человек не может заставить себя захотеть. Воля работает только в одну сторону, на отказ. Если внутри уже возникло желание, разум может его остановить. А вот в обратную сторону, разумом захотеть и тем запустить желание, не выходит. Все «хотелки», которые мы себе приказываем, так и остаются хотелками.</w:t>
+      </w:r>
+    </w:p>
+    <w:p>
+      <w:pPr>
+        <w:pStyle w:val="Heading2"/>
+        <w:spacing w:after="180" w:before="360"/>
+      </w:pPr>
+      <w:r>
+        <w:rPr>
+          <w:rFonts w:ascii="Cambria" w:cs="Cambria" w:eastAsia="Cambria" w:hAnsi="Cambria"/>
+        </w:rPr>
+        <w:t xml:space="preserve">Не мотивировать, а не демотивировать</w:t>
+      </w:r>
+    </w:p>
+    <w:p>
+      <w:pPr>
+        <w:spacing w:after="160" w:line="320"/>
+        <w:jc w:val="both"/>
+      </w:pPr>
+      <w:r>
+        <w:rPr>
+          <w:rFonts w:ascii="Cambria" w:cs="Cambria" w:eastAsia="Cambria" w:hAnsi="Cambria"/>
+          <w:sz w:val="22"/>
+          <w:szCs w:val="22"/>
+        </w:rPr>
+        <w:t xml:space="preserve">Из этого следует неприятное для любителей мотивационных плакатов. Замотивировать, то есть вложить в человека желание работать, нельзя. Деньги, потраченные на «зажечь глаза», чаще всего выброшены. Зато обратное, демотивировать, погасить уже горящего, получается легко и почти бесплатно. Поэтому главный навык в работе с людьми, это не мотивация, а избегание демотивации. Берите тех, кто и так умеет и хочет работать, и помогайте им не мешать самим себе.</w:t>
+      </w:r>
+    </w:p>
+    <w:p>
+      <w:pPr>
+        <w:pStyle w:val="Heading2"/>
+        <w:spacing w:after="180" w:before="360"/>
+      </w:pPr>
+      <w:r>
+        <w:rPr>
+          <w:rFonts w:ascii="Cambria" w:cs="Cambria" w:eastAsia="Cambria" w:hAnsi="Cambria"/>
+        </w:rPr>
+        <w:t xml:space="preserve">Почему соблазнение, а не приказ</w:t>
+      </w:r>
+    </w:p>
+    <w:p>
+      <w:pPr>
+        <w:spacing w:after="160" w:line="320"/>
+        <w:jc w:val="both"/>
+      </w:pPr>
+      <w:r>
+        <w:rPr>
+          <w:rFonts w:ascii="Cambria" w:cs="Cambria" w:eastAsia="Cambria" w:hAnsi="Cambria"/>
+          <w:sz w:val="22"/>
+          <w:szCs w:val="22"/>
+        </w:rPr>
+        <w:t xml:space="preserve">Отсюда разница между мотивацией и соблазнением. Мотивация пытается приказать желанию: захоти. Соблазнение создаёт условия, в которых человек хочет сам, и не мешает ему. Угрозой или большой премией можно добиться имитации желания: человек захочет не работу, а вашу премию или отсутствие наказания. И стоит морковке отдалиться, как всё встанет. С теми, кто работать по-настоящему не умеет или не хочет, только так и выходит, морковка сзади, а не спереди. Но строить на этом всю компанию дорого и недолго.</w:t>
+      </w:r>
+    </w:p>
+    <w:p>
+      <w:pPr>
+        <w:spacing w:after="160" w:line="320"/>
+        <w:jc w:val="both"/>
+      </w:pPr>
+      <w:r>
+        <w:rPr>
+          <w:rFonts w:ascii="Cambria" w:cs="Cambria" w:eastAsia="Cambria" w:hAnsi="Cambria"/>
+          <w:sz w:val="22"/>
+          <w:szCs w:val="22"/>
+        </w:rPr>
+        <w:t xml:space="preserve">На практике это значит вот что. На входе соблазняйте человека самой работой и условиями, а не уговорами. А ценных, которые уже у вас, берегите от демотивации: чаще всего люди уходят не туда, где слаще, а оттуда, где им методично мешали. Способы известны, они работают, и странно, что собственники узнают о них от консультанта, а не от собственного кадровика.</w:t>
+      </w:r>
+    </w:p>
+    <w:p>
+      <w:pPr>
+        <w:pStyle w:val="Heading2"/>
+        <w:spacing w:after="180" w:before="360"/>
+      </w:pPr>
+      <w:r>
+        <w:rPr>
+          <w:rFonts w:ascii="Cambria" w:cs="Cambria" w:eastAsia="Cambria" w:hAnsi="Cambria"/>
+        </w:rPr>
+        <w:t xml:space="preserve">Зеркало</w:t>
+      </w:r>
+    </w:p>
+    <w:p>
+      <w:pPr>
+        <w:spacing w:after="160" w:line="320"/>
+        <w:jc w:val="both"/>
+      </w:pPr>
+      <w:r>
+        <w:rPr>
+          <w:rFonts w:ascii="Cambria" w:cs="Cambria" w:eastAsia="Cambria" w:hAnsi="Cambria"/>
+          <w:sz w:val="22"/>
+          <w:szCs w:val="22"/>
+        </w:rPr>
+        <w:t xml:space="preserve">Это прямое продолжение разговора о деньгах из начала части. Там мы выяснили, что оплата и мотивация разные вещи. Здесь добавим главное: мотивации, которую можно купить, вообще не существует. Купить можно имитацию. А настоящая, чужая, уже горящая, требует от вас не денег, а простого умения не лить на неё воду.</w:t>
+      </w:r>
+    </w:p>
+    <w:p>
+      <w:pPr>
+        <w:spacing w:after="120" w:before="240"/>
+        <w:jc w:val="left"/>
+      </w:pPr>
+      <w:r>
+        <w:rPr>
+          <w:rFonts w:ascii="Cambria" w:cs="Cambria" w:eastAsia="Cambria" w:hAnsi="Cambria"/>
+          <w:b/>
+          <w:bCs/>
+          <w:color w:val="808080"/>
+          <w:sz w:val="20"/>
+          <w:szCs w:val="20"/>
+        </w:rPr>
+        <w:t xml:space="preserve">Глава 10</w:t>
+      </w:r>
+    </w:p>
+    <w:p>
+      <w:pPr>
+        <w:pStyle w:val="Heading1"/>
+        <w:spacing w:after="180" w:before="0"/>
+      </w:pPr>
+      <w:r>
+        <w:rPr>
+          <w:rFonts w:ascii="Cambria" w:cs="Cambria" w:eastAsia="Cambria" w:hAnsi="Cambria"/>
+          <w:b/>
+          <w:bCs/>
+          <w:sz w:val="36"/>
+          <w:szCs w:val="36"/>
+        </w:rPr>
+        <w:t xml:space="preserve">Почему начальник и подчинённый не равны</w:t>
+      </w:r>
+    </w:p>
+    <w:p>
+      <w:pPr>
+        <w:spacing w:after="360" w:before="0"/>
+        <w:jc w:val="left"/>
+      </w:pPr>
+      <w:r>
+        <w:rPr>
+          <w:rFonts w:ascii="Cambria" w:cs="Cambria" w:eastAsia="Cambria" w:hAnsi="Cambria"/>
+          <w:i/>
+          <w:iCs/>
+          <w:color w:val="707070"/>
+          <w:sz w:val="18"/>
+          <w:szCs w:val="18"/>
+        </w:rPr>
+        <w:t xml:space="preserve">Опубликовано в Дзене: </w:t>
+      </w:r>
+      <w:hyperlink w:history="1" r:id="rIdivrjt5w51p5tpslhiabzg">
+        <w:r>
+          <w:rPr>
+            <w:rFonts w:ascii="Cambria" w:cs="Cambria" w:eastAsia="Cambria" w:hAnsi="Cambria"/>
+            <w:i/>
+            <w:iCs/>
+            <w:color w:val="2E5AAC"/>
+            <w:sz w:val="18"/>
+            <w:szCs w:val="18"/>
+            <w:u w:val="single"/>
+          </w:rPr>
+          <w:t xml:space="preserve">dzen.ru/a/XMLHVsa35wCz2B2v</w:t>
+        </w:r>
+      </w:hyperlink>
+    </w:p>
+    <w:p>
+      <w:pPr>
+        <w:spacing w:after="160" w:line="320"/>
+        <w:jc w:val="both"/>
+      </w:pPr>
+      <w:r>
+        <w:rPr>
+          <w:rFonts w:ascii="Cambria" w:cs="Cambria" w:eastAsia="Cambria" w:hAnsi="Cambria"/>
+          <w:i/>
+          <w:iCs/>
+          <w:sz w:val="22"/>
+          <w:szCs w:val="22"/>
+        </w:rPr>
+        <w:t xml:space="preserve">Много спорят, имеет ли начальник право указывать сотруднику, что тому читать и что писать в соцсетях за пределами работы. Спор обычно сводят к воспитанию. А причина глубже и куда неприятнее: она в деньгах. Глава о встроенном неравенстве найма.</w:t>
+      </w:r>
+    </w:p>
+    <w:p>
+      <w:pPr>
+        <w:spacing w:after="160" w:line="320"/>
+        <w:jc w:val="both"/>
+      </w:pPr>
+      <w:r>
+        <w:rPr>
+          <w:rFonts w:ascii="Cambria" w:cs="Cambria" w:eastAsia="Cambria" w:hAnsi="Cambria"/>
+          <w:sz w:val="22"/>
+          <w:szCs w:val="22"/>
+        </w:rPr>
+        <w:t xml:space="preserve">Много копий ломается вокруг равенства работодателя и сотрудника. Имеет ли начальник право указывать человеку, что делать за пределами офиса: что читать, чему учиться, что писать в соцсетях? Обычно спор скатывается к «я начальник, ты дурак» с одной стороны и к разговорам о воспитании с другой. Но культура руководителя определяет только форму, в которой требование подаётся, а не само его появление. У появления причина другая, системная.</w:t>
+      </w:r>
+    </w:p>
+    <w:p>
+      <w:pPr>
+        <w:pStyle w:val="Heading2"/>
+        <w:spacing w:after="180" w:before="360"/>
+      </w:pPr>
+      <w:r>
+        <w:rPr>
+          <w:rFonts w:ascii="Cambria" w:cs="Cambria" w:eastAsia="Cambria" w:hAnsi="Cambria"/>
+        </w:rPr>
+        <w:t xml:space="preserve">Неравенство возникает в момент найма</w:t>
+      </w:r>
+    </w:p>
+    <w:p>
+      <w:pPr>
+        <w:spacing w:after="160" w:line="320"/>
+        <w:jc w:val="both"/>
+      </w:pPr>
+      <w:r>
+        <w:rPr>
+          <w:rFonts w:ascii="Cambria" w:cs="Cambria" w:eastAsia="Cambria" w:hAnsi="Cambria"/>
+          <w:sz w:val="22"/>
+          <w:szCs w:val="22"/>
+        </w:rPr>
+        <w:t xml:space="preserve">Антрополог Дэвид Гребер в книге «Долг» замечает, что неравенство берётся не из характеров, а возникает в самый момент найма. Почему неизбежно? По-моему, главная причина экономическая. Кроме того что работодатель берёт на себя системные риски за результат, он платит из своего кармана за все чужие косяки. И, что важнее, за чужую лень. Сотрудник не прочитал нужную книгу, не освоил инструмент, поленился разобраться, ему от этого ни жарко ни холодно, зарплата та же. А компания на этом потеряла или не заработала. Деньги ушли из одного кармана, вашего.</w:t>
+      </w:r>
+    </w:p>
+    <w:p>
+      <w:pPr>
+        <w:spacing w:after="160" w:line="320"/>
+        <w:jc w:val="both"/>
+      </w:pPr>
+      <w:r>
+        <w:rPr>
+          <w:rFonts w:ascii="Cambria" w:cs="Cambria" w:eastAsia="Cambria" w:hAnsi="Cambria"/>
+          <w:sz w:val="22"/>
+          <w:szCs w:val="22"/>
+        </w:rPr>
+        <w:t xml:space="preserve">Вот откуда у начальника берётся ощущение права лезть за пределы рабочего места. Не от хамства, а от того, что он оплачивает последствия чужих решений, в том числе принятых в нерабочее время. Есть и вторая причина, помельче, психологическая: указание это удобный способ лишний раз подтвердить, кто здесь выше. Но она вторична.</w:t>
+      </w:r>
+    </w:p>
+    <w:p>
+      <w:pPr>
+        <w:pStyle w:val="Heading2"/>
+        <w:spacing w:after="180" w:before="360"/>
+      </w:pPr>
+      <w:r>
+        <w:rPr>
+          <w:rFonts w:ascii="Cambria" w:cs="Cambria" w:eastAsia="Cambria" w:hAnsi="Cambria"/>
+        </w:rPr>
+        <w:t xml:space="preserve">Что с этим делать</w:t>
+      </w:r>
+    </w:p>
+    <w:p>
+      <w:pPr>
+        <w:spacing w:after="160" w:line="320"/>
+        <w:jc w:val="both"/>
+      </w:pPr>
+      <w:r>
+        <w:rPr>
+          <w:rFonts w:ascii="Cambria" w:cs="Cambria" w:eastAsia="Cambria" w:hAnsi="Cambria"/>
+          <w:sz w:val="22"/>
+          <w:szCs w:val="22"/>
+        </w:rPr>
+        <w:t xml:space="preserve">Во-первых, признать, что неравенство встроено в найм, и перестать притворяться, будто его нет. Честнее открыто договориться о правилах, чем делать вид, что вы партнёры на равных, а потом обижаться. Во-вторых, помнить, что единственное, чем вы тут управляете, это форма. Одно и то же требование можно подать так, что человек поймёт и примет, а можно так, что он затаит обиду и уйдёт. Экономическую асимметрию вы не отмените. А вот превратить её в унижение или в нормальный уговор, это уже ваш выбор.</w:t>
+      </w:r>
+    </w:p>
+    <w:p>
+      <w:pPr>
+        <w:pStyle w:val="Heading2"/>
+        <w:spacing w:after="180" w:before="360"/>
+      </w:pPr>
+      <w:r>
+        <w:rPr>
+          <w:rFonts w:ascii="Cambria" w:cs="Cambria" w:eastAsia="Cambria" w:hAnsi="Cambria"/>
+        </w:rPr>
+        <w:t xml:space="preserve">Зеркало</w:t>
+      </w:r>
+    </w:p>
+    <w:p>
+      <w:pPr>
+        <w:spacing w:after="160" w:line="320"/>
+        <w:jc w:val="both"/>
+      </w:pPr>
+      <w:r>
+        <w:rPr>
+          <w:rFonts w:ascii="Cambria" w:cs="Cambria" w:eastAsia="Cambria" w:hAnsi="Cambria"/>
+          <w:sz w:val="22"/>
+          <w:szCs w:val="22"/>
+        </w:rPr>
+        <w:t xml:space="preserve">Так что когда в следующий раз захочется указать сотруднику, как ему жить, остановитесь на секунду. Право у вас и правда есть, и растёт оно из вашего кошелька. Но право требовать и умение требовать так, чтобы за вами шли, это, как обычно в этой книге, две очень разные вещи.</w:t>
+      </w:r>
+    </w:p>
+    <w:p>
+      <w:pPr>
+        <w:spacing w:after="120" w:before="240"/>
+        <w:jc w:val="left"/>
+      </w:pPr>
+      <w:r>
+        <w:rPr>
+          <w:rFonts w:ascii="Cambria" w:cs="Cambria" w:eastAsia="Cambria" w:hAnsi="Cambria"/>
+          <w:b/>
+          <w:bCs/>
+          <w:color w:val="808080"/>
+          <w:sz w:val="20"/>
+          <w:szCs w:val="20"/>
+        </w:rPr>
+        <w:t xml:space="preserve">Глава 11</w:t>
+      </w:r>
+    </w:p>
+    <w:p>
+      <w:pPr>
+        <w:pStyle w:val="Heading1"/>
+        <w:spacing w:after="180" w:before="0"/>
+      </w:pPr>
+      <w:r>
+        <w:rPr>
+          <w:rFonts w:ascii="Cambria" w:cs="Cambria" w:eastAsia="Cambria" w:hAnsi="Cambria"/>
+          <w:b/>
+          <w:bCs/>
+          <w:sz w:val="36"/>
+          <w:szCs w:val="36"/>
+        </w:rPr>
+        <w:t xml:space="preserve">Шесть способов связать деньги с показателями</w:t>
+      </w:r>
+    </w:p>
+    <w:p>
+      <w:pPr>
+        <w:spacing w:after="360" w:before="0"/>
+        <w:jc w:val="left"/>
+      </w:pPr>
+      <w:r>
+        <w:rPr>
+          <w:rFonts w:ascii="Cambria" w:cs="Cambria" w:eastAsia="Cambria" w:hAnsi="Cambria"/>
+          <w:i/>
+          <w:iCs/>
+          <w:color w:val="707070"/>
+          <w:sz w:val="18"/>
+          <w:szCs w:val="18"/>
+        </w:rPr>
+        <w:t xml:space="preserve">Опубликовано в Дзене: </w:t>
+      </w:r>
+      <w:hyperlink w:history="1" r:id="rIdbvidfgz3vd0jzo-v48w_w">
+        <w:r>
+          <w:rPr>
+            <w:rFonts w:ascii="Cambria" w:cs="Cambria" w:eastAsia="Cambria" w:hAnsi="Cambria"/>
+            <w:i/>
+            <w:iCs/>
+            <w:color w:val="2E5AAC"/>
+            <w:sz w:val="18"/>
+            <w:szCs w:val="18"/>
+            <w:u w:val="single"/>
+          </w:rPr>
+          <w:t xml:space="preserve">dzen.ru/a/Zkuv_p_wOUThdR5x</w:t>
+        </w:r>
+      </w:hyperlink>
+    </w:p>
+    <w:p>
+      <w:pPr>
+        <w:spacing w:after="160" w:line="320"/>
+        <w:jc w:val="both"/>
+      </w:pPr>
+      <w:r>
+        <w:rPr>
+          <w:rFonts w:ascii="Cambria" w:cs="Cambria" w:eastAsia="Cambria" w:hAnsi="Cambria"/>
+          <w:i/>
+          <w:iCs/>
+          <w:sz w:val="22"/>
+          <w:szCs w:val="22"/>
+        </w:rPr>
+        <w:t xml:space="preserve">Привязывать ли зарплату к показателям, вечный спор без победителя. Потому что правильного ответа нет, есть шесть разных, и какой ваш, зависит от двух вопросов и от того, на какой стадии ваш бизнес. Глава-карта для тех, кто запутался в премиях за цифры.</w:t>
+      </w:r>
+    </w:p>
+    <w:p>
+      <w:pPr>
+        <w:spacing w:after="160" w:line="320"/>
+        <w:jc w:val="both"/>
+      </w:pPr>
+      <w:r>
+        <w:rPr>
+          <w:rFonts w:ascii="Cambria" w:cs="Cambria" w:eastAsia="Cambria" w:hAnsi="Cambria"/>
+          <w:sz w:val="22"/>
+          <w:szCs w:val="22"/>
+        </w:rPr>
+        <w:t xml:space="preserve">Привязывать премию к показателям или не привязывать, спорят давно и без победителя. Управление по цифрам придумали не вчера: ещё Тейлор измерял производительность, потом Друкер предложил управление по целям, потом Каплан и Нортон добавили к финансовым цифрам нефинансовые и связали их между собой. А в эпоху больших данных компании стали мерить всё подряд и за ворохом показателей потеряли главное, связь между ними.</w:t>
+      </w:r>
+    </w:p>
+    <w:p>
+      <w:pPr>
+        <w:pStyle w:val="Heading2"/>
+        <w:spacing w:after="180" w:before="360"/>
+      </w:pPr>
+      <w:r>
+        <w:rPr>
+          <w:rFonts w:ascii="Cambria" w:cs="Cambria" w:eastAsia="Cambria" w:hAnsi="Cambria"/>
+        </w:rPr>
+        <w:t xml:space="preserve">Два вопроса, из которых всё растёт</w:t>
+      </w:r>
+    </w:p>
+    <w:p>
+      <w:pPr>
+        <w:spacing w:after="160" w:line="320"/>
+        <w:jc w:val="both"/>
+      </w:pPr>
+      <w:r>
+        <w:rPr>
+          <w:rFonts w:ascii="Cambria" w:cs="Cambria" w:eastAsia="Cambria" w:hAnsi="Cambria"/>
+          <w:sz w:val="22"/>
+          <w:szCs w:val="22"/>
+        </w:rPr>
+        <w:t xml:space="preserve">На самом деле всё сводится к двум вопросам. Первый: есть ли у ваших показателей причинно-следственная связь, понимаете ли вы, как одна цифра тянет за собой другую, или просто измеряете что попало. Второй: насколько жёстко вы привязываете к показателям деньги людей, никак, к частным цифрам каждого, или к одному-двум главным для всех. Из этих двух вопросов и получаются шесть систем.</w:t>
+      </w:r>
+    </w:p>
+    <w:p>
+      <w:pPr>
+        <w:spacing w:after="160" w:line="320"/>
+        <w:jc w:val="both"/>
+      </w:pPr>
+      <w:r>
+        <w:rPr>
+          <w:rFonts w:ascii="Cambria" w:cs="Cambria" w:eastAsia="Cambria" w:hAnsi="Cambria"/>
+          <w:sz w:val="22"/>
+          <w:szCs w:val="22"/>
+        </w:rPr>
+        <w:t xml:space="preserve">Если связь между цифрами у вас есть, вариантов три. Не привязывать деньги вовсе и использовать показатели только чтобы понимать бизнес, это для стратегического спокойствия. Привязать к частным цифрам каждого, это бодрит, но люди начинают вылизывать свой показатель в ущерб общему. Привязать всех к одному-двум главным, это собирает компанию в кулак вокруг общей цели. Если же связи между цифрами нет, выходят те же три варианта, только слепые: простой оперативный контроль, тактические премии за отдельные задачи и общий аврал вокруг пары ключевых чисел.</w:t>
+      </w:r>
+    </w:p>
+    <w:p>
+      <w:pPr>
+        <w:pStyle w:val="Heading2"/>
+        <w:spacing w:after="180" w:before="360"/>
+      </w:pPr>
+      <w:r>
+        <w:rPr>
+          <w:rFonts w:ascii="Cambria" w:cs="Cambria" w:eastAsia="Cambria" w:hAnsi="Cambria"/>
+        </w:rPr>
+        <w:t xml:space="preserve">Главное предупреждение</w:t>
+      </w:r>
+    </w:p>
+    <w:p>
+      <w:pPr>
+        <w:spacing w:after="160" w:line="320"/>
+        <w:jc w:val="both"/>
+      </w:pPr>
+      <w:r>
+        <w:rPr>
+          <w:rFonts w:ascii="Cambria" w:cs="Cambria" w:eastAsia="Cambria" w:hAnsi="Cambria"/>
+          <w:sz w:val="22"/>
+          <w:szCs w:val="22"/>
+        </w:rPr>
+        <w:t xml:space="preserve">Его мы уже встречали в разговоре про менеджеров. Как только к показателю привязаны деньги, он перестаёт быть просто измерением и становится мишенью. Люди начинают тянуться не к цели, а к цифре, и тянуться умно: дорисовать, передвинуть, закрыть живое в отказ, лишь бы число сошлось. Чем жёстче привязка, тем сильнее соблазн.</w:t>
+      </w:r>
+    </w:p>
+    <w:p>
+      <w:pPr>
+        <w:pStyle w:val="Heading2"/>
+        <w:spacing w:after="180" w:before="360"/>
+      </w:pPr>
+      <w:r>
+        <w:rPr>
+          <w:rFonts w:ascii="Cambria" w:cs="Cambria" w:eastAsia="Cambria" w:hAnsi="Cambria"/>
+        </w:rPr>
+        <w:t xml:space="preserve">Какую систему брать</w:t>
+      </w:r>
+    </w:p>
+    <w:p>
+      <w:pPr>
+        <w:spacing w:after="160" w:line="320"/>
+        <w:jc w:val="both"/>
+      </w:pPr>
+      <w:r>
+        <w:rPr>
+          <w:rFonts w:ascii="Cambria" w:cs="Cambria" w:eastAsia="Cambria" w:hAnsi="Cambria"/>
+          <w:sz w:val="22"/>
+          <w:szCs w:val="22"/>
+        </w:rPr>
+        <w:t xml:space="preserve">Зависит от того, где ваш бизнес. Стартапу, который ещё ищет себя, нужен гибкий оперативный контроль, а не премии за цифры. Растущей компании помогают тактические премии за конкретные результаты. Зрелой, где процессы устоялись, подходит управление по связанным целям. А когда рынок поджимает, всех имеет смысл собрать вокруг одного-двух главных показателей. Не бывает правильной системы вообще, бывает подходящая вашему сегодняшнему дню.</w:t>
+      </w:r>
+    </w:p>
+    <w:p>
+      <w:pPr>
+        <w:pStyle w:val="Heading2"/>
+        <w:spacing w:after="180" w:before="360"/>
+      </w:pPr>
+      <w:r>
+        <w:rPr>
+          <w:rFonts w:ascii="Cambria" w:cs="Cambria" w:eastAsia="Cambria" w:hAnsi="Cambria"/>
+        </w:rPr>
+        <w:t xml:space="preserve">Зеркало</w:t>
+      </w:r>
+    </w:p>
+    <w:p>
+      <w:pPr>
+        <w:spacing w:after="160" w:line="320"/>
+        <w:jc w:val="both"/>
+      </w:pPr>
+      <w:r>
+        <w:rPr>
+          <w:rFonts w:ascii="Cambria" w:cs="Cambria" w:eastAsia="Cambria" w:hAnsi="Cambria"/>
+          <w:sz w:val="22"/>
+          <w:szCs w:val="22"/>
+        </w:rPr>
+        <w:t xml:space="preserve">Помните, в начале части мы условились не путать показатели с системой оплаты? Вот тут видно, зачем. Показатели нужны вам, чтобы понимать бизнес, всегда. А деньги к ним привязывать осторожно, по одному-двум, и только когда вы уверены, что цифра честно ведёт к цели, а не подменяет её.</w:t>
+      </w:r>
+    </w:p>
+    <w:p>
       <w:r>
         <w:br w:type="page"/>
       </w:r>
@@ -2673,7 +3655,7 @@
           <w:sz w:val="20"/>
           <w:szCs w:val="20"/>
         </w:rPr>
-        <w:t xml:space="preserve">Глава 7</w:t>
+        <w:t xml:space="preserve">Глава 12</w:t>
       </w:r>
     </w:p>
     <w:p>
@@ -2708,7 +3690,7 @@
         </w:rPr>
         <w:t xml:space="preserve">Опубликовано в Дзене: </w:t>
       </w:r>
-      <w:hyperlink w:history="1" r:id="rIdzmh-n4u6tjpkgyqir95hg">
+      <w:hyperlink w:history="1" r:id="rId6lsuwkcscjz93urp0oezb">
         <w:r>
           <w:rPr>
             <w:rFonts w:ascii="Cambria" w:cs="Cambria" w:eastAsia="Cambria" w:hAnsi="Cambria"/>
@@ -2899,7 +3881,7 @@
           <w:sz w:val="20"/>
           <w:szCs w:val="20"/>
         </w:rPr>
-        <w:t xml:space="preserve">Глава 8</w:t>
+        <w:t xml:space="preserve">Глава 13</w:t>
       </w:r>
     </w:p>
     <w:p>
@@ -2934,7 +3916,7 @@
         </w:rPr>
         <w:t xml:space="preserve">Опубликовано в Дзене: </w:t>
       </w:r>
-      <w:hyperlink w:history="1" r:id="rIdnd864vr3zloym18kxsivl">
+      <w:hyperlink w:history="1" r:id="rIdhoagu9sdrmvhdo9g3exrr">
         <w:r>
           <w:rPr>
             <w:rFonts w:ascii="Cambria" w:cs="Cambria" w:eastAsia="Cambria" w:hAnsi="Cambria"/>
@@ -3085,7 +4067,7 @@
           <w:sz w:val="20"/>
           <w:szCs w:val="20"/>
         </w:rPr>
-        <w:t xml:space="preserve">Глава 9</w:t>
+        <w:t xml:space="preserve">Глава 14</w:t>
       </w:r>
     </w:p>
     <w:p>
@@ -3120,7 +4102,7 @@
         </w:rPr>
         <w:t xml:space="preserve">Опубликовано в Дзене: </w:t>
       </w:r>
-      <w:hyperlink w:history="1" r:id="rIdtvqofvc-uq7ow38dtgxyy">
+      <w:hyperlink w:history="1" r:id="rIdozmk8yk5tkm8gmrodnjrn">
         <w:r>
           <w:rPr>
             <w:rFonts w:ascii="Cambria" w:cs="Cambria" w:eastAsia="Cambria" w:hAnsi="Cambria"/>
@@ -3285,7 +4267,7 @@
           <w:sz w:val="20"/>
           <w:szCs w:val="20"/>
         </w:rPr>
-        <w:t xml:space="preserve">Глава 10</w:t>
+        <w:t xml:space="preserve">Глава 15</w:t>
       </w:r>
     </w:p>
     <w:p>
@@ -3320,7 +4302,7 @@
         </w:rPr>
         <w:t xml:space="preserve">Опубликовано в Дзене: </w:t>
       </w:r>
-      <w:hyperlink w:history="1" r:id="rId4xxysh2i-4_4myplcelxt">
+      <w:hyperlink w:history="1" r:id="rIdud_qqaeaskrgxzt4iylqj">
         <w:r>
           <w:rPr>
             <w:rFonts w:ascii="Cambria" w:cs="Cambria" w:eastAsia="Cambria" w:hAnsi="Cambria"/>
@@ -3562,7 +4544,7 @@
           <w:sz w:val="20"/>
           <w:szCs w:val="20"/>
         </w:rPr>
-        <w:t xml:space="preserve">Глава 11</w:t>
+        <w:t xml:space="preserve">Глава 16</w:t>
       </w:r>
     </w:p>
     <w:p>
@@ -3597,7 +4579,7 @@
         </w:rPr>
         <w:t xml:space="preserve">Опубликовано в Дзене: </w:t>
       </w:r>
-      <w:hyperlink w:history="1" r:id="rIdx5q2dgjcr9e8y1dblwjqo">
+      <w:hyperlink w:history="1" r:id="rIdolwxjcekf717pabiajqqi">
         <w:r>
           <w:rPr>
             <w:rFonts w:ascii="Cambria" w:cs="Cambria" w:eastAsia="Cambria" w:hAnsi="Cambria"/>
@@ -3816,7 +4798,7 @@
           <w:sz w:val="20"/>
           <w:szCs w:val="20"/>
         </w:rPr>
-        <w:t xml:space="preserve">Глава 12</w:t>
+        <w:t xml:space="preserve">Глава 17</w:t>
       </w:r>
     </w:p>
     <w:p>
@@ -3851,7 +4833,7 @@
         </w:rPr>
         <w:t xml:space="preserve">Опубликовано в Дзене: </w:t>
       </w:r>
-      <w:hyperlink w:history="1" r:id="rIdrldgeyszjuivcuok4y8fj">
+      <w:hyperlink w:history="1" r:id="rIdwgatlgorcthx-ca7qnxde">
         <w:r>
           <w:rPr>
             <w:rFonts w:ascii="Cambria" w:cs="Cambria" w:eastAsia="Cambria" w:hAnsi="Cambria"/>
@@ -4030,7 +5012,7 @@
           <w:sz w:val="20"/>
           <w:szCs w:val="20"/>
         </w:rPr>
-        <w:t xml:space="preserve">Глава 13</w:t>
+        <w:t xml:space="preserve">Глава 18</w:t>
       </w:r>
     </w:p>
     <w:p>
@@ -4065,7 +5047,7 @@
         </w:rPr>
         <w:t xml:space="preserve">Опубликовано в Дзене: </w:t>
       </w:r>
-      <w:hyperlink w:history="1" r:id="rIdxa3s5_ftlnfptnlq8pz-a">
+      <w:hyperlink w:history="1" r:id="rId1bpwboo5ujmqlrm6h1uvi">
         <w:r>
           <w:rPr>
             <w:rFonts w:ascii="Cambria" w:cs="Cambria" w:eastAsia="Cambria" w:hAnsi="Cambria"/>
@@ -4216,7 +5198,7 @@
           <w:sz w:val="20"/>
           <w:szCs w:val="20"/>
         </w:rPr>
-        <w:t xml:space="preserve">Глава 14</w:t>
+        <w:t xml:space="preserve">Глава 19</w:t>
       </w:r>
     </w:p>
     <w:p>
@@ -4251,7 +5233,7 @@
         </w:rPr>
         <w:t xml:space="preserve">Опубликовано в Дзене: </w:t>
       </w:r>
-      <w:hyperlink w:history="1" r:id="rIdx8cwfhfygdo1_abcfqaik">
+      <w:hyperlink w:history="1" r:id="rIddlvkstmgl5cxinfxe4amb">
         <w:r>
           <w:rPr>
             <w:rFonts w:ascii="Cambria" w:cs="Cambria" w:eastAsia="Cambria" w:hAnsi="Cambria"/>
@@ -4531,7 +5513,7 @@
           <w:sz w:val="20"/>
           <w:szCs w:val="20"/>
         </w:rPr>
-        <w:t xml:space="preserve">Глава 15</w:t>
+        <w:t xml:space="preserve">Глава 20</w:t>
       </w:r>
     </w:p>
     <w:p>
@@ -4566,7 +5548,7 @@
         </w:rPr>
         <w:t xml:space="preserve">Опубликовано в Дзене: </w:t>
       </w:r>
-      <w:hyperlink w:history="1" r:id="rId2m2acuji428pjlyj2na-m">
+      <w:hyperlink w:history="1" r:id="rIdlotkwrqbshybpeqvz738h">
         <w:r>
           <w:rPr>
             <w:rFonts w:ascii="Cambria" w:cs="Cambria" w:eastAsia="Cambria" w:hAnsi="Cambria"/>
@@ -4717,7 +5699,7 @@
           <w:sz w:val="20"/>
           <w:szCs w:val="20"/>
         </w:rPr>
-        <w:t xml:space="preserve">Глава 16</w:t>
+        <w:t xml:space="preserve">Глава 21</w:t>
       </w:r>
     </w:p>
     <w:p>
@@ -4752,7 +5734,7 @@
         </w:rPr>
         <w:t xml:space="preserve">Опубликовано в Дзене: </w:t>
       </w:r>
-      <w:hyperlink w:history="1" r:id="rIdcff1qg382jvjqewxznewn">
+      <w:hyperlink w:history="1" r:id="rIdezecgsrqdchuvouymrryr">
         <w:r>
           <w:rPr>
             <w:rFonts w:ascii="Cambria" w:cs="Cambria" w:eastAsia="Cambria" w:hAnsi="Cambria"/>
@@ -4915,7 +5897,7 @@
           <w:sz w:val="20"/>
           <w:szCs w:val="20"/>
         </w:rPr>
-        <w:t xml:space="preserve">Глава 17</w:t>
+        <w:t xml:space="preserve">Глава 22</w:t>
       </w:r>
     </w:p>
     <w:p>
@@ -4950,7 +5932,7 @@
         </w:rPr>
         <w:t xml:space="preserve">Опубликовано в Дзене: </w:t>
       </w:r>
-      <w:hyperlink w:history="1" r:id="rId0isal21heakvlbbowdgml">
+      <w:hyperlink w:history="1" r:id="rIdrv3yd5bbna5ms2-msenyq">
         <w:r>
           <w:rPr>
             <w:rFonts w:ascii="Cambria" w:cs="Cambria" w:eastAsia="Cambria" w:hAnsi="Cambria"/>
@@ -5101,7 +6083,7 @@
           <w:sz w:val="20"/>
           <w:szCs w:val="20"/>
         </w:rPr>
-        <w:t xml:space="preserve">Глава 18</w:t>
+        <w:t xml:space="preserve">Глава 23</w:t>
       </w:r>
     </w:p>
     <w:p>
@@ -5136,7 +6118,7 @@
         </w:rPr>
         <w:t xml:space="preserve">Опубликовано в Дзене: </w:t>
       </w:r>
-      <w:hyperlink w:history="1" r:id="rIdiz19-aj82rc0scs8twiat">
+      <w:hyperlink w:history="1" r:id="rIdm7vndzae8igratdvf-ogo">
         <w:r>
           <w:rPr>
             <w:rFonts w:ascii="Cambria" w:cs="Cambria" w:eastAsia="Cambria" w:hAnsi="Cambria"/>

--- a/gde-kadry-zin.docx
+++ b/gde-kadry-zin.docx
@@ -443,7 +443,7 @@
         </w:rPr>
         <w:t xml:space="preserve">Телеграм-канал:  </w:t>
       </w:r>
-      <w:hyperlink w:history="1" r:id="rIdcfql4oh9kockqlpoetyge">
+      <w:hyperlink w:history="1" r:id="rIdbkmbvoysgpiws17c_qc8w">
         <w:r>
           <w:rPr>
             <w:rFonts w:ascii="Cambria" w:cs="Cambria" w:eastAsia="Cambria" w:hAnsi="Cambria"/>
@@ -489,7 +489,7 @@
         </w:rPr>
         <w:t xml:space="preserve">Группа со статьями:  </w:t>
       </w:r>
-      <w:hyperlink w:history="1" r:id="rId59r5smcb-uikeqbceqy4v">
+      <w:hyperlink w:history="1" r:id="rIdrsrte_3r4aqe66kkrzuh5">
         <w:r>
           <w:rPr>
             <w:rFonts w:ascii="Cambria" w:cs="Cambria" w:eastAsia="Cambria" w:hAnsi="Cambria"/>
@@ -535,7 +535,7 @@
         </w:rPr>
         <w:t xml:space="preserve">Личный Telegram:  </w:t>
       </w:r>
-      <w:hyperlink w:history="1" r:id="rIdd4wqt7oxjfspdsfmtlktw">
+      <w:hyperlink w:history="1" r:id="rId0u5ybnrk6pcrlg2ptpaec">
         <w:r>
           <w:rPr>
             <w:rFonts w:ascii="Cambria" w:cs="Cambria" w:eastAsia="Cambria" w:hAnsi="Cambria"/>
@@ -564,7 +564,7 @@
         </w:rPr>
         <w:t xml:space="preserve">Канал на Дзене:  </w:t>
       </w:r>
-      <w:hyperlink w:history="1" r:id="rIdpwjimsyfzxcuwrxw6qgi2">
+      <w:hyperlink w:history="1" r:id="rIdjxppll4thm3vcksi4ezho">
         <w:r>
           <w:rPr>
             <w:rFonts w:ascii="Cambria" w:cs="Cambria" w:eastAsia="Cambria" w:hAnsi="Cambria"/>
@@ -862,7 +862,7 @@
         </w:rPr>
         <w:t xml:space="preserve">Опубликовано в Дзене: </w:t>
       </w:r>
-      <w:hyperlink w:history="1" r:id="rId-jm-ntftalli7vf4kiov0">
+      <w:hyperlink w:history="1" r:id="rIdwv5f4do2i107b3j8ufvbr">
         <w:r>
           <w:rPr>
             <w:rFonts w:ascii="Cambria" w:cs="Cambria" w:eastAsia="Cambria" w:hAnsi="Cambria"/>
@@ -1172,7 +1172,7 @@
         </w:rPr>
         <w:t xml:space="preserve">Опубликовано в Дзене: </w:t>
       </w:r>
-      <w:hyperlink w:history="1" r:id="rIdb-q8rq5c5ztlppduxy5cq">
+      <w:hyperlink w:history="1" r:id="rIdjcpmlsr4s2knbfvfv6-6h">
         <w:r>
           <w:rPr>
             <w:rFonts w:ascii="Cambria" w:cs="Cambria" w:eastAsia="Cambria" w:hAnsi="Cambria"/>
@@ -1454,7 +1454,7 @@
         </w:rPr>
         <w:t xml:space="preserve">Опубликовано в Дзене: </w:t>
       </w:r>
-      <w:hyperlink w:history="1" r:id="rIdontgj0mpjw4lci02mewng">
+      <w:hyperlink w:history="1" r:id="rIdxjlrt5xmm6pnc2ff3kts0">
         <w:r>
           <w:rPr>
             <w:rFonts w:ascii="Cambria" w:cs="Cambria" w:eastAsia="Cambria" w:hAnsi="Cambria"/>
@@ -1680,7 +1680,7 @@
         </w:rPr>
         <w:t xml:space="preserve">Опубликовано в Дзене: </w:t>
       </w:r>
-      <w:hyperlink w:history="1" r:id="rIdi34o0wq5ckvu_piecdxr0">
+      <w:hyperlink w:history="1" r:id="rIdegwsmjjnjcg3jhsyl3ozg">
         <w:r>
           <w:rPr>
             <w:rFonts w:ascii="Cambria" w:cs="Cambria" w:eastAsia="Cambria" w:hAnsi="Cambria"/>
@@ -1906,7 +1906,7 @@
         </w:rPr>
         <w:t xml:space="preserve">Опубликовано в Дзене: </w:t>
       </w:r>
-      <w:hyperlink w:history="1" r:id="rId5o7aei-e5ncpm3dhmnyb4">
+      <w:hyperlink w:history="1" r:id="rIdfi-br61an456sssy39uwf">
         <w:r>
           <w:rPr>
             <w:rFonts w:ascii="Cambria" w:cs="Cambria" w:eastAsia="Cambria" w:hAnsi="Cambria"/>
@@ -2155,7 +2155,7 @@
         </w:rPr>
         <w:t xml:space="preserve">Опубликовано в Дзене: </w:t>
       </w:r>
-      <w:hyperlink w:history="1" r:id="rId5sju7eucta2dpwcvuujgh">
+      <w:hyperlink w:history="1" r:id="rIdz9a2npw3a0gkugknkq37d">
         <w:r>
           <w:rPr>
             <w:rFonts w:ascii="Cambria" w:cs="Cambria" w:eastAsia="Cambria" w:hAnsi="Cambria"/>
@@ -2479,7 +2479,7 @@
         </w:rPr>
         <w:t xml:space="preserve">Опубликовано в Дзене: </w:t>
       </w:r>
-      <w:hyperlink w:history="1" r:id="rIdjscglkkd8izeyrqncpvtb">
+      <w:hyperlink w:history="1" r:id="rId_yrfv2v_4xzjjf1zg5meo">
         <w:r>
           <w:rPr>
             <w:rFonts w:ascii="Cambria" w:cs="Cambria" w:eastAsia="Cambria" w:hAnsi="Cambria"/>
@@ -2733,7 +2733,7 @@
         </w:rPr>
         <w:t xml:space="preserve">Опубликовано в Дзене: </w:t>
       </w:r>
-      <w:hyperlink w:history="1" r:id="rIdlgktl816emxnmcvl4vnyv">
+      <w:hyperlink w:history="1" r:id="rIdfnfbsu13jjctehafn_qxl">
         <w:r>
           <w:rPr>
             <w:rFonts w:ascii="Cambria" w:cs="Cambria" w:eastAsia="Cambria" w:hAnsi="Cambria"/>
@@ -3029,7 +3029,7 @@
         </w:rPr>
         <w:t xml:space="preserve">Опубликовано в Дзене: </w:t>
       </w:r>
-      <w:hyperlink w:history="1" r:id="rIdxjdfe7x13pgikoo0knn6m">
+      <w:hyperlink w:history="1" r:id="rIdjdowhvp_uy0yr3pfphenk">
         <w:r>
           <w:rPr>
             <w:rFonts w:ascii="Cambria" w:cs="Cambria" w:eastAsia="Cambria" w:hAnsi="Cambria"/>
@@ -3215,7 +3215,7 @@
         </w:rPr>
         <w:t xml:space="preserve">Опубликовано в Дзене: </w:t>
       </w:r>
-      <w:hyperlink w:history="1" r:id="rIdivrjt5w51p5tpslhiabzg">
+      <w:hyperlink w:history="1" r:id="rIdmtxqbo-ty4ctqybjolk9o">
         <w:r>
           <w:rPr>
             <w:rFonts w:ascii="Cambria" w:cs="Cambria" w:eastAsia="Cambria" w:hAnsi="Cambria"/>
@@ -3401,7 +3401,7 @@
         </w:rPr>
         <w:t xml:space="preserve">Опубликовано в Дзене: </w:t>
       </w:r>
-      <w:hyperlink w:history="1" r:id="rIdbvidfgz3vd0jzo-v48w_w">
+      <w:hyperlink w:history="1" r:id="rIdxzph6ihlnutgujcfwqf_1">
         <w:r>
           <w:rPr>
             <w:rFonts w:ascii="Cambria" w:cs="Cambria" w:eastAsia="Cambria" w:hAnsi="Cambria"/>
@@ -3690,7 +3690,7 @@
         </w:rPr>
         <w:t xml:space="preserve">Опубликовано в Дзене: </w:t>
       </w:r>
-      <w:hyperlink w:history="1" r:id="rId6lsuwkcscjz93urp0oezb">
+      <w:hyperlink w:history="1" r:id="rIdhe6uvcrvkw_yccj3nybxr">
         <w:r>
           <w:rPr>
             <w:rFonts w:ascii="Cambria" w:cs="Cambria" w:eastAsia="Cambria" w:hAnsi="Cambria"/>
@@ -3916,7 +3916,7 @@
         </w:rPr>
         <w:t xml:space="preserve">Опубликовано в Дзене: </w:t>
       </w:r>
-      <w:hyperlink w:history="1" r:id="rIdhoagu9sdrmvhdo9g3exrr">
+      <w:hyperlink w:history="1" r:id="rId8xylw9zmc3os6hhyxdyuw">
         <w:r>
           <w:rPr>
             <w:rFonts w:ascii="Cambria" w:cs="Cambria" w:eastAsia="Cambria" w:hAnsi="Cambria"/>
@@ -4102,7 +4102,7 @@
         </w:rPr>
         <w:t xml:space="preserve">Опубликовано в Дзене: </w:t>
       </w:r>
-      <w:hyperlink w:history="1" r:id="rIdozmk8yk5tkm8gmrodnjrn">
+      <w:hyperlink w:history="1" r:id="rIdcjd1er4yvhx_rknmonduu">
         <w:r>
           <w:rPr>
             <w:rFonts w:ascii="Cambria" w:cs="Cambria" w:eastAsia="Cambria" w:hAnsi="Cambria"/>
@@ -4302,7 +4302,7 @@
         </w:rPr>
         <w:t xml:space="preserve">Опубликовано в Дзене: </w:t>
       </w:r>
-      <w:hyperlink w:history="1" r:id="rIdud_qqaeaskrgxzt4iylqj">
+      <w:hyperlink w:history="1" r:id="rIdt3oop0matzm82mdd4uyed">
         <w:r>
           <w:rPr>
             <w:rFonts w:ascii="Cambria" w:cs="Cambria" w:eastAsia="Cambria" w:hAnsi="Cambria"/>
@@ -4454,6 +4454,974 @@
       </w:r>
     </w:p>
     <w:p>
+      <w:pPr>
+        <w:spacing w:after="120" w:before="240"/>
+        <w:jc w:val="left"/>
+      </w:pPr>
+      <w:r>
+        <w:rPr>
+          <w:rFonts w:ascii="Cambria" w:cs="Cambria" w:eastAsia="Cambria" w:hAnsi="Cambria"/>
+          <w:b/>
+          <w:bCs/>
+          <w:color w:val="808080"/>
+          <w:sz w:val="20"/>
+          <w:szCs w:val="20"/>
+        </w:rPr>
+        <w:t xml:space="preserve">Глава 16</w:t>
+      </w:r>
+    </w:p>
+    <w:p>
+      <w:pPr>
+        <w:pStyle w:val="Heading1"/>
+        <w:spacing w:after="180" w:before="0"/>
+      </w:pPr>
+      <w:r>
+        <w:rPr>
+          <w:rFonts w:ascii="Cambria" w:cs="Cambria" w:eastAsia="Cambria" w:hAnsi="Cambria"/>
+          <w:b/>
+          <w:bCs/>
+          <w:sz w:val="36"/>
+          <w:szCs w:val="36"/>
+        </w:rPr>
+        <w:t xml:space="preserve">Целеустремлённые или самонастраивающиеся</w:t>
+      </w:r>
+    </w:p>
+    <w:p>
+      <w:pPr>
+        <w:spacing w:after="360" w:before="0"/>
+        <w:jc w:val="left"/>
+      </w:pPr>
+      <w:r>
+        <w:rPr>
+          <w:rFonts w:ascii="Cambria" w:cs="Cambria" w:eastAsia="Cambria" w:hAnsi="Cambria"/>
+          <w:i/>
+          <w:iCs/>
+          <w:color w:val="707070"/>
+          <w:sz w:val="18"/>
+          <w:szCs w:val="18"/>
+        </w:rPr>
+        <w:t xml:space="preserve">Опубликовано в Дзене: </w:t>
+      </w:r>
+      <w:hyperlink w:history="1" r:id="rId2xoxjnyke39u2mtwyh8az">
+        <w:r>
+          <w:rPr>
+            <w:rFonts w:ascii="Cambria" w:cs="Cambria" w:eastAsia="Cambria" w:hAnsi="Cambria"/>
+            <w:i/>
+            <w:iCs/>
+            <w:color w:val="2E5AAC"/>
+            <w:sz w:val="18"/>
+            <w:szCs w:val="18"/>
+            <w:u w:val="single"/>
+          </w:rPr>
+          <w:t xml:space="preserve">dzen.ru/a/XLj4RTp9rgCw8TCy</w:t>
+        </w:r>
+      </w:hyperlink>
+    </w:p>
+    <w:p>
+      <w:pPr>
+        <w:spacing w:after="160" w:line="320"/>
+        <w:jc w:val="both"/>
+      </w:pPr>
+      <w:r>
+        <w:rPr>
+          <w:rFonts w:ascii="Cambria" w:cs="Cambria" w:eastAsia="Cambria" w:hAnsi="Cambria"/>
+          <w:i/>
+          <w:iCs/>
+          <w:sz w:val="22"/>
+          <w:szCs w:val="22"/>
+        </w:rPr>
+        <w:t xml:space="preserve">«Мы ищем целеустремлённых, которые добиваются результата несмотря ни на что», говорит почти каждый. Беда в том, что описывает он при этом не целеустремлённого, а живой термостат. Глава о том, кого вы зовёте и кого получаете.</w:t>
+      </w:r>
+    </w:p>
+    <w:p>
+      <w:pPr>
+        <w:spacing w:after="160" w:line="320"/>
+        <w:jc w:val="both"/>
+      </w:pPr>
+      <w:r>
+        <w:rPr>
+          <w:rFonts w:ascii="Cambria" w:cs="Cambria" w:eastAsia="Cambria" w:hAnsi="Cambria"/>
+          <w:sz w:val="22"/>
+          <w:szCs w:val="22"/>
+        </w:rPr>
+        <w:t xml:space="preserve">«Мы ищем целеустремлённых людей, которые добьются результата несмотря ни на что», звучит на каждом втором собеседовании. Гордая фраза. Только описывает она чаще всего не целеустремлённого человека, а самонастраивающегося. Это разные звери, и путать их дорого.</w:t>
+      </w:r>
+    </w:p>
+    <w:p>
+      <w:pPr>
+        <w:pStyle w:val="Heading2"/>
+        <w:spacing w:after="180" w:before="360"/>
+      </w:pPr>
+      <w:r>
+        <w:rPr>
+          <w:rFonts w:ascii="Cambria" w:cs="Cambria" w:eastAsia="Cambria" w:hAnsi="Cambria"/>
+        </w:rPr>
+        <w:t xml:space="preserve">В чём разница</w:t>
+      </w:r>
+    </w:p>
+    <w:p>
+      <w:pPr>
+        <w:spacing w:after="160" w:line="320"/>
+        <w:jc w:val="both"/>
+      </w:pPr>
+      <w:r>
+        <w:rPr>
+          <w:rFonts w:ascii="Cambria" w:cs="Cambria" w:eastAsia="Cambria" w:hAnsi="Cambria"/>
+          <w:sz w:val="22"/>
+          <w:szCs w:val="22"/>
+        </w:rPr>
+        <w:t xml:space="preserve">Её хорошо объяснил Акофф. Целеустремлённый это тот, кто в одной и той же среде может выдать разные результаты и при этом один и тот же результат умеет получить разными путями. У него есть настоящий выбор. А самонастраивающийся ведёт себя по-разному, но в любой среде приходит к одному и тому же результату, как термостат: на улице мороз или жара, а он гнёт к своим двадцати двум градусам. «Добивается результата несмотря ни на что» это как раз про термостат.</w:t>
+      </w:r>
+    </w:p>
+    <w:p>
+      <w:pPr>
+        <w:pStyle w:val="Heading2"/>
+        <w:spacing w:after="180" w:before="360"/>
+      </w:pPr>
+      <w:r>
+        <w:rPr>
+          <w:rFonts w:ascii="Cambria" w:cs="Cambria" w:eastAsia="Cambria" w:hAnsi="Cambria"/>
+        </w:rPr>
+        <w:t xml:space="preserve">Ловушка</w:t>
+      </w:r>
+    </w:p>
+    <w:p>
+      <w:pPr>
+        <w:spacing w:after="160" w:line="320"/>
+        <w:jc w:val="both"/>
+      </w:pPr>
+      <w:r>
+        <w:rPr>
+          <w:rFonts w:ascii="Cambria" w:cs="Cambria" w:eastAsia="Cambria" w:hAnsi="Cambria"/>
+          <w:sz w:val="22"/>
+          <w:szCs w:val="22"/>
+        </w:rPr>
+        <w:t xml:space="preserve">Допустим, вы и правда наняли целеустремлённого, человека с волей и выбором. Что вы делаете дальше? Надеваете на него показатели, регламенты и «творческие методы мотивации», которые требуют всегда приходить к одной заданной цифре. То есть берёте человека с выбором и старательно превращаете его в термостат. Так проще: согласовать интересы нескольких по-настоящему целеустремлённых людей между собой и с делом это тяжёлая работа, а термостаты управляются сами.</w:t>
+      </w:r>
+    </w:p>
+    <w:p>
+      <w:pPr>
+        <w:spacing w:after="160" w:line="320"/>
+        <w:jc w:val="both"/>
+      </w:pPr>
+      <w:r>
+        <w:rPr>
+          <w:rFonts w:ascii="Cambria" w:cs="Cambria" w:eastAsia="Cambria" w:hAnsi="Cambria"/>
+          <w:sz w:val="22"/>
+          <w:szCs w:val="22"/>
+        </w:rPr>
+        <w:t xml:space="preserve">Отсюда любимый зверь нашего руководителя, целеустремлённый робот. Хочется человека инициативного, с огнём в глазах, и одновременно чтобы он всегда и точно выполнял подробную инструкцию. Это оксюморон. Либо выбор, либо термостат. Нельзя нанять волю и тут же потребовать, чтобы она никогда не выбирала.</w:t>
+      </w:r>
+    </w:p>
+    <w:p>
+      <w:pPr>
+        <w:pStyle w:val="Heading2"/>
+        <w:spacing w:after="180" w:before="360"/>
+      </w:pPr>
+      <w:r>
+        <w:rPr>
+          <w:rFonts w:ascii="Cambria" w:cs="Cambria" w:eastAsia="Cambria" w:hAnsi="Cambria"/>
+        </w:rPr>
+        <w:t xml:space="preserve">Зеркало</w:t>
+      </w:r>
+    </w:p>
+    <w:p>
+      <w:pPr>
+        <w:spacing w:after="160" w:line="320"/>
+        <w:jc w:val="both"/>
+      </w:pPr>
+      <w:r>
+        <w:rPr>
+          <w:rFonts w:ascii="Cambria" w:cs="Cambria" w:eastAsia="Cambria" w:hAnsi="Cambria"/>
+          <w:sz w:val="22"/>
+          <w:szCs w:val="22"/>
+        </w:rPr>
+        <w:t xml:space="preserve">Поэтому, прежде чем писать в вакансии «ищем целеустремлённых», честно ответьте себе, кто вам на самом деле нужен на этом месте. Если термостат, так и нанимайте термостат, их много и они дешевле. А если живой человек с выбором, готовьтесь не закручивать его в показатели, а договариваться. И не удивляться потом, что он иногда выбирает не то, чего вы ждали. Это не сбой. Это ровно то, за что вы его брали.</w:t>
+      </w:r>
+    </w:p>
+    <w:p>
+      <w:pPr>
+        <w:spacing w:after="120" w:before="240"/>
+        <w:jc w:val="left"/>
+      </w:pPr>
+      <w:r>
+        <w:rPr>
+          <w:rFonts w:ascii="Cambria" w:cs="Cambria" w:eastAsia="Cambria" w:hAnsi="Cambria"/>
+          <w:b/>
+          <w:bCs/>
+          <w:color w:val="808080"/>
+          <w:sz w:val="20"/>
+          <w:szCs w:val="20"/>
+        </w:rPr>
+        <w:t xml:space="preserve">Глава 17</w:t>
+      </w:r>
+    </w:p>
+    <w:p>
+      <w:pPr>
+        <w:pStyle w:val="Heading1"/>
+        <w:spacing w:after="180" w:before="0"/>
+      </w:pPr>
+      <w:r>
+        <w:rPr>
+          <w:rFonts w:ascii="Cambria" w:cs="Cambria" w:eastAsia="Cambria" w:hAnsi="Cambria"/>
+          <w:b/>
+          <w:bCs/>
+          <w:sz w:val="36"/>
+          <w:szCs w:val="36"/>
+        </w:rPr>
+        <w:t xml:space="preserve">Набрали верных, а требуем как с умных</w:t>
+      </w:r>
+    </w:p>
+    <w:p>
+      <w:pPr>
+        <w:spacing w:after="360" w:before="0"/>
+        <w:jc w:val="left"/>
+      </w:pPr>
+      <w:r>
+        <w:rPr>
+          <w:rFonts w:ascii="Cambria" w:cs="Cambria" w:eastAsia="Cambria" w:hAnsi="Cambria"/>
+          <w:i/>
+          <w:iCs/>
+          <w:color w:val="707070"/>
+          <w:sz w:val="18"/>
+          <w:szCs w:val="18"/>
+        </w:rPr>
+        <w:t xml:space="preserve">Опубликовано в Дзене: </w:t>
+      </w:r>
+      <w:hyperlink w:history="1" r:id="rId5vuvcw0mxo9asdsa5ltvd">
+        <w:r>
+          <w:rPr>
+            <w:rFonts w:ascii="Cambria" w:cs="Cambria" w:eastAsia="Cambria" w:hAnsi="Cambria"/>
+            <w:i/>
+            <w:iCs/>
+            <w:color w:val="2E5AAC"/>
+            <w:sz w:val="18"/>
+            <w:szCs w:val="18"/>
+            <w:u w:val="single"/>
+          </w:rPr>
+          <w:t xml:space="preserve">dzen.ru/a/Zwu-RlUdBRQCYaWY</w:t>
+        </w:r>
+      </w:hyperlink>
+    </w:p>
+    <w:p>
+      <w:pPr>
+        <w:spacing w:after="160" w:line="320"/>
+        <w:jc w:val="both"/>
+      </w:pPr>
+      <w:r>
+        <w:rPr>
+          <w:rFonts w:ascii="Cambria" w:cs="Cambria" w:eastAsia="Cambria" w:hAnsi="Cambria"/>
+          <w:i/>
+          <w:iCs/>
+          <w:sz w:val="22"/>
+          <w:szCs w:val="22"/>
+        </w:rPr>
+        <w:t xml:space="preserve">В команде всегда есть люди, на которых можно положиться: честные, преданные, свои. И с них почему-то начинают требовать того, чего у них нет, ума и компетенции. Глава о том, как не путать характер с умением и что делать с каждым из четырёх типов.</w:t>
+      </w:r>
+    </w:p>
+    <w:p>
+      <w:pPr>
+        <w:spacing w:after="160" w:line="320"/>
+        <w:jc w:val="both"/>
+      </w:pPr>
+      <w:r>
+        <w:rPr>
+          <w:rFonts w:ascii="Cambria" w:cs="Cambria" w:eastAsia="Cambria" w:hAnsi="Cambria"/>
+          <w:sz w:val="22"/>
+          <w:szCs w:val="22"/>
+        </w:rPr>
+        <w:t xml:space="preserve">Стивен Кови в «Скорости доверия» показывает простую вещь: доверие напрямую переводится в скорость и деньги. Где доверия много, решения принимаются быстро, а контроль почти ничего не стоит. Где мало, всё вязнет в проверках, согласованиях и перепроверках. Знаете, что такое беспересчётная приёмка? Это когда товар принимают не считая, потому что поставщику верят. Вот это и есть деньги, сэкономленные на доверии.</w:t>
+      </w:r>
+    </w:p>
+    <w:p>
+      <w:pPr>
+        <w:pStyle w:val="Heading2"/>
+        <w:spacing w:after="180" w:before="360"/>
+      </w:pPr>
+      <w:r>
+        <w:rPr>
+          <w:rFonts w:ascii="Cambria" w:cs="Cambria" w:eastAsia="Cambria" w:hAnsi="Cambria"/>
+        </w:rPr>
+        <w:t xml:space="preserve">Две оси: характер и компетенция</w:t>
+      </w:r>
+    </w:p>
+    <w:p>
+      <w:pPr>
+        <w:spacing w:after="160" w:line="320"/>
+        <w:jc w:val="both"/>
+      </w:pPr>
+      <w:r>
+        <w:rPr>
+          <w:rFonts w:ascii="Cambria" w:cs="Cambria" w:eastAsia="Cambria" w:hAnsi="Cambria"/>
+          <w:sz w:val="22"/>
+          <w:szCs w:val="22"/>
+        </w:rPr>
+        <w:t xml:space="preserve">А раз так, людей полезно мерить по двум осям сразу: характер и компетенция. Честность и умение. И сразу оговорюсь про честность: это не диагноз «вор или не вор», а ваша оценка, в которой легко ошибиться. Поэтому правильнее говорить не «он нечестный», а «в его честности я сомневаюсь». С сомнением можно работать, с диагнозом нет.</w:t>
+      </w:r>
+    </w:p>
+    <w:p>
+      <w:pPr>
+        <w:spacing w:after="160" w:line="320"/>
+        <w:jc w:val="both"/>
+      </w:pPr>
+      <w:r>
+        <w:rPr>
+          <w:rFonts w:ascii="Cambria" w:cs="Cambria" w:eastAsia="Cambria" w:hAnsi="Cambria"/>
+          <w:sz w:val="22"/>
+          <w:szCs w:val="22"/>
+        </w:rPr>
+        <w:t xml:space="preserve">Из двух осей выходят четыре угла. Низкая честность и низкая компетенция, это угол, где держать человека незачем: одни риски и расходы на присмотр, расставайтесь. Высокая компетенция при сомнительной честности, профессионал, которому не доверяешь: либо развейте сомнения, либо усильте контроль, либо прощайтесь, потому что талант под подозрением обходится дороже, чем стоит. Высокие и честность, и компетенция, это ваша опора, её берегите и растите.</w:t>
+      </w:r>
+    </w:p>
+    <w:p>
+      <w:pPr>
+        <w:pStyle w:val="Heading2"/>
+        <w:spacing w:after="180" w:before="360"/>
+      </w:pPr>
+      <w:r>
+        <w:rPr>
+          <w:rFonts w:ascii="Cambria" w:cs="Cambria" w:eastAsia="Cambria" w:hAnsi="Cambria"/>
+        </w:rPr>
+        <w:t xml:space="preserve">Самый коварный угол</w:t>
+      </w:r>
+    </w:p>
+    <w:p>
+      <w:pPr>
+        <w:spacing w:after="160" w:line="320"/>
+        <w:jc w:val="both"/>
+      </w:pPr>
+      <w:r>
+        <w:rPr>
+          <w:rFonts w:ascii="Cambria" w:cs="Cambria" w:eastAsia="Cambria" w:hAnsi="Cambria"/>
+          <w:sz w:val="22"/>
+          <w:szCs w:val="22"/>
+        </w:rPr>
+        <w:t xml:space="preserve">Высокая честность и пока низкая компетенция, это и есть «набрали верных, а требуем как с умных». Человек свой, преданный, на него можно положиться, но навыков под задачу у него нет. И компания начинает требовать с него то, чего он не умеет, вместо того чтобы вложиться в его рост. Его сила в характере, и эту силу гасят, наваливая чужую работу.</w:t>
+      </w:r>
+    </w:p>
+    <w:p>
+      <w:pPr>
+        <w:spacing w:after="160" w:line="320"/>
+        <w:jc w:val="both"/>
+      </w:pPr>
+      <w:r>
+        <w:rPr>
+          <w:rFonts w:ascii="Cambria" w:cs="Cambria" w:eastAsia="Cambria" w:hAnsi="Cambria"/>
+          <w:sz w:val="22"/>
+          <w:szCs w:val="22"/>
+        </w:rPr>
+        <w:t xml:space="preserve">Таких надо развивать и подстраховывать на время роста, а не наказывать за то, что они ещё не доросли. И ещё: компетенция это не про объём знаний вообще, а про соответствие задаче. На многих местах аккуратность и внимательность важнее глубоких познаний, а лишняя квалификация мешает не меньше, чем нехватка.</w:t>
+      </w:r>
+    </w:p>
+    <w:p>
+      <w:pPr>
+        <w:pStyle w:val="Heading2"/>
+        <w:spacing w:after="180" w:before="360"/>
+      </w:pPr>
+      <w:r>
+        <w:rPr>
+          <w:rFonts w:ascii="Cambria" w:cs="Cambria" w:eastAsia="Cambria" w:hAnsi="Cambria"/>
+        </w:rPr>
+        <w:t xml:space="preserve">Зеркало</w:t>
+      </w:r>
+    </w:p>
+    <w:p>
+      <w:pPr>
+        <w:spacing w:after="160" w:line="320"/>
+        <w:jc w:val="both"/>
+      </w:pPr>
+      <w:r>
+        <w:rPr>
+          <w:rFonts w:ascii="Cambria" w:cs="Cambria" w:eastAsia="Cambria" w:hAnsi="Cambria"/>
+          <w:sz w:val="22"/>
+          <w:szCs w:val="22"/>
+        </w:rPr>
+        <w:t xml:space="preserve">Главная ошибка тут даже не в найме, а в ожиданиях. Вы взяли человека за одно, а спрашиваете другое. Разведите в голове характер и умение, и сразу станет видно, кого учить, кого проверять, кого беречь, а с кем прощаться. С верным не воюют. Верного растят.</w:t>
+      </w:r>
+    </w:p>
+    <w:p>
+      <w:pPr>
+        <w:spacing w:after="120" w:before="240"/>
+        <w:jc w:val="left"/>
+      </w:pPr>
+      <w:r>
+        <w:rPr>
+          <w:rFonts w:ascii="Cambria" w:cs="Cambria" w:eastAsia="Cambria" w:hAnsi="Cambria"/>
+          <w:b/>
+          <w:bCs/>
+          <w:color w:val="808080"/>
+          <w:sz w:val="20"/>
+          <w:szCs w:val="20"/>
+        </w:rPr>
+        <w:t xml:space="preserve">Глава 18</w:t>
+      </w:r>
+    </w:p>
+    <w:p>
+      <w:pPr>
+        <w:pStyle w:val="Heading1"/>
+        <w:spacing w:after="180" w:before="0"/>
+      </w:pPr>
+      <w:r>
+        <w:rPr>
+          <w:rFonts w:ascii="Cambria" w:cs="Cambria" w:eastAsia="Cambria" w:hAnsi="Cambria"/>
+          <w:b/>
+          <w:bCs/>
+          <w:sz w:val="36"/>
+          <w:szCs w:val="36"/>
+        </w:rPr>
+        <w:t xml:space="preserve">Десять вопросов, которые стоит задать кандидату</w:t>
+      </w:r>
+    </w:p>
+    <w:p>
+      <w:pPr>
+        <w:spacing w:after="360" w:before="0"/>
+        <w:jc w:val="left"/>
+      </w:pPr>
+      <w:r>
+        <w:rPr>
+          <w:rFonts w:ascii="Cambria" w:cs="Cambria" w:eastAsia="Cambria" w:hAnsi="Cambria"/>
+          <w:i/>
+          <w:iCs/>
+          <w:color w:val="707070"/>
+          <w:sz w:val="18"/>
+          <w:szCs w:val="18"/>
+        </w:rPr>
+        <w:t xml:space="preserve">Опубликовано в Дзене: </w:t>
+      </w:r>
+      <w:hyperlink w:history="1" r:id="rIds-yuzgqitomowfwgq8fz7">
+        <w:r>
+          <w:rPr>
+            <w:rFonts w:ascii="Cambria" w:cs="Cambria" w:eastAsia="Cambria" w:hAnsi="Cambria"/>
+            <w:i/>
+            <w:iCs/>
+            <w:color w:val="2E5AAC"/>
+            <w:sz w:val="18"/>
+            <w:szCs w:val="18"/>
+            <w:u w:val="single"/>
+          </w:rPr>
+          <w:t xml:space="preserve">dzen.ru/a/ZrDgJFDqqgEMExKM</w:t>
+        </w:r>
+      </w:hyperlink>
+    </w:p>
+    <w:p>
+      <w:pPr>
+        <w:spacing w:after="160" w:line="320"/>
+        <w:jc w:val="both"/>
+      </w:pPr>
+      <w:r>
+        <w:rPr>
+          <w:rFonts w:ascii="Cambria" w:cs="Cambria" w:eastAsia="Cambria" w:hAnsi="Cambria"/>
+          <w:i/>
+          <w:iCs/>
+          <w:sz w:val="22"/>
+          <w:szCs w:val="22"/>
+        </w:rPr>
+        <w:t xml:space="preserve">Обычное собеседование выясняет, что человек знает и где работал. А узнать хочется другое: делал ли он людей вокруг лучше и умеет ли менять мнение. Глава о десяти вопросах, которые бьют точнее анкеты.</w:t>
+      </w:r>
+    </w:p>
+    <w:p>
+      <w:pPr>
+        <w:spacing w:after="160" w:line="320"/>
+        <w:jc w:val="both"/>
+      </w:pPr>
+      <w:r>
+        <w:rPr>
+          <w:rFonts w:ascii="Cambria" w:cs="Cambria" w:eastAsia="Cambria" w:hAnsi="Cambria"/>
+          <w:sz w:val="22"/>
+          <w:szCs w:val="22"/>
+        </w:rPr>
+        <w:t xml:space="preserve">Обычное собеседование крутится вокруг бесполезного: где работал, что знаешь, кем видишь себя через пять лет. Джейсон Фрайд, основатель известного сервиса для управления проектами, предложил десять вопросов получше. Изначально он задаёт их бывшим работодателям кандидата, но в нашей реальности, где прежний начальник про сотрудника говорить не любит, их прекрасно можно задать и самому человеку.</w:t>
+      </w:r>
+    </w:p>
+    <w:p>
+      <w:pPr>
+        <w:pStyle w:val="Heading2"/>
+        <w:spacing w:after="180" w:before="360"/>
+      </w:pPr>
+      <w:r>
+        <w:rPr>
+          <w:rFonts w:ascii="Cambria" w:cs="Cambria" w:eastAsia="Cambria" w:hAnsi="Cambria"/>
+        </w:rPr>
+        <w:t xml:space="preserve">Десять вопросов</w:t>
+      </w:r>
+    </w:p>
+    <w:p>
+      <w:pPr>
+        <w:spacing w:after="160" w:line="320"/>
+        <w:jc w:val="both"/>
+      </w:pPr>
+      <w:r>
+        <w:rPr>
+          <w:rFonts w:ascii="Cambria" w:cs="Cambria" w:eastAsia="Cambria" w:hAnsi="Cambria"/>
+          <w:sz w:val="22"/>
+          <w:szCs w:val="22"/>
+        </w:rPr>
+        <w:t xml:space="preserve">Что в вас могло бы нас удивить? За что вас на прошлом месте недостаточно хвалили? Чего вам не хватило, чтобы добиться там успеха? Сделали ли вы кого-то в той команде лучше, и как именно? Если бы вас там не было, что было бы по-другому? Какое одно своё качество вы бы изменили? Меняли ли вы когда-нибудь своё мнение, как и почему? А менялось ли чьё-то мнение под вашим влиянием? К какому вашему совету не прислушались, хотя стоило бы? И как вы изменились за то время, что там работали?</w:t>
+      </w:r>
+    </w:p>
+    <w:p>
+      <w:pPr>
+        <w:pStyle w:val="Heading2"/>
+        <w:spacing w:after="180" w:before="360"/>
+      </w:pPr>
+      <w:r>
+        <w:rPr>
+          <w:rFonts w:ascii="Cambria" w:cs="Cambria" w:eastAsia="Cambria" w:hAnsi="Cambria"/>
+        </w:rPr>
+        <w:t xml:space="preserve">Почему они бьют точнее</w:t>
+      </w:r>
+    </w:p>
+    <w:p>
+      <w:pPr>
+        <w:spacing w:after="160" w:line="320"/>
+        <w:jc w:val="both"/>
+      </w:pPr>
+      <w:r>
+        <w:rPr>
+          <w:rFonts w:ascii="Cambria" w:cs="Cambria" w:eastAsia="Cambria" w:hAnsi="Cambria"/>
+          <w:sz w:val="22"/>
+          <w:szCs w:val="22"/>
+        </w:rPr>
+        <w:t xml:space="preserve">Заметьте, ни один из этих вопросов не про навыки и не про должность. Они про другое: делает ли человек лучше тех, кто рядом, способен ли признать слабое место без обиды, умеет ли менять мнение и влиять на чужое, растёт ли он вообще. Это и есть то, что вы покупаете на годы вперёд, а не строчку в резюме.</w:t>
+      </w:r>
+    </w:p>
+    <w:p>
+      <w:pPr>
+        <w:spacing w:after="160" w:line="320"/>
+        <w:jc w:val="both"/>
+      </w:pPr>
+      <w:r>
+        <w:rPr>
+          <w:rFonts w:ascii="Cambria" w:cs="Cambria" w:eastAsia="Cambria" w:hAnsi="Cambria"/>
+          <w:sz w:val="22"/>
+          <w:szCs w:val="22"/>
+        </w:rPr>
+        <w:t xml:space="preserve">И слушайте не столько сами ответы, сколько то, как человек на них реагирует. Тот, кто на вопрос про своё слабое качество обиделся или выдал «у меня нет слабых мест», уже всё про себя сказал. А тот, кто честно подумал и ответил конкретно, как раз и есть редкий зрелый кандидат.</w:t>
+      </w:r>
+    </w:p>
+    <w:p>
+      <w:pPr>
+        <w:pStyle w:val="Heading2"/>
+        <w:spacing w:after="180" w:before="360"/>
+      </w:pPr>
+      <w:r>
+        <w:rPr>
+          <w:rFonts w:ascii="Cambria" w:cs="Cambria" w:eastAsia="Cambria" w:hAnsi="Cambria"/>
+        </w:rPr>
+        <w:t xml:space="preserve">Зеркало</w:t>
+      </w:r>
+    </w:p>
+    <w:p>
+      <w:pPr>
+        <w:spacing w:after="160" w:line="320"/>
+        <w:jc w:val="both"/>
+      </w:pPr>
+      <w:r>
+        <w:rPr>
+          <w:rFonts w:ascii="Cambria" w:cs="Cambria" w:eastAsia="Cambria" w:hAnsi="Cambria"/>
+          <w:sz w:val="22"/>
+          <w:szCs w:val="22"/>
+        </w:rPr>
+        <w:t xml:space="preserve">Хорошая новость в том, что эти вопросы работают в обе стороны. Задайте их себе про собственную компанию. За что вы недостаточно хвалите своих? Кого вы сделали лучше? Что изменилось бы, если бы вас не было? Иногда самое полезное собеседование, это то, которое вы проводите с самим собой.</w:t>
+      </w:r>
+    </w:p>
+    <w:p>
+      <w:pPr>
+        <w:spacing w:after="120" w:before="240"/>
+        <w:jc w:val="left"/>
+      </w:pPr>
+      <w:r>
+        <w:rPr>
+          <w:rFonts w:ascii="Cambria" w:cs="Cambria" w:eastAsia="Cambria" w:hAnsi="Cambria"/>
+          <w:b/>
+          <w:bCs/>
+          <w:color w:val="808080"/>
+          <w:sz w:val="20"/>
+          <w:szCs w:val="20"/>
+        </w:rPr>
+        <w:t xml:space="preserve">Глава 19</w:t>
+      </w:r>
+    </w:p>
+    <w:p>
+      <w:pPr>
+        <w:pStyle w:val="Heading1"/>
+        <w:spacing w:after="180" w:before="0"/>
+      </w:pPr>
+      <w:r>
+        <w:rPr>
+          <w:rFonts w:ascii="Cambria" w:cs="Cambria" w:eastAsia="Cambria" w:hAnsi="Cambria"/>
+          <w:b/>
+          <w:bCs/>
+          <w:sz w:val="36"/>
+          <w:szCs w:val="36"/>
+        </w:rPr>
+        <w:t xml:space="preserve">Три кадровых правила, которые все знают и никто не соблюдает</w:t>
+      </w:r>
+    </w:p>
+    <w:p>
+      <w:pPr>
+        <w:spacing w:after="360" w:before="0"/>
+        <w:jc w:val="left"/>
+      </w:pPr>
+      <w:r>
+        <w:rPr>
+          <w:rFonts w:ascii="Cambria" w:cs="Cambria" w:eastAsia="Cambria" w:hAnsi="Cambria"/>
+          <w:i/>
+          <w:iCs/>
+          <w:color w:val="707070"/>
+          <w:sz w:val="18"/>
+          <w:szCs w:val="18"/>
+        </w:rPr>
+        <w:t xml:space="preserve">Опубликовано в Дзене: </w:t>
+      </w:r>
+      <w:hyperlink w:history="1" r:id="rIdeejfichlqdyys0pp8tuqq">
+        <w:r>
+          <w:rPr>
+            <w:rFonts w:ascii="Cambria" w:cs="Cambria" w:eastAsia="Cambria" w:hAnsi="Cambria"/>
+            <w:i/>
+            <w:iCs/>
+            <w:color w:val="2E5AAC"/>
+            <w:sz w:val="18"/>
+            <w:szCs w:val="18"/>
+            <w:u w:val="single"/>
+          </w:rPr>
+          <w:t xml:space="preserve">dzen.ru/a/ZfNd3FN2slyO_-WR</w:t>
+        </w:r>
+      </w:hyperlink>
+    </w:p>
+    <w:p>
+      <w:pPr>
+        <w:spacing w:after="160" w:line="320"/>
+        <w:jc w:val="both"/>
+      </w:pPr>
+      <w:r>
+        <w:rPr>
+          <w:rFonts w:ascii="Cambria" w:cs="Cambria" w:eastAsia="Cambria" w:hAnsi="Cambria"/>
+          <w:i/>
+          <w:iCs/>
+          <w:sz w:val="22"/>
+          <w:szCs w:val="22"/>
+        </w:rPr>
+        <w:t xml:space="preserve">У Джима Коллинза есть три простых правила про людей. Первое соблюдают почти все, второе почти никто, а третье вообще выворачивает наизнанку привычную логику. Глава о том, куда ставить лучших.</w:t>
+      </w:r>
+    </w:p>
+    <w:p>
+      <w:pPr>
+        <w:spacing w:after="160" w:line="320"/>
+        <w:jc w:val="both"/>
+      </w:pPr>
+      <w:r>
+        <w:rPr>
+          <w:rFonts w:ascii="Cambria" w:cs="Cambria" w:eastAsia="Cambria" w:hAnsi="Cambria"/>
+          <w:sz w:val="22"/>
+          <w:szCs w:val="22"/>
+        </w:rPr>
+        <w:t xml:space="preserve">У Джима Коллинза в «От хорошего к великому» есть три кадровых правила. На вид банальные, а на деле почти никем не соблюдаемые. Пройдёмся по ним.</w:t>
+      </w:r>
+    </w:p>
+    <w:p>
+      <w:pPr>
+        <w:pStyle w:val="Heading2"/>
+        <w:spacing w:after="180" w:before="360"/>
+      </w:pPr>
+      <w:r>
+        <w:rPr>
+          <w:rFonts w:ascii="Cambria" w:cs="Cambria" w:eastAsia="Cambria" w:hAnsi="Cambria"/>
+        </w:rPr>
+        <w:t xml:space="preserve">Первое: сомневаешься, не нанимай</w:t>
+      </w:r>
+    </w:p>
+    <w:p>
+      <w:pPr>
+        <w:spacing w:after="160" w:line="320"/>
+        <w:jc w:val="both"/>
+      </w:pPr>
+      <w:r>
+        <w:rPr>
+          <w:rFonts w:ascii="Cambria" w:cs="Cambria" w:eastAsia="Cambria" w:hAnsi="Cambria"/>
+          <w:sz w:val="22"/>
+          <w:szCs w:val="22"/>
+        </w:rPr>
+        <w:t xml:space="preserve">Если сомневаетесь, не нанимайте, продолжайте искать. Это правило худо-бедно знают. Но как же часто берут в расчёте на «вдруг получится», и этот «вдруг» не случается никогда. Просто потом, нарушив второе правило, успевают убедить себя, что рискнуть было нормально.</w:t>
+      </w:r>
+    </w:p>
+    <w:p>
+      <w:pPr>
+        <w:pStyle w:val="Heading2"/>
+        <w:spacing w:after="180" w:before="360"/>
+      </w:pPr>
+      <w:r>
+        <w:rPr>
+          <w:rFonts w:ascii="Cambria" w:cs="Cambria" w:eastAsia="Cambria" w:hAnsi="Cambria"/>
+        </w:rPr>
+        <w:t xml:space="preserve">Второе: пора менять, не тяни</w:t>
+      </w:r>
+    </w:p>
+    <w:p>
+      <w:pPr>
+        <w:spacing w:after="160" w:line="320"/>
+        <w:jc w:val="both"/>
+      </w:pPr>
+      <w:r>
+        <w:rPr>
+          <w:rFonts w:ascii="Cambria" w:cs="Cambria" w:eastAsia="Cambria" w:hAnsi="Cambria"/>
+          <w:sz w:val="22"/>
+          <w:szCs w:val="22"/>
+        </w:rPr>
+        <w:t xml:space="preserve">Если вы знаете, что человека пора менять, не откладывайте. Вот тут и начинается. Сколько ёжиков плачут, колются, но продолжают грызть кактус, надеясь, что он как-нибудь сам превратится в капусту. Вы всё равно расстанетесь. Сделать это раньше выгоднее обоим: и вам, и ему, потому что он не потеряет лишний год не на своём месте.</w:t>
+      </w:r>
+    </w:p>
+    <w:p>
+      <w:pPr>
+        <w:pStyle w:val="Heading2"/>
+        <w:spacing w:after="180" w:before="360"/>
+      </w:pPr>
+      <w:r>
+        <w:rPr>
+          <w:rFonts w:ascii="Cambria" w:cs="Cambria" w:eastAsia="Cambria" w:hAnsi="Cambria"/>
+        </w:rPr>
+        <w:t xml:space="preserve">Третье: лучших на перспективное, а не на пожары</w:t>
+      </w:r>
+    </w:p>
+    <w:p>
+      <w:pPr>
+        <w:spacing w:after="160" w:line="320"/>
+        <w:jc w:val="both"/>
+      </w:pPr>
+      <w:r>
+        <w:rPr>
+          <w:rFonts w:ascii="Cambria" w:cs="Cambria" w:eastAsia="Cambria" w:hAnsi="Cambria"/>
+          <w:sz w:val="22"/>
+          <w:szCs w:val="22"/>
+        </w:rPr>
+        <w:t xml:space="preserve">А третье правило большинство нарушает, даже не понимая, что нарушает. Звучит оно так: ставьте лучших людей на самые перспективные направления, а не на самые большие проблемы. А делают ровно наоборот. Интуиция шепчет: где горит, туда и бросай сильнейших, они потушат. Может, и потушат. Только успех бизнеса определяется не тем, как ловко вы латаете дыры, а тем, как вовремя и сильно вы выстреливаете там, где растёт будущее. Лучшие люди, потраченные на тушение пожаров, это и есть будущее, которое вы не построили.</w:t>
+      </w:r>
+    </w:p>
+    <w:p>
+      <w:pPr>
+        <w:pStyle w:val="Heading2"/>
+        <w:spacing w:after="180" w:before="360"/>
+      </w:pPr>
+      <w:r>
+        <w:rPr>
+          <w:rFonts w:ascii="Cambria" w:cs="Cambria" w:eastAsia="Cambria" w:hAnsi="Cambria"/>
+        </w:rPr>
+        <w:t xml:space="preserve">Зеркало</w:t>
+      </w:r>
+    </w:p>
+    <w:p>
+      <w:pPr>
+        <w:spacing w:after="160" w:line="320"/>
+        <w:jc w:val="both"/>
+      </w:pPr>
+      <w:r>
+        <w:rPr>
+          <w:rFonts w:ascii="Cambria" w:cs="Cambria" w:eastAsia="Cambria" w:hAnsi="Cambria"/>
+          <w:sz w:val="22"/>
+          <w:szCs w:val="22"/>
+        </w:rPr>
+        <w:t xml:space="preserve">Перечитайте эти три правила и честно отметьте, какое нарушаете вы. Первое почти все соблюдают, на втором спотыкается половина, а третье нарушают почти поголовно, потому что оно противоречит здравому смыслу. А здравый смысл в управлении людьми, как мы уже не раз видели в этой книге, советчик так себе.</w:t>
+      </w:r>
+    </w:p>
+    <w:p>
+      <w:pPr>
+        <w:spacing w:after="120" w:before="240"/>
+        <w:jc w:val="left"/>
+      </w:pPr>
+      <w:r>
+        <w:rPr>
+          <w:rFonts w:ascii="Cambria" w:cs="Cambria" w:eastAsia="Cambria" w:hAnsi="Cambria"/>
+          <w:b/>
+          <w:bCs/>
+          <w:color w:val="808080"/>
+          <w:sz w:val="20"/>
+          <w:szCs w:val="20"/>
+        </w:rPr>
+        <w:t xml:space="preserve">Глава 20</w:t>
+      </w:r>
+    </w:p>
+    <w:p>
+      <w:pPr>
+        <w:pStyle w:val="Heading1"/>
+        <w:spacing w:after="180" w:before="0"/>
+      </w:pPr>
+      <w:r>
+        <w:rPr>
+          <w:rFonts w:ascii="Cambria" w:cs="Cambria" w:eastAsia="Cambria" w:hAnsi="Cambria"/>
+          <w:b/>
+          <w:bCs/>
+          <w:sz w:val="36"/>
+          <w:szCs w:val="36"/>
+        </w:rPr>
+        <w:t xml:space="preserve">Как назначить того, в ком сомневаешься</w:t>
+      </w:r>
+    </w:p>
+    <w:p>
+      <w:pPr>
+        <w:spacing w:after="360" w:before="0"/>
+        <w:jc w:val="left"/>
+      </w:pPr>
+      <w:r>
+        <w:rPr>
+          <w:rFonts w:ascii="Cambria" w:cs="Cambria" w:eastAsia="Cambria" w:hAnsi="Cambria"/>
+          <w:i/>
+          <w:iCs/>
+          <w:color w:val="707070"/>
+          <w:sz w:val="18"/>
+          <w:szCs w:val="18"/>
+        </w:rPr>
+        <w:t xml:space="preserve">Опубликовано в Дзене: </w:t>
+      </w:r>
+      <w:hyperlink w:history="1" r:id="rIdftadcn1gevtpi7lcmybhi">
+        <w:r>
+          <w:rPr>
+            <w:rFonts w:ascii="Cambria" w:cs="Cambria" w:eastAsia="Cambria" w:hAnsi="Cambria"/>
+            <w:i/>
+            <w:iCs/>
+            <w:color w:val="2E5AAC"/>
+            <w:sz w:val="18"/>
+            <w:szCs w:val="18"/>
+            <w:u w:val="single"/>
+          </w:rPr>
+          <w:t xml:space="preserve">dzen.ru/a/aNHLRpaXP092GD8N</w:t>
+        </w:r>
+      </w:hyperlink>
+    </w:p>
+    <w:p>
+      <w:pPr>
+        <w:spacing w:after="160" w:line="320"/>
+        <w:jc w:val="both"/>
+      </w:pPr>
+      <w:r>
+        <w:rPr>
+          <w:rFonts w:ascii="Cambria" w:cs="Cambria" w:eastAsia="Cambria" w:hAnsi="Cambria"/>
+          <w:i/>
+          <w:iCs/>
+          <w:sz w:val="22"/>
+          <w:szCs w:val="22"/>
+        </w:rPr>
+        <w:t xml:space="preserve">Вы хотите повысить человека, но что-то смущает. Сказать «я в тебе не уверен» значит испортить старт. Есть приём изящнее, и подсказал его Люсьен Бонапарт. Глава о задании, которое заодно проверяет на зрелость.</w:t>
+      </w:r>
+    </w:p>
+    <w:p>
+      <w:pPr>
+        <w:spacing w:after="160" w:line="320"/>
+        <w:jc w:val="both"/>
+      </w:pPr>
+      <w:r>
+        <w:rPr>
+          <w:rFonts w:ascii="Cambria" w:cs="Cambria" w:eastAsia="Cambria" w:hAnsi="Cambria"/>
+          <w:sz w:val="22"/>
+          <w:szCs w:val="22"/>
+        </w:rPr>
+        <w:t xml:space="preserve">У вас есть человек, которого хочется или нужно повысить, но что-то нет-нет да и кольнёт сомнением. Сказать ему прямо «я в тебе не уверен», значит подорвать его ещё до старта. А есть ход поизящнее, и пришёл он из истории про Люсьена Бонапарта, брата Наполеона.</w:t>
+      </w:r>
+    </w:p>
+    <w:p>
+      <w:pPr>
+        <w:pStyle w:val="Heading2"/>
+        <w:spacing w:after="180" w:before="360"/>
+      </w:pPr>
+      <w:r>
+        <w:rPr>
+          <w:rFonts w:ascii="Cambria" w:cs="Cambria" w:eastAsia="Cambria" w:hAnsi="Cambria"/>
+        </w:rPr>
+        <w:t xml:space="preserve">Урок Люсьена</w:t>
+      </w:r>
+    </w:p>
+    <w:p>
+      <w:pPr>
+        <w:spacing w:after="160" w:line="320"/>
+        <w:jc w:val="both"/>
+      </w:pPr>
+      <w:r>
+        <w:rPr>
+          <w:rFonts w:ascii="Cambria" w:cs="Cambria" w:eastAsia="Cambria" w:hAnsi="Cambria"/>
+          <w:sz w:val="22"/>
+          <w:szCs w:val="22"/>
+        </w:rPr>
+        <w:t xml:space="preserve">Когда Люсьена назначили послом в Испанию, он отлично понимал, что это не столько повышение, сколько почётная ссылка. И с фирменной самоиронией составил список причин, по которым его враги предрекали ему провал на дипломатическом поприще. Прочитав список, он увидел, что он буквально антипод дипломата. А потом взял и засел за скучнейший трактат, библию всех французских послов, от которого его клонило в сон, и подготовился. Он не спорил с критиками. Он принял их правоту и начал латать свои слабые места, реальные и мнимые.</w:t>
+      </w:r>
+    </w:p>
+    <w:p>
+      <w:pPr>
+        <w:pStyle w:val="Heading2"/>
+        <w:spacing w:after="180" w:before="360"/>
+      </w:pPr>
+      <w:r>
+        <w:rPr>
+          <w:rFonts w:ascii="Cambria" w:cs="Cambria" w:eastAsia="Cambria" w:hAnsi="Cambria"/>
+        </w:rPr>
+        <w:t xml:space="preserve">Приём</w:t>
+      </w:r>
+    </w:p>
+    <w:p>
+      <w:pPr>
+        <w:spacing w:after="160" w:line="320"/>
+        <w:jc w:val="both"/>
+      </w:pPr>
+      <w:r>
+        <w:rPr>
+          <w:rFonts w:ascii="Cambria" w:cs="Cambria" w:eastAsia="Cambria" w:hAnsi="Cambria"/>
+          <w:sz w:val="22"/>
+          <w:szCs w:val="22"/>
+        </w:rPr>
+        <w:t xml:space="preserve">Тот же ход и предложите своему кандидату. Скажите честно: «Я думаю о тебе на эту должность. И очень хочу назначить, и сомневаюсь, потянешь ли. Поэтому прошу сделать то же, что сделал Люсьен». И дайте два задания. Первое, антипортрет: пусть составит честный список причин, по которым он может на этой роли провалиться. Что скажут скептики, какие риски он видит сам. Второе, план: к каждому пункту что конкретно он сделает, чтобы этот риск убрать или хотя бы уменьшить.</w:t>
+      </w:r>
+    </w:p>
+    <w:p>
+      <w:pPr>
+        <w:pStyle w:val="Heading2"/>
+        <w:spacing w:after="180" w:before="360"/>
+      </w:pPr>
+      <w:r>
+        <w:rPr>
+          <w:rFonts w:ascii="Cambria" w:cs="Cambria" w:eastAsia="Cambria" w:hAnsi="Cambria"/>
+        </w:rPr>
+        <w:t xml:space="preserve">Как читать ответ</w:t>
+      </w:r>
+    </w:p>
+    <w:p>
+      <w:pPr>
+        <w:spacing w:after="160" w:line="320"/>
+        <w:jc w:val="both"/>
+      </w:pPr>
+      <w:r>
+        <w:rPr>
+          <w:rFonts w:ascii="Cambria" w:cs="Cambria" w:eastAsia="Cambria" w:hAnsi="Cambria"/>
+          <w:sz w:val="22"/>
+          <w:szCs w:val="22"/>
+        </w:rPr>
+        <w:t xml:space="preserve">Само это задание лучшая проверка на зрелость. Плохой знак, если человек обиделся и начал спорить «это неправда, кто вам сказал», или принёс пустую отписку «слабых мест у меня нет, я готов», или план из общих слов «буду стараться, буду больше работать». Хороший знак, если список честный и самокритичный, если человек сосредоточен не на обидах, а на решениях, и если план конкретен: чтобы закрыть вот этот пробел, пройду такой-то курс, найду наставника, в первый месяц сделаю вот это.</w:t>
+      </w:r>
+    </w:p>
+    <w:p>
+      <w:pPr>
+        <w:pStyle w:val="Heading2"/>
+        <w:spacing w:after="180" w:before="360"/>
+      </w:pPr>
+      <w:r>
+        <w:rPr>
+          <w:rFonts w:ascii="Cambria" w:cs="Cambria" w:eastAsia="Cambria" w:hAnsi="Cambria"/>
+        </w:rPr>
+        <w:t xml:space="preserve">Зеркало</w:t>
+      </w:r>
+    </w:p>
+    <w:p>
+      <w:pPr>
+        <w:spacing w:after="160" w:line="320"/>
+        <w:jc w:val="both"/>
+      </w:pPr>
+      <w:r>
+        <w:rPr>
+          <w:rFonts w:ascii="Cambria" w:cs="Cambria" w:eastAsia="Cambria" w:hAnsi="Cambria"/>
+          <w:sz w:val="22"/>
+          <w:szCs w:val="22"/>
+        </w:rPr>
+        <w:t xml:space="preserve">И последнее. По-настоящему зрелый человек держит такой антипортрет и такой план в голове и без вас, всегда. Ваш разговор для него лишь повод произнести их вслух. Так что приём проверяет не только кандидата. Он проверяет, есть ли у человека привычка честно смотреть на свои слабые места, та самая, без которой не вырастает ни один руководитель. В том числе, кстати, и вы.</w:t>
+      </w:r>
+    </w:p>
+    <w:p>
       <w:r>
         <w:br w:type="page"/>
       </w:r>
@@ -4544,7 +5512,7 @@
           <w:sz w:val="20"/>
           <w:szCs w:val="20"/>
         </w:rPr>
-        <w:t xml:space="preserve">Глава 16</w:t>
+        <w:t xml:space="preserve">Глава 21</w:t>
       </w:r>
     </w:p>
     <w:p>
@@ -4579,7 +5547,7 @@
         </w:rPr>
         <w:t xml:space="preserve">Опубликовано в Дзене: </w:t>
       </w:r>
-      <w:hyperlink w:history="1" r:id="rIdolwxjcekf717pabiajqqi">
+      <w:hyperlink w:history="1" r:id="rIdurri-qtkog956x6m1h4cx">
         <w:r>
           <w:rPr>
             <w:rFonts w:ascii="Cambria" w:cs="Cambria" w:eastAsia="Cambria" w:hAnsi="Cambria"/>
@@ -4798,7 +5766,7 @@
           <w:sz w:val="20"/>
           <w:szCs w:val="20"/>
         </w:rPr>
-        <w:t xml:space="preserve">Глава 17</w:t>
+        <w:t xml:space="preserve">Глава 22</w:t>
       </w:r>
     </w:p>
     <w:p>
@@ -4833,7 +5801,7 @@
         </w:rPr>
         <w:t xml:space="preserve">Опубликовано в Дзене: </w:t>
       </w:r>
-      <w:hyperlink w:history="1" r:id="rIdwgatlgorcthx-ca7qnxde">
+      <w:hyperlink w:history="1" r:id="rIdxslsbhburbg7nfkre-dpr">
         <w:r>
           <w:rPr>
             <w:rFonts w:ascii="Cambria" w:cs="Cambria" w:eastAsia="Cambria" w:hAnsi="Cambria"/>
@@ -5012,7 +5980,7 @@
           <w:sz w:val="20"/>
           <w:szCs w:val="20"/>
         </w:rPr>
-        <w:t xml:space="preserve">Глава 18</w:t>
+        <w:t xml:space="preserve">Глава 23</w:t>
       </w:r>
     </w:p>
     <w:p>
@@ -5047,7 +6015,7 @@
         </w:rPr>
         <w:t xml:space="preserve">Опубликовано в Дзене: </w:t>
       </w:r>
-      <w:hyperlink w:history="1" r:id="rId1bpwboo5ujmqlrm6h1uvi">
+      <w:hyperlink w:history="1" r:id="rIdmhcayd99rar0uvlcaqngw">
         <w:r>
           <w:rPr>
             <w:rFonts w:ascii="Cambria" w:cs="Cambria" w:eastAsia="Cambria" w:hAnsi="Cambria"/>
@@ -5198,7 +6166,7 @@
           <w:sz w:val="20"/>
           <w:szCs w:val="20"/>
         </w:rPr>
-        <w:t xml:space="preserve">Глава 19</w:t>
+        <w:t xml:space="preserve">Глава 24</w:t>
       </w:r>
     </w:p>
     <w:p>
@@ -5233,7 +6201,7 @@
         </w:rPr>
         <w:t xml:space="preserve">Опубликовано в Дзене: </w:t>
       </w:r>
-      <w:hyperlink w:history="1" r:id="rIddlvkstmgl5cxinfxe4amb">
+      <w:hyperlink w:history="1" r:id="rIdhxw1ihbbxm4ym3-yfrtdw">
         <w:r>
           <w:rPr>
             <w:rFonts w:ascii="Cambria" w:cs="Cambria" w:eastAsia="Cambria" w:hAnsi="Cambria"/>
@@ -5513,7 +6481,7 @@
           <w:sz w:val="20"/>
           <w:szCs w:val="20"/>
         </w:rPr>
-        <w:t xml:space="preserve">Глава 20</w:t>
+        <w:t xml:space="preserve">Глава 25</w:t>
       </w:r>
     </w:p>
     <w:p>
@@ -5548,7 +6516,7 @@
         </w:rPr>
         <w:t xml:space="preserve">Опубликовано в Дзене: </w:t>
       </w:r>
-      <w:hyperlink w:history="1" r:id="rIdlotkwrqbshybpeqvz738h">
+      <w:hyperlink w:history="1" r:id="rIde80tavfmuxbkbjzxwucgp">
         <w:r>
           <w:rPr>
             <w:rFonts w:ascii="Cambria" w:cs="Cambria" w:eastAsia="Cambria" w:hAnsi="Cambria"/>
@@ -5699,7 +6667,7 @@
           <w:sz w:val="20"/>
           <w:szCs w:val="20"/>
         </w:rPr>
-        <w:t xml:space="preserve">Глава 21</w:t>
+        <w:t xml:space="preserve">Глава 26</w:t>
       </w:r>
     </w:p>
     <w:p>
@@ -5734,7 +6702,7 @@
         </w:rPr>
         <w:t xml:space="preserve">Опубликовано в Дзене: </w:t>
       </w:r>
-      <w:hyperlink w:history="1" r:id="rIdezecgsrqdchuvouymrryr">
+      <w:hyperlink w:history="1" r:id="rId5rte6_9_utrpdgwtbelec">
         <w:r>
           <w:rPr>
             <w:rFonts w:ascii="Cambria" w:cs="Cambria" w:eastAsia="Cambria" w:hAnsi="Cambria"/>
@@ -5897,7 +6865,7 @@
           <w:sz w:val="20"/>
           <w:szCs w:val="20"/>
         </w:rPr>
-        <w:t xml:space="preserve">Глава 22</w:t>
+        <w:t xml:space="preserve">Глава 27</w:t>
       </w:r>
     </w:p>
     <w:p>
@@ -5932,7 +6900,7 @@
         </w:rPr>
         <w:t xml:space="preserve">Опубликовано в Дзене: </w:t>
       </w:r>
-      <w:hyperlink w:history="1" r:id="rIdrv3yd5bbna5ms2-msenyq">
+      <w:hyperlink w:history="1" r:id="rIdhhhhq9sklfoercpsmw1-p">
         <w:r>
           <w:rPr>
             <w:rFonts w:ascii="Cambria" w:cs="Cambria" w:eastAsia="Cambria" w:hAnsi="Cambria"/>
@@ -6083,7 +7051,7 @@
           <w:sz w:val="20"/>
           <w:szCs w:val="20"/>
         </w:rPr>
-        <w:t xml:space="preserve">Глава 23</w:t>
+        <w:t xml:space="preserve">Глава 28</w:t>
       </w:r>
     </w:p>
     <w:p>
@@ -6118,7 +7086,7 @@
         </w:rPr>
         <w:t xml:space="preserve">Опубликовано в Дзене: </w:t>
       </w:r>
-      <w:hyperlink w:history="1" r:id="rIdm7vndzae8igratdvf-ogo">
+      <w:hyperlink w:history="1" r:id="rIdewgdvkkb7dkdd83wmkyfz">
         <w:r>
           <w:rPr>
             <w:rFonts w:ascii="Cambria" w:cs="Cambria" w:eastAsia="Cambria" w:hAnsi="Cambria"/>
